--- a/PBOT BIBLE 2026.docx
+++ b/PBOT BIBLE 2026.docx
@@ -7838,6 +7838,9603 @@
     </w:p>
     <w:p/>
     <w:p/>
+    <w:p>
+      <w:r>
+        <w:br w:type="page"/>
+      </w:r>
+    </w:p>
+    <w:p>
+      <w:r>
+        <w:t>=== APPENDED ARTICLES (JUN 8 - JUN 15) ===</w:t>
+      </w:r>
+    </w:p>
+    <w:p>
+      <w:pPr>
+        <w:pStyle w:val="Normal"/>
+      </w:pPr>
+    </w:p>
+    <w:p>
+      <w:pPr>
+        <w:pStyle w:val="Normal"/>
+      </w:pPr>
+    </w:p>
+    <w:p>
+      <w:pPr>
+        <w:pStyle w:val="Normal"/>
+      </w:pPr>
+    </w:p>
+    <w:p>
+      <w:pPr>
+        <w:pStyle w:val="Normal"/>
+      </w:pPr>
+    </w:p>
+    <w:p>
+      <w:pPr>
+        <w:pStyle w:val="Normal"/>
+      </w:pPr>
+      <w:r>
+        <w:t>Punisher</w:t>
+      </w:r>
+    </w:p>
+    <w:p>
+      <w:pPr>
+        <w:pStyle w:val="Normal"/>
+      </w:pPr>
+    </w:p>
+    <w:p>
+      <w:pPr>
+        <w:pStyle w:val="Normal"/>
+      </w:pPr>
+    </w:p>
+    <w:p>
+      <w:pPr>
+        <w:pStyle w:val="Normal"/>
+      </w:pPr>
+      <w:r>
+        <w:t>@0x_Punisher</w:t>
+      </w:r>
+    </w:p>
+    <w:p>
+      <w:pPr>
+        <w:pStyle w:val="Normal"/>
+      </w:pPr>
+    </w:p>
+    <w:p>
+      <w:pPr>
+        <w:pStyle w:val="Normal"/>
+      </w:pPr>
+      <w:r>
+        <w:t>·</w:t>
+      </w:r>
+    </w:p>
+    <w:p>
+      <w:pPr>
+        <w:pStyle w:val="Normal"/>
+      </w:pPr>
+      <w:r>
+        <w:t>Jun 15</w:t>
+      </w:r>
+    </w:p>
+    <w:p>
+      <w:pPr>
+        <w:pStyle w:val="Normal"/>
+      </w:pPr>
+      <w:r>
+        <w:t>6/7 AI models agree your strategy is a winner. Feels bulletproof, right? But it's confident garbage. Here's why consensus doesn't fix a broken backtest: The setup looks perfect. A swarm of frontier models analyzes the trade, votes and spits out a clean confidence score. 6 out of 7 say go. But voting does not create truth. It just averages whatever the models were handed. So what were they handed? The same broken backtest every AI runs. It looks at your entry price and the resolution price, draws a straight line and calls it a win rate. That's the whole model. No order book depth. No fill probability at your price. No latency and slippage. No adverse selection. Seven models staring at the same fantasy will confidently agree on the same fantasy. Garbage in, consensus garbage out. A vote is not a backtest. It's seven opinions about a number that was already wrong. You don't get real confidence by adding more models. You get it by adding real data. Record the actual book at every tick. Model real fills, real slippage, real latency. Then ask one honest question instead of seven flattering ones. My sweeper bot hit $27k PnL only because of right backtesting and tool. Here's the one i use: &lt;https://polybacktest.com/?r=punisher&gt; It helped me develop my sweeper so now it prints passively. The only thing left for me is just monitoring and updating. Public wallet: &lt;https://polymarket.com/@0x13f0bcec1e2e60ec9acc3bee4d2da2fe9694a50f-1774334442364?via=punisher&gt; The market does not care how many models agreed. It only cares what your order actually hit. Leaving a full guide on how to build your own sweeper bot below.</w:t>
+      </w:r>
+    </w:p>
+    <w:p>
+      <w:pPr>
+        <w:pStyle w:val="Normal"/>
+      </w:pPr>
+    </w:p>
+    <w:p>
+      <w:pPr>
+        <w:pStyle w:val="Normal"/>
+      </w:pPr>
+    </w:p>
+    <w:p>
+      <w:pPr>
+        <w:pStyle w:val="Normal"/>
+      </w:pPr>
+    </w:p>
+    <w:p>
+      <w:pPr>
+        <w:pStyle w:val="Normal"/>
+      </w:pPr>
+    </w:p>
+    <w:p>
+      <w:pPr>
+        <w:pStyle w:val="Normal"/>
+      </w:pPr>
+      <w:r>
+        <w:t>Punisher</w:t>
+      </w:r>
+    </w:p>
+    <w:p>
+      <w:pPr>
+        <w:pStyle w:val="Normal"/>
+      </w:pPr>
+    </w:p>
+    <w:p>
+      <w:pPr>
+        <w:pStyle w:val="Normal"/>
+      </w:pPr>
+    </w:p>
+    <w:p>
+      <w:pPr>
+        <w:pStyle w:val="Normal"/>
+      </w:pPr>
+      <w:r>
+        <w:t>@0x_Punisher</w:t>
+      </w:r>
+    </w:p>
+    <w:p>
+      <w:pPr>
+        <w:pStyle w:val="Normal"/>
+      </w:pPr>
+    </w:p>
+    <w:p>
+      <w:pPr>
+        <w:pStyle w:val="Normal"/>
+      </w:pPr>
+      <w:r>
+        <w:t>·</w:t>
+      </w:r>
+    </w:p>
+    <w:p>
+      <w:pPr>
+        <w:pStyle w:val="Normal"/>
+      </w:pPr>
+      <w:r>
+        <w:t>Jun 16</w:t>
+      </w:r>
+    </w:p>
+    <w:p>
+      <w:pPr>
+        <w:pStyle w:val="Normal"/>
+      </w:pPr>
+      <w:r>
+        <w:t>I made 6 figs on Polymarket bots. And i only used 2 indicators. Hedge funds running cross-platform arbitrage use the exact same 2. Different scale, identical conclusion. Here is what they both landed on: Forget RSI, MACD, EMA, every indicator built from price. They are all just past price, smoothed and rewrapped. One signal wearing five hats and lagging more with each one. The only things that carry real information are the ones that read order flow. The first is OBI. Order book imbalance. It compares the resting volume on the bid side versus the ask side. If buyers have 100,000 contracts stacked and sellers have 1,000, price is mathematically pressured to move up before a single trade prints. I use it as his final go or no-go before entry. The hedge funds compute it across two platforms at once to predict which book moves next. Second is the flow actually hitting that book. The dev calls it CVD, the running total of market buys minus market sells. The funds call it the micro-price, the true value once you weight each side by its volume. Different names, same job. They tell you who is actually being aggressive, not just who is resting an order. OBI shows you the pressure. CVD and micro-price show you whether that pressure is real or bluffing. One reads the standing book. The other reads the live attack on it. Put them together and you know the next move before the chart does. This is exactly what my sweeper bot is doing before executing. Public wallet: &lt;https://polymarket.com/@0x13f0bcec1e2e60ec9acc3bee4d2da2fe9694a50f-1774334442364?via=punisher&gt; The people winning at every level figured out the same thing. Stop staring at the chart. Start reading the book. That's it. Go through a full guide if you wanna deep dive into bot building.</w:t>
+      </w:r>
+    </w:p>
+    <w:p>
+      <w:pPr>
+        <w:pStyle w:val="Normal"/>
+      </w:pPr>
+    </w:p>
+    <w:p>
+      <w:pPr>
+        <w:pStyle w:val="Normal"/>
+      </w:pPr>
+      <w:r>
+        <w:t>Punisher</w:t>
+      </w:r>
+    </w:p>
+    <w:p>
+      <w:pPr>
+        <w:pStyle w:val="Normal"/>
+      </w:pPr>
+    </w:p>
+    <w:p>
+      <w:pPr>
+        <w:pStyle w:val="Normal"/>
+      </w:pPr>
+    </w:p>
+    <w:p>
+      <w:pPr>
+        <w:pStyle w:val="Normal"/>
+      </w:pPr>
+      <w:r>
+        <w:t>@0x_Punisher</w:t>
+      </w:r>
+    </w:p>
+    <w:p>
+      <w:pPr>
+        <w:pStyle w:val="Normal"/>
+      </w:pPr>
+    </w:p>
+    <w:p>
+      <w:pPr>
+        <w:pStyle w:val="Normal"/>
+      </w:pPr>
+      <w:r>
+        <w:t>·</w:t>
+      </w:r>
+    </w:p>
+    <w:p>
+      <w:pPr>
+        <w:pStyle w:val="Normal"/>
+      </w:pPr>
+      <w:r>
+        <w:t>Jun 16</w:t>
+      </w:r>
+    </w:p>
+    <w:p>
+      <w:pPr>
+        <w:pStyle w:val="Normal"/>
+      </w:pPr>
+      <w:r>
+        <w:t>All you need to make $40,000 per month: &gt; $100 to start &gt; Claude subscription ($20) &gt; 2 indicators (CVD + OBI) That's it. Well, add my FREE article here. Now that's it.</w:t>
+      </w:r>
+    </w:p>
+    <w:p>
+      <w:pPr>
+        <w:pStyle w:val="Normal"/>
+      </w:pPr>
+    </w:p>
+    <w:p>
+      <w:pPr>
+        <w:pStyle w:val="Normal"/>
+      </w:pPr>
+      <w:r>
+        <w:br/>
+        <w:t>Punisher</w:t>
+      </w:r>
+    </w:p>
+    <w:p>
+      <w:pPr>
+        <w:pStyle w:val="Normal"/>
+      </w:pPr>
+    </w:p>
+    <w:p>
+      <w:pPr>
+        <w:pStyle w:val="Normal"/>
+      </w:pPr>
+    </w:p>
+    <w:p>
+      <w:pPr>
+        <w:pStyle w:val="Normal"/>
+      </w:pPr>
+      <w:r>
+        <w:t>@0x_Punisher</w:t>
+      </w:r>
+    </w:p>
+    <w:p>
+      <w:pPr>
+        <w:pStyle w:val="Normal"/>
+      </w:pPr>
+    </w:p>
+    <w:p>
+      <w:pPr>
+        <w:pStyle w:val="Normal"/>
+      </w:pPr>
+      <w:r>
+        <w:t>·</w:t>
+      </w:r>
+    </w:p>
+    <w:p>
+      <w:pPr>
+        <w:pStyle w:val="Normal"/>
+      </w:pPr>
+      <w:r>
+        <w:t>Jun 17</w:t>
+      </w:r>
+    </w:p>
+    <w:p>
+      <w:pPr>
+        <w:pStyle w:val="Normal"/>
+      </w:pPr>
+      <w:r>
+        <w:t>I BUILT FEAR &amp; GREED INDEX FOR POLYMARKET Here's how it works and why it prints: The idea is dead simple. One number that shows how fast the entire market is repricing reality rn. Quiet world, the number sleeps low. News breaks, fifty markets lurch at once, it spikes red. Right now it reads 12. EXTREME FEAR. Down 8 in 24h. Here's the engine under it: &gt; pulls live prices on every market from Polymarket &gt; snapshots the whole board every minute &gt; measures how far each probability moved over 1h, 4h, 24h &gt; averages all that motion into ONE score &gt; scales it 0 to 100 so you read it in a glance A market drifting 1% a day barely moves the needle. The board convulsing 15% in ten minutes? It screams. And here's the part that matters. A high reading is NOT a prediction. It's a flashing light that says the crowd is losing its head right now. And panic overshoots. EVERY time. The index doesn't tell you what to trade. It tells you WHEN to look. The exact window the overreaction is live and the fade is just sitting there waiting. I split it by category too. &gt; politics &gt; crypto &gt; geopolitics &gt; sports So you see if the fear is everywhere or stuck in one corner. Right now politics is bleeding at 78% extreme fear while sports sits in greed. That tells you exactly where to hunt. One line on why it's useful: it turns "i think the crowd is overreacting" into a number you can actually watch. No more guessing if a move is real or just noise. Speed is the tell. The index shows you the speed. Built it scrappy on a weekend so it's a bit ugly but it works. If you trade prediction markets, this is the screen you keep open.</w:t>
+      </w:r>
+    </w:p>
+    <w:p>
+      <w:pPr>
+        <w:pStyle w:val="Normal"/>
+      </w:pPr>
+    </w:p>
+    <w:p>
+      <w:pPr>
+        <w:pStyle w:val="Normal"/>
+      </w:pPr>
+    </w:p>
+    <w:p>
+      <w:pPr>
+        <w:pStyle w:val="Normal"/>
+      </w:pPr>
+    </w:p>
+    <w:p>
+      <w:pPr>
+        <w:pStyle w:val="Normal"/>
+      </w:pPr>
+    </w:p>
+    <w:p>
+      <w:pPr>
+        <w:pStyle w:val="Normal"/>
+      </w:pPr>
+      <w:r>
+        <w:t>Punisher</w:t>
+      </w:r>
+    </w:p>
+    <w:p>
+      <w:pPr>
+        <w:pStyle w:val="Normal"/>
+      </w:pPr>
+    </w:p>
+    <w:p>
+      <w:pPr>
+        <w:pStyle w:val="Normal"/>
+      </w:pPr>
+    </w:p>
+    <w:p>
+      <w:pPr>
+        <w:pStyle w:val="Normal"/>
+      </w:pPr>
+      <w:r>
+        <w:t>@0x_Punisher</w:t>
+      </w:r>
+    </w:p>
+    <w:p>
+      <w:pPr>
+        <w:pStyle w:val="Normal"/>
+      </w:pPr>
+    </w:p>
+    <w:p>
+      <w:pPr>
+        <w:pStyle w:val="Normal"/>
+      </w:pPr>
+      <w:r>
+        <w:t>·</w:t>
+      </w:r>
+    </w:p>
+    <w:p>
+      <w:pPr>
+        <w:pStyle w:val="Normal"/>
+      </w:pPr>
+      <w:r>
+        <w:t>Jun 17</w:t>
+      </w:r>
+    </w:p>
+    <w:p>
+      <w:pPr>
+        <w:pStyle w:val="Normal"/>
+      </w:pPr>
+      <w:r>
+        <w:t>YOUR BOT HAS A 70% WIN RATE AND IS STILL LOSING MONEY. This is more common than you think and the reason is always the same. Most people treat win rate like it's the only number that matters. It's not even close to the full picture. Here's the math nobody is putting together clearly: EV = (p × b) − (1 − p) P is your win probability, b is your payout multiplier. At a 70c entry your payout multiplier is roughly 0.43. That means even at 70% win rate your EV is basically zero. (0.70 × 0.43) − 0.30 = 0.001 You are grinding for fractions of a cent per trade while thinking you have an edge. Now look at what happens when you fix the entry price. Same 70% win rate, entry drops to 50c, payout multiplier jumps to 1.0. (0.70 × 1.0) − 0.30 = 0.40 EV per dollar. Same signal. Same win rate. Completely different business. This is why I keep saying win rate and entry price are one calculation not two. Your AI backtest never runs this math because it only looks at whether you won or lost. It does not care what you paid to enter. The fix is not finding a higher win rate signal, it almost never is. The fix is finding why your high win rate entries keep appearing at prices that make them unprofitable. That upstream reason is your real signal. Dig one layer deeper and build around that instead. I broke down the entry price math before and I broke down DCA before. But without understanding EV you are optimizing the wrong thing entirely. This logic is the only reason how my bot is sitting at $154k PnL. Public wallet: [https://polymarket.com/@pbot-6?via=punisher] Run this formula on your last 100 live trades before you change a single line of signal logic. The answer is probably already there.</w:t>
+      </w:r>
+    </w:p>
+    <w:p>
+      <w:pPr>
+        <w:pStyle w:val="Normal"/>
+      </w:pPr>
+    </w:p>
+    <w:p>
+      <w:pPr>
+        <w:pStyle w:val="Normal"/>
+      </w:pPr>
+    </w:p>
+    <w:p>
+      <w:pPr>
+        <w:pStyle w:val="Normal"/>
+      </w:pPr>
+    </w:p>
+    <w:p>
+      <w:pPr>
+        <w:pStyle w:val="Normal"/>
+      </w:pPr>
+    </w:p>
+    <w:p>
+      <w:pPr>
+        <w:pStyle w:val="Normal"/>
+      </w:pPr>
+      <w:r>
+        <w:t>Punisher</w:t>
+      </w:r>
+    </w:p>
+    <w:p>
+      <w:pPr>
+        <w:pStyle w:val="Normal"/>
+      </w:pPr>
+    </w:p>
+    <w:p>
+      <w:pPr>
+        <w:pStyle w:val="Normal"/>
+      </w:pPr>
+    </w:p>
+    <w:p>
+      <w:pPr>
+        <w:pStyle w:val="Normal"/>
+      </w:pPr>
+      <w:r>
+        <w:t>@0x_Punisher</w:t>
+      </w:r>
+    </w:p>
+    <w:p>
+      <w:pPr>
+        <w:pStyle w:val="Normal"/>
+      </w:pPr>
+    </w:p>
+    <w:p>
+      <w:pPr>
+        <w:pStyle w:val="Normal"/>
+      </w:pPr>
+      <w:r>
+        <w:t>·</w:t>
+      </w:r>
+    </w:p>
+    <w:p>
+      <w:pPr>
+        <w:pStyle w:val="Normal"/>
+      </w:pPr>
+      <w:r>
+        <w:t>Jun 18</w:t>
+      </w:r>
+    </w:p>
+    <w:p>
+      <w:pPr>
+        <w:pStyle w:val="Normal"/>
+      </w:pPr>
+      <w:r>
+        <w:t>READ THIS BEFORE BUILDING A BOT Your signal matters less than you think. Your execution matters WAY more. I built 1,000+ bots already and this is my manifest. My sweeper bot example: &lt;https://polymarket.com/@0x13f0bcec1e2e60ec9acc3bee4d2da2fe9694a50f-1774334442364?via=punisher&gt; An edge with clean execution beats a great edge placed sloppily. Here's the checklist that decides it: Most people obsess over the signal and treat the order itself as an afterthought. That's backwards. Fix these before you touch your strategy again: &gt; Rest passive GTC limits, never market orders. Because GTC pays no fees and can earn rebates while market orders bleed the spread. &gt; Place on the best bid and never chase Because chasing a moving price hands back the exact edge you were capturing. &gt; Cancel and loop until filled Re-posting at the new bid instead of ever marketing in. &gt; Cancel all open orders before opening a new position Or stale orders become trades you never meant to hold. &gt; Hold to expiration when the plan is to hold Also don't bail out of nerves unless the exit is a rule you tested. &gt; Run it 24/7 with auto-restart Because every fill that lands while your bot is down is money gone. &gt; Size in shares first, then derive the dollars Because dollars-first creates rounding errors that wreck your risk math. That's the whole list. Not one item is a signal. All of it decides whether your signal ever gets a clean fill. Fix the execution first cause the edge comes after. Full guide on how to build a profitable bot based on my public examples are quoted below. Enjoy while it's still public.</w:t>
+      </w:r>
+    </w:p>
+    <w:p>
+      <w:pPr>
+        <w:pStyle w:val="Normal"/>
+      </w:pPr>
+    </w:p>
+    <w:p>
+      <w:pPr>
+        <w:pStyle w:val="Normal"/>
+      </w:pPr>
+      <w:r>
+        <w:t>Punisher</w:t>
+      </w:r>
+    </w:p>
+    <w:p>
+      <w:pPr>
+        <w:pStyle w:val="Normal"/>
+      </w:pPr>
+    </w:p>
+    <w:p>
+      <w:pPr>
+        <w:pStyle w:val="Normal"/>
+      </w:pPr>
+    </w:p>
+    <w:p>
+      <w:pPr>
+        <w:pStyle w:val="Normal"/>
+      </w:pPr>
+      <w:r>
+        <w:t>@0x_Punisher</w:t>
+      </w:r>
+    </w:p>
+    <w:p>
+      <w:pPr>
+        <w:pStyle w:val="Normal"/>
+      </w:pPr>
+    </w:p>
+    <w:p>
+      <w:pPr>
+        <w:pStyle w:val="Normal"/>
+      </w:pPr>
+      <w:r>
+        <w:t>·</w:t>
+      </w:r>
+    </w:p>
+    <w:p>
+      <w:pPr>
+        <w:pStyle w:val="Normal"/>
+      </w:pPr>
+      <w:r>
+        <w:t>Jun 18</w:t>
+      </w:r>
+    </w:p>
+    <w:p>
+      <w:pPr>
+        <w:pStyle w:val="Normal"/>
+      </w:pPr>
+      <w:r>
+        <w:t>I'm gonna be honest about why i'm here. There's too much slop in my feed lately: &gt; Fake wallets &gt; Photoshopped PnL &gt; Guys with 100k followers who couldn't explain a FIFO queue I got scammed by three of them when i was starting out. Paid for "alpha" that was just recycled garbage dressed up in a nice thread format. Lost money. Lost time. Lost weeks rebuilding what their bad advice broke. So i made a decision. Everything i know goes on this page, for free, with my actual wallets attached so you can verify every single claim i make. Not because i'm a saint. Because i'm angry and this is what i can do about it. If one person reads this instead of buying some guru's bot access, that's enough. That's the whole point. - Best regards, Punisher.</w:t>
+      </w:r>
+    </w:p>
+    <w:p>
+      <w:pPr>
+        <w:pStyle w:val="Normal"/>
+      </w:pPr>
+    </w:p>
+    <w:p>
+      <w:pPr>
+        <w:pStyle w:val="Normal"/>
+      </w:pPr>
+      <w:r>
+        <w:t>Punisher</w:t>
+      </w:r>
+    </w:p>
+    <w:p>
+      <w:pPr>
+        <w:pStyle w:val="Normal"/>
+      </w:pPr>
+    </w:p>
+    <w:p>
+      <w:pPr>
+        <w:pStyle w:val="Normal"/>
+      </w:pPr>
+    </w:p>
+    <w:p>
+      <w:pPr>
+        <w:pStyle w:val="Normal"/>
+      </w:pPr>
+      <w:r>
+        <w:t>@0x_Punisher</w:t>
+      </w:r>
+    </w:p>
+    <w:p>
+      <w:pPr>
+        <w:pStyle w:val="Normal"/>
+      </w:pPr>
+    </w:p>
+    <w:p>
+      <w:pPr>
+        <w:pStyle w:val="Normal"/>
+      </w:pPr>
+      <w:r>
+        <w:t>·</w:t>
+      </w:r>
+    </w:p>
+    <w:p>
+      <w:pPr>
+        <w:pStyle w:val="Normal"/>
+      </w:pPr>
+      <w:r>
+        <w:t>Jun 19</w:t>
+      </w:r>
+    </w:p>
+    <w:p>
+      <w:pPr>
+        <w:pStyle w:val="Normal"/>
+      </w:pPr>
+      <w:r>
+        <w:t>READ THIS BEFORE YOU VIBECODE A POLYMARKET BOT AI will build your bot in 20 minutes. Then it will quietly kill it in 4 specific ways. Here's how to use it right so it ONLY helps you: &gt; Betrayal 1 - the backtest lie AI backtesting ignores order book depth, latency, adverse selection and every other bot competing for your fill. 74% win rate becomes 52% in live trading, every single time. Never use AI to backtest anything with mid-window logic, stops or GTC bids. &gt; Betrayal 2 - non-determinism Same input, different output. An LLM gives you a slightly different answer every time it runs. A trading bot must be deterministic - same input must always produce exactly the same output. Fix: force all config and state into TOML files. Kills drift, makes your bot debuggable, and stops AI from quietly changing behaviour between sessions. &gt; Betrayal 3 - complexity creep AI loves adding layers. Hedging logic, 6 signals, cross-window rebalancing, exception handlers for exceptions. Every layer is another thing that breaks in live trading. If your bot has more than 2 signals you got tricked into complexity. Strip it back. &gt; Betrayal 4 - it can't write your edge AI can write websockets, parsers, order submission, logging. It cannot write the thing that actually makes money - the entry logic, the regime filter, the timing gate. That part is yours and it has to stay yours. Use AI for the plumbing. Keep it away from the edge. i built 1,200+ bots doing this wrong before i figured it out. Now i am sitting at $30k PnL on my sweeper. Public wallet: &lt;https://polymarket.com/@0x13f0bcec1e2e60ec9acc3bee4d2da2fe9694a50f-1774334442364?via=punisher&gt; AI is the fastest way to build a bot and the fastest way to blow up your account if you let it touch the wrong parts. Now you know which parts those are.</w:t>
+      </w:r>
+    </w:p>
+    <w:p>
+      <w:pPr>
+        <w:pStyle w:val="Normal"/>
+      </w:pPr>
+    </w:p>
+    <w:p>
+      <w:pPr>
+        <w:pStyle w:val="Normal"/>
+      </w:pPr>
+    </w:p>
+    <w:p>
+      <w:pPr>
+        <w:pStyle w:val="Normal"/>
+      </w:pPr>
+    </w:p>
+    <w:p>
+      <w:pPr>
+        <w:pStyle w:val="Normal"/>
+      </w:pPr>
+    </w:p>
+    <w:p>
+      <w:pPr>
+        <w:pStyle w:val="Normal"/>
+      </w:pPr>
+      <w:r>
+        <w:t>Punisher</w:t>
+      </w:r>
+    </w:p>
+    <w:p>
+      <w:pPr>
+        <w:pStyle w:val="Normal"/>
+      </w:pPr>
+    </w:p>
+    <w:p>
+      <w:pPr>
+        <w:pStyle w:val="Normal"/>
+      </w:pPr>
+    </w:p>
+    <w:p>
+      <w:pPr>
+        <w:pStyle w:val="Normal"/>
+      </w:pPr>
+      <w:r>
+        <w:t>@0x_Punisher</w:t>
+      </w:r>
+    </w:p>
+    <w:p>
+      <w:pPr>
+        <w:pStyle w:val="Normal"/>
+      </w:pPr>
+    </w:p>
+    <w:p>
+      <w:pPr>
+        <w:pStyle w:val="Normal"/>
+      </w:pPr>
+      <w:r>
+        <w:t>·</w:t>
+      </w:r>
+    </w:p>
+    <w:p>
+      <w:pPr>
+        <w:pStyle w:val="Normal"/>
+      </w:pPr>
+      <w:r>
+        <w:t>Jun 20</w:t>
+      </w:r>
+    </w:p>
+    <w:p>
+      <w:pPr>
+        <w:pStyle w:val="Normal"/>
+      </w:pPr>
+      <w:r>
+        <w:t>Your bot wins 70% of the time. And it's STILL bleeding. I had the same problem. Now my public bot is sitting at $29k PnL. My profile: &lt;https://polymarket.com/@0x13f0bcec1e2e60ec9acc3bee4d2da2fe9694a50f-1774334442364?via=punisher&gt; You don't have a strategy problem cause it's a math problem NOBODY explains. Here's the fix most devs never find: Win rate means nothing without entry price. Enter at 65c on a market that resolves at $1 and you need to win more than 65% just to break even. Win 70% and you're pocketing 5c a trade before fees. That's not a bot that prints, that's a bot that slowly bleeds. The gurus tell you to filter for lower prices. That doesn't work either, because cheaper entries are usually cheaper for a reason - the market thinks they're less likely to win. You can't force your way to a better number without a better edge underneath. The real fix is DCA. Don't fire your whole size at once. Split the entry into chunks and add more if the price drifts your way. Your first chunk at 60c, more at 55c, more at 50c. Now your average entry is 55c and your break-even drops with it. Same signal, same win rate, the math just works. The key is you only DCA into winners, not losers. If price drifts away from your thesis, you stop adding and take the small loss. Capital preservation beats trying to average down a broken trade every single time. i built 1,200+ bots and this one change saved more of them than any signal tweak ever did. Win rate is just half the equation. Entry price is the other half, and DCA is how you control it.</w:t>
+      </w:r>
+    </w:p>
+    <w:p>
+      <w:pPr>
+        <w:pStyle w:val="Normal"/>
+      </w:pPr>
+    </w:p>
+    <w:p>
+      <w:pPr>
+        <w:pStyle w:val="Normal"/>
+      </w:pPr>
+    </w:p>
+    <w:p>
+      <w:pPr>
+        <w:pStyle w:val="Normal"/>
+      </w:pPr>
+    </w:p>
+    <w:p>
+      <w:pPr>
+        <w:pStyle w:val="Normal"/>
+      </w:pPr>
+    </w:p>
+    <w:p>
+      <w:pPr>
+        <w:pStyle w:val="Normal"/>
+      </w:pPr>
+      <w:r>
+        <w:t>Punisher</w:t>
+      </w:r>
+    </w:p>
+    <w:p>
+      <w:pPr>
+        <w:pStyle w:val="Normal"/>
+      </w:pPr>
+    </w:p>
+    <w:p>
+      <w:pPr>
+        <w:pStyle w:val="Normal"/>
+      </w:pPr>
+    </w:p>
+    <w:p>
+      <w:pPr>
+        <w:pStyle w:val="Normal"/>
+      </w:pPr>
+      <w:r>
+        <w:t>@0x_Punisher</w:t>
+      </w:r>
+    </w:p>
+    <w:p>
+      <w:pPr>
+        <w:pStyle w:val="Normal"/>
+      </w:pPr>
+    </w:p>
+    <w:p>
+      <w:pPr>
+        <w:pStyle w:val="Normal"/>
+      </w:pPr>
+      <w:r>
+        <w:t>·</w:t>
+      </w:r>
+    </w:p>
+    <w:p>
+      <w:pPr>
+        <w:pStyle w:val="Normal"/>
+      </w:pPr>
+      <w:r>
+        <w:t>Jun 20</w:t>
+      </w:r>
+    </w:p>
+    <w:p>
+      <w:pPr>
+        <w:pStyle w:val="Normal"/>
+      </w:pPr>
+      <w:r>
+        <w:t>ONE TIP WILL FIX YOUR BOT Imagine this: Your bot prints Monday to Friday and bleeds Saturday and Sunday. Or the exact opposite. Either way you PROBABLY have no idea why, right? The fix is one if statement. Here's the regime problem most devs never run: Markets on Polymarket don't behave the same all week. Weekdays you get structured flow: Traders at desks, bots with real infrastructure, people reacting to news. Trends follow through more cleanly, mean reversion takes longer. Weekend you get casual money, phones, bored volume with no conviction behind it. Price spikes and snaps back faster, nothing trends for long. The same signal that gave you 63% win rate Monday drops to 44% Saturday. That's not a broken bot. That's a regime mismatch. And the 3-fold backtest you should be running proves it every time. My bot was negative before i fixed this, now it's sitting at $28k PnL. My public wallet: &lt;https://polymarket.com/@0x13f0bcec1e2e60ec9acc3bee4d2da2fe9694a50f-1774334442364?via=punisher&gt; Split your results into 3 time slices. Train on 2, test on the last, then rotate. If your numbers only hold on one slice, you have a regime problem not a strategy problem. The fix is simple. On weekdays run your directional logic as usual. On weekends either flip the bias to mean reversion or skip those days completely. i have bots that literally invert their direction logic on weekends and print on both sides of the week. Same idea, different mode, profitable full week. Check your days before you change anything else. One if statement is worth more than a week of signal tweaking.</w:t>
+      </w:r>
+    </w:p>
+    <w:p>
+      <w:pPr>
+        <w:pStyle w:val="Normal"/>
+      </w:pPr>
+    </w:p>
+    <w:p>
+      <w:pPr>
+        <w:pStyle w:val="Normal"/>
+      </w:pPr>
+      <w:r>
+        <w:t>@0x_Punisher</w:t>
+      </w:r>
+    </w:p>
+    <w:p>
+      <w:pPr>
+        <w:pStyle w:val="Normal"/>
+      </w:pPr>
+    </w:p>
+    <w:p>
+      <w:pPr>
+        <w:pStyle w:val="Normal"/>
+      </w:pPr>
+    </w:p>
+    <w:p>
+      <w:pPr>
+        <w:pStyle w:val="Normal"/>
+      </w:pPr>
+    </w:p>
+    <w:p>
+      <w:pPr>
+        <w:pStyle w:val="Normal"/>
+      </w:pPr>
+      <w:r>
+        <w:t>10 strategies of Polymarket leaderboard traders (and bots)</w:t>
+      </w:r>
+    </w:p>
+    <w:p>
+      <w:pPr>
+        <w:pStyle w:val="Normal"/>
+      </w:pPr>
+      <w:r>
+        <w:t>I've traced thousands of profitable wallets over the years in real time.</w:t>
+      </w:r>
+    </w:p>
+    <w:p>
+      <w:pPr>
+        <w:pStyle w:val="Normal"/>
+      </w:pPr>
+      <w:r>
+        <w:t>Back then I was trying to understand the logic behind their sofsts to create my own.</w:t>
+      </w:r>
+    </w:p>
+    <w:p>
+      <w:pPr>
+        <w:pStyle w:val="Normal"/>
+      </w:pPr>
+      <w:r>
+        <w:t xml:space="preserve">Now my bots are sitting on </w:t>
+      </w:r>
+    </w:p>
+    <w:p>
+      <w:pPr>
+        <w:pStyle w:val="Normal"/>
+      </w:pPr>
+      <w:r>
+        <w:t>$100k+</w:t>
+      </w:r>
+    </w:p>
+    <w:p>
+      <w:pPr>
+        <w:pStyle w:val="Normal"/>
+      </w:pPr>
+      <w:r>
+        <w:t>of clean profit.</w:t>
+      </w:r>
+    </w:p>
+    <w:p>
+      <w:pPr>
+        <w:pStyle w:val="Normal"/>
+      </w:pPr>
+    </w:p>
+    <w:p>
+      <w:pPr>
+        <w:pStyle w:val="Normal"/>
+      </w:pPr>
+    </w:p>
+    <w:p>
+      <w:pPr>
+        <w:pStyle w:val="Normal"/>
+      </w:pPr>
+      <w:r>
+        <w:t>And here's the truth:</w:t>
+      </w:r>
+    </w:p>
+    <w:p>
+      <w:pPr>
+        <w:pStyle w:val="Normal"/>
+      </w:pPr>
+      <w:r>
+        <w:t>Every single leaderboard trader falls into one of ten buckets.</w:t>
+      </w:r>
+    </w:p>
+    <w:p>
+      <w:pPr>
+        <w:pStyle w:val="Normal"/>
+      </w:pPr>
+      <w:r>
+        <w:t>There is not one exception.</w:t>
+      </w:r>
+    </w:p>
+    <w:p>
+      <w:pPr>
+        <w:pStyle w:val="Normal"/>
+      </w:pPr>
+      <w:r>
+        <w:t>And here's the part the copy-bot sellers will never tell you:</w:t>
+      </w:r>
+    </w:p>
+    <w:p>
+      <w:pPr>
+        <w:pStyle w:val="Normal"/>
+      </w:pPr>
+      <w:r>
+        <w:t>Almost NONE of them can be copied.</w:t>
+      </w:r>
+    </w:p>
+    <w:p>
+      <w:pPr>
+        <w:pStyle w:val="Normal"/>
+      </w:pPr>
+      <w:r>
+        <w:t>By the end of this you'll know exactly how each strategy makes money, and whether you have any real chance of riding along.</w:t>
+      </w:r>
+    </w:p>
+    <w:p>
+      <w:pPr>
+        <w:pStyle w:val="Normal"/>
+      </w:pPr>
+      <w:r>
+        <w:t>Spoiler: only two of the ten are genuinely copyable, and one of those will eventually blow up on you.</w:t>
+      </w:r>
+    </w:p>
+    <w:p>
+      <w:pPr>
+        <w:pStyle w:val="Normal"/>
+      </w:pPr>
+      <w:r>
+        <w:t>Most KOLs sell you a copy bot and a dream.</w:t>
+      </w:r>
+    </w:p>
+    <w:p>
+      <w:pPr>
+        <w:pStyle w:val="Normal"/>
+      </w:pPr>
+      <w:r>
+        <w:t>I'm going to show you why most of what you see is a trap and where the two real openings actually are.</w:t>
+      </w:r>
+    </w:p>
+    <w:p>
+      <w:pPr>
+        <w:pStyle w:val="Normal"/>
+      </w:pPr>
+      <w:r>
+        <w:t>Latency-arb bots</w:t>
+      </w:r>
+    </w:p>
+    <w:p>
+      <w:pPr>
+        <w:pStyle w:val="Normal"/>
+      </w:pPr>
+      <w:r>
+        <w:t>These win by seeing the future a second early.</w:t>
+      </w:r>
+    </w:p>
+    <w:p>
+      <w:pPr>
+        <w:pStyle w:val="Normal"/>
+      </w:pPr>
+      <w:r>
+        <w:t>Binance leads the Polymarket CLOB by about a second, so a bot watching real Binance feed knows roughly how a crypto window resolves before the market does.</w:t>
+      </w:r>
+    </w:p>
+    <w:p>
+      <w:pPr>
+        <w:pStyle w:val="Normal"/>
+      </w:pPr>
+      <w:r>
+        <w:t>The same trick runs on sports, where third-party feeds beat the platform by many seconds.</w:t>
+      </w:r>
+    </w:p>
+    <w:p>
+      <w:pPr>
+        <w:pStyle w:val="Normal"/>
+      </w:pPr>
+      <w:r>
+        <w:t>They fire in the right direction, or cancel and hedge, with a head start nobody else has.</w:t>
+      </w:r>
+    </w:p>
+    <w:p>
+      <w:pPr>
+        <w:pStyle w:val="Normal"/>
+      </w:pPr>
+    </w:p>
+    <w:p>
+      <w:pPr>
+        <w:pStyle w:val="Normal"/>
+      </w:pPr>
+    </w:p>
+    <w:p>
+      <w:pPr>
+        <w:pStyle w:val="Normal"/>
+      </w:pPr>
+      <w:r>
+        <w:t>Example: &lt;</w:t>
+      </w:r>
+    </w:p>
+    <w:p>
+      <w:pPr>
+        <w:pStyle w:val="Normal"/>
+      </w:pPr>
+      <w:r>
+        <w:t>https://polymarket.com/@0x8dxd?via=punisher</w:t>
+      </w:r>
+    </w:p>
+    <w:p>
+      <w:pPr>
+        <w:pStyle w:val="Normal"/>
+      </w:pPr>
+      <w:r>
+        <w:t>&gt;</w:t>
+      </w:r>
+    </w:p>
+    <w:p>
+      <w:pPr>
+        <w:pStyle w:val="Normal"/>
+      </w:pPr>
+      <w:r>
+        <w:t>&gt; Can you copy it: NO.</w:t>
+      </w:r>
+    </w:p>
+    <w:p>
+      <w:pPr>
+        <w:pStyle w:val="Normal"/>
+      </w:pPr>
+      <w:r>
+        <w:t>The edge is a feed and an infrastructure setup you do not have, measured in milliseconds and paid subscriptions.</w:t>
+      </w:r>
+    </w:p>
+    <w:p>
+      <w:pPr>
+        <w:pStyle w:val="Normal"/>
+      </w:pPr>
+      <w:r>
+        <w:t>Copying the output of a latency bot, seconds late, just turns you into its exit liquidity.</w:t>
+      </w:r>
+    </w:p>
+    <w:p>
+      <w:pPr>
+        <w:pStyle w:val="Normal"/>
+      </w:pPr>
+      <w:r>
+        <w:t>Sweeper bots</w:t>
+      </w:r>
+    </w:p>
+    <w:p>
+      <w:pPr>
+        <w:pStyle w:val="Normal"/>
+      </w:pPr>
+      <w:r>
+        <w:t>These wait until an outcome is basically decided, then harvest the mistakes.</w:t>
+      </w:r>
+    </w:p>
+    <w:p>
+      <w:pPr>
+        <w:pStyle w:val="Normal"/>
+      </w:pPr>
+      <w:r>
+        <w:t>A sweeper rests a bid right up near 99c on the side that's already going to win.</w:t>
+      </w:r>
+    </w:p>
+    <w:p>
+      <w:pPr>
+        <w:pStyle w:val="Normal"/>
+      </w:pPr>
+      <w:r>
+        <w:t>When a panic seller, a blind exit bot, or a misclick hits the book, the sweeper buys their share for a near-certain dollar.</w:t>
+      </w:r>
+    </w:p>
+    <w:p>
+      <w:pPr>
+        <w:pStyle w:val="Normal"/>
+      </w:pPr>
+      <w:r>
+        <w:t>Bonding is the same move on repeat all day: buy the sure outcome at 99c, again and again, locking the last cent.</w:t>
+      </w:r>
+    </w:p>
+    <w:p>
+      <w:pPr>
+        <w:pStyle w:val="Normal"/>
+      </w:pPr>
+    </w:p>
+    <w:p>
+      <w:pPr>
+        <w:pStyle w:val="Normal"/>
+      </w:pPr>
+    </w:p>
+    <w:p>
+      <w:pPr>
+        <w:pStyle w:val="Normal"/>
+      </w:pPr>
+      <w:r>
+        <w:t>Take my own sweeper bot as example: &lt;</w:t>
+      </w:r>
+    </w:p>
+    <w:p>
+      <w:pPr>
+        <w:pStyle w:val="Normal"/>
+      </w:pPr>
+      <w:r>
+        <w:t>https://polymarket.com/@0x13f0bcec1e2e60ec9acc3bee4d2da2fe9694a50f-1774334442364?via=punisher</w:t>
+      </w:r>
+    </w:p>
+    <w:p>
+      <w:pPr>
+        <w:pStyle w:val="Normal"/>
+      </w:pPr>
+      <w:r>
+        <w:t>&gt;</w:t>
+      </w:r>
+    </w:p>
+    <w:p>
+      <w:pPr>
+        <w:pStyle w:val="Normal"/>
+      </w:pPr>
+      <w:r>
+        <w:t>&gt; Can you copy it: NO.</w:t>
+      </w:r>
+    </w:p>
+    <w:p>
+      <w:pPr>
+        <w:pStyle w:val="Normal"/>
+      </w:pPr>
+      <w:r>
+        <w:t>This is pure queue position, nothing else.</w:t>
+      </w:r>
+    </w:p>
+    <w:p>
+      <w:pPr>
+        <w:pStyle w:val="Normal"/>
+      </w:pPr>
+      <w:r>
+        <w:t>By the time the sweep shows up on chain for you to see, it already happened 2 to 4 seconds ago, and the crumbs are gone.</w:t>
+      </w:r>
+    </w:p>
+    <w:p>
+      <w:pPr>
+        <w:pStyle w:val="Normal"/>
+      </w:pPr>
+      <w:r>
+        <w:t>You'd be racing the exact bot you're trying to copy, several seconds behind it.</w:t>
+      </w:r>
+    </w:p>
+    <w:p>
+      <w:pPr>
+        <w:pStyle w:val="Normal"/>
+      </w:pPr>
+      <w:r>
+        <w:t>News arb bots</w:t>
+      </w:r>
+    </w:p>
+    <w:p>
+      <w:pPr>
+        <w:pStyle w:val="Normal"/>
+      </w:pPr>
+      <w:r>
+        <w:t>These trade markets that resolve on a scheduled number, like inflation, jobs, or rate decisions.</w:t>
+      </w:r>
+    </w:p>
+    <w:p>
+      <w:pPr>
+        <w:pStyle w:val="Normal"/>
+      </w:pPr>
+      <w:r>
+        <w:t>The instant the real number drops, the winning side is worth $1, but the book is still full of shares at the old, uncertain price.</w:t>
+      </w:r>
+    </w:p>
+    <w:p>
+      <w:pPr>
+        <w:pStyle w:val="Normal"/>
+      </w:pPr>
+      <w:r>
+        <w:t>The bot reads the number at the source and grabs those mispriced shares before the market reprices.</w:t>
+      </w:r>
+    </w:p>
+    <w:p>
+      <w:pPr>
+        <w:pStyle w:val="Normal"/>
+      </w:pPr>
+      <w:r>
+        <w:t>Example: &lt;</w:t>
+      </w:r>
+    </w:p>
+    <w:p>
+      <w:pPr>
+        <w:pStyle w:val="Normal"/>
+      </w:pPr>
+      <w:r>
+        <w:t>https://polymarket.com/@shamrockc?via=punisher</w:t>
+      </w:r>
+    </w:p>
+    <w:p>
+      <w:pPr>
+        <w:pStyle w:val="Normal"/>
+      </w:pPr>
+      <w:r>
+        <w:t>&gt;</w:t>
+      </w:r>
+    </w:p>
+    <w:p>
+      <w:pPr>
+        <w:pStyle w:val="Normal"/>
+      </w:pPr>
+      <w:r>
+        <w:t>&gt; Can you copy it: NO, but you can build your own.</w:t>
+      </w:r>
+    </w:p>
+    <w:p>
+      <w:pPr>
+        <w:pStyle w:val="Normal"/>
+      </w:pPr>
+      <w:r>
+        <w:t>@0xSurferX</w:t>
+      </w:r>
+    </w:p>
+    <w:p>
+      <w:pPr>
+        <w:pStyle w:val="Normal"/>
+      </w:pPr>
+      <w:r>
+        <w:t>is the first dev who build such bot and uploaded a full guide on how to build the same one across CT.</w:t>
+      </w:r>
+    </w:p>
+    <w:p>
+      <w:pPr>
+        <w:pStyle w:val="Normal"/>
+      </w:pPr>
+    </w:p>
+    <w:p>
+      <w:pPr>
+        <w:pStyle w:val="Normal"/>
+      </w:pPr>
+    </w:p>
+    <w:p>
+      <w:pPr>
+        <w:pStyle w:val="Normal"/>
+      </w:pPr>
+      <w:r>
+        <w:t xml:space="preserve">Blockchain Surfer </w:t>
+      </w:r>
+    </w:p>
+    <w:p>
+      <w:pPr>
+        <w:pStyle w:val="Normal"/>
+      </w:pPr>
+      <w:r>
+        <w:t>@0xSurferX</w:t>
+      </w:r>
+    </w:p>
+    <w:p>
+      <w:pPr>
+        <w:pStyle w:val="Normal"/>
+      </w:pPr>
+      <w:r>
+        <w:t>·</w:t>
+      </w:r>
+    </w:p>
+    <w:p>
+      <w:pPr>
+        <w:pStyle w:val="Normal"/>
+      </w:pPr>
+      <w:r>
+        <w:t>Jun 20</w:t>
+      </w:r>
+    </w:p>
+    <w:p>
+      <w:pPr>
+        <w:pStyle w:val="Normal"/>
+      </w:pPr>
+      <w:r>
+        <w:t>My news trading bot made $4.2k profit already. As soon as new unemployment stats hit, this number will multiply. Yesterday I dropped a full guide on how to set up such bot. Most of you will keep scrolling... If you missed it, leaving a full article attached below.</w:t>
+      </w:r>
+    </w:p>
+    <w:p>
+      <w:pPr>
+        <w:pStyle w:val="Normal"/>
+      </w:pPr>
+    </w:p>
+    <w:p>
+      <w:pPr>
+        <w:pStyle w:val="Normal"/>
+      </w:pPr>
+    </w:p>
+    <w:p>
+      <w:pPr>
+        <w:pStyle w:val="Normal"/>
+      </w:pPr>
+      <w:r>
+        <w:t>Quote</w:t>
+      </w:r>
+    </w:p>
+    <w:p>
+      <w:pPr>
+        <w:pStyle w:val="Normal"/>
+      </w:pPr>
+      <w:r>
+        <w:t xml:space="preserve">Blockchain Surfer </w:t>
+      </w:r>
+    </w:p>
+    <w:p>
+      <w:pPr>
+        <w:pStyle w:val="Normal"/>
+      </w:pPr>
+      <w:r>
+        <w:t>@0xSurferX</w:t>
+      </w:r>
+    </w:p>
+    <w:p>
+      <w:pPr>
+        <w:pStyle w:val="Normal"/>
+      </w:pPr>
+      <w:r>
+        <w:t>·</w:t>
+      </w:r>
+    </w:p>
+    <w:p>
+      <w:pPr>
+        <w:pStyle w:val="Normal"/>
+      </w:pPr>
+      <w:r>
+        <w:t>Jun 19</w:t>
+      </w:r>
+    </w:p>
+    <w:p>
+      <w:pPr>
+        <w:pStyle w:val="Normal"/>
+      </w:pPr>
+      <w:r>
+        <w:t>I built the 1st bot that trades news automatically (exact build behind my public wallet)</w:t>
+      </w:r>
+    </w:p>
+    <w:p>
+      <w:pPr>
+        <w:pStyle w:val="Normal"/>
+      </w:pPr>
+      <w:r>
+        <w:t>Before anything, here's the actual wallet this guide is about. Public wallet: https://polymarket.com/@shamrockc?via=surfer (shoutout to One Piece fans btw, IYKYK) That's my news-reading bot, public and traceable, so...</w:t>
+      </w:r>
+    </w:p>
+    <w:p>
+      <w:pPr>
+        <w:pStyle w:val="Normal"/>
+      </w:pPr>
+      <w:r>
+        <w:t>The fast money clears most of the prize within the first 30 seconds, so copying a trade that's already a few seconds old gets you nothing.</w:t>
+      </w:r>
+    </w:p>
+    <w:p>
+      <w:pPr>
+        <w:pStyle w:val="Normal"/>
+      </w:pPr>
+      <w:r>
+        <w:t>The good news is you don't need to copy it.</w:t>
+      </w:r>
+    </w:p>
+    <w:p>
+      <w:pPr>
+        <w:pStyle w:val="Normal"/>
+      </w:pPr>
+      <w:r>
+        <w:t>The release schedule is public, the mechanic is simple, and the slower markets stay mispriced for several seconds.</w:t>
+      </w:r>
+    </w:p>
+    <w:p>
+      <w:pPr>
+        <w:pStyle w:val="Normal"/>
+      </w:pPr>
+      <w:r>
+        <w:t>Build your own news reader instead of chasing theirs.</w:t>
+      </w:r>
+    </w:p>
+    <w:p>
+      <w:pPr>
+        <w:pStyle w:val="Normal"/>
+      </w:pPr>
+      <w:r>
+        <w:t>Market maker / ladder bots</w:t>
+      </w:r>
+    </w:p>
+    <w:p>
+      <w:pPr>
+        <w:pStyle w:val="Normal"/>
+      </w:pPr>
+      <w:r>
+        <w:t>This is most of the giant-PnL wallets you see, the ones with thousands of trades and prices all over the place.</w:t>
+      </w:r>
+    </w:p>
+    <w:p>
+      <w:pPr>
+        <w:pStyle w:val="Normal"/>
+      </w:pPr>
+      <w:r>
+        <w:t>Before the window opens, the bot bids every single price level in 1c steps, both up and down.</w:t>
+      </w:r>
+    </w:p>
+    <w:p>
+      <w:pPr>
+        <w:pStyle w:val="Normal"/>
+      </w:pPr>
+      <w:r>
+        <w:t>As fills come in, it instantly reposts, providing liquidity the whole time.</w:t>
+      </w:r>
+    </w:p>
+    <w:p>
+      <w:pPr>
+        <w:pStyle w:val="Normal"/>
+      </w:pPr>
+      <w:r>
+        <w:t>Then it uses merge: any up and down pair can be merged back into $1 at any moment.</w:t>
+      </w:r>
+    </w:p>
+    <w:p>
+      <w:pPr>
+        <w:pStyle w:val="Normal"/>
+      </w:pPr>
+      <w:r>
+        <w:t>Because price drifts as the window runs, the bot naturally accumulates more winning shares than losing ones, and it merges the losers out for a couple cents each.</w:t>
+      </w:r>
+    </w:p>
+    <w:p>
+      <w:pPr>
+        <w:pStyle w:val="Normal"/>
+      </w:pPr>
+      <w:r>
+        <w:t>At the close it's holding thousands of winners bought between 50c and 99c and almost no losers, netting roughly 30c a share.</w:t>
+      </w:r>
+    </w:p>
+    <w:p>
+      <w:pPr>
+        <w:pStyle w:val="Normal"/>
+      </w:pPr>
+    </w:p>
+    <w:p>
+      <w:pPr>
+        <w:pStyle w:val="Normal"/>
+      </w:pPr>
+    </w:p>
+    <w:p>
+      <w:pPr>
+        <w:pStyle w:val="Normal"/>
+      </w:pPr>
+      <w:r>
+        <w:t>Example: &lt;</w:t>
+      </w:r>
+    </w:p>
+    <w:p>
+      <w:pPr>
+        <w:pStyle w:val="Normal"/>
+      </w:pPr>
+      <w:r>
+        <w:t>https://polymarket.com/@0xda8f19a077db26a7c640bd5055e0a750665f83d9-1770433515940?via=punisher</w:t>
+      </w:r>
+    </w:p>
+    <w:p>
+      <w:pPr>
+        <w:pStyle w:val="Normal"/>
+      </w:pPr>
+      <w:r>
+        <w:t>&gt;</w:t>
+      </w:r>
+    </w:p>
+    <w:p>
+      <w:pPr>
+        <w:pStyle w:val="Normal"/>
+      </w:pPr>
+      <w:r>
+        <w:t>&gt; Can you copy it: NO.</w:t>
+      </w:r>
+    </w:p>
+    <w:p>
+      <w:pPr>
+        <w:pStyle w:val="Normal"/>
+      </w:pPr>
+      <w:r>
+        <w:t>Fills are first in, first out, and these bots place their entire ladder microseconds after the window opens 24 hours early.</w:t>
+      </w:r>
+    </w:p>
+    <w:p>
+      <w:pPr>
+        <w:pStyle w:val="Normal"/>
+      </w:pPr>
+      <w:r>
+        <w:t>You are never getting that queue position.</w:t>
+      </w:r>
+    </w:p>
+    <w:p>
+      <w:pPr>
+        <w:pStyle w:val="Normal"/>
+      </w:pPr>
+      <w:r>
+        <w:t>On top of that, it costs around $1000 a window just to test, you wait 24 hours per test, and there is no way to backtest it.</w:t>
+      </w:r>
+    </w:p>
+    <w:p>
+      <w:pPr>
+        <w:pStyle w:val="Normal"/>
+      </w:pPr>
+      <w:r>
+        <w:t>This is a capital, latency and queue juggling act run by full-time pros, not a trade you clone.</w:t>
+      </w:r>
+    </w:p>
+    <w:p>
+      <w:pPr>
+        <w:pStyle w:val="Normal"/>
+      </w:pPr>
+      <w:r>
+        <w:t>Cross platform sport arb</w:t>
+      </w:r>
+    </w:p>
+    <w:p>
+      <w:pPr>
+        <w:pStyle w:val="Normal"/>
+      </w:pPr>
+      <w:r>
+        <w:t>This is the secret behind those "whales" trading what looks like a million on a single game.</w:t>
+      </w:r>
+    </w:p>
+    <w:p>
+      <w:pPr>
+        <w:pStyle w:val="Normal"/>
+      </w:pPr>
+      <w:r>
+        <w:t>They aren't gambling.</w:t>
+      </w:r>
+    </w:p>
+    <w:p>
+      <w:pPr>
+        <w:pStyle w:val="Normal"/>
+      </w:pPr>
+      <w:r>
+        <w:t>They buy one side here at, say, 54c, and bet the other side on a different platform like a sportsbook.</w:t>
+      </w:r>
+    </w:p>
+    <w:p>
+      <w:pPr>
+        <w:pStyle w:val="Normal"/>
+      </w:pPr>
+      <w:r>
+        <w:t>Two bets combined cost under a dollar, so they make money no matter who wins.</w:t>
+      </w:r>
+    </w:p>
+    <w:p>
+      <w:pPr>
+        <w:pStyle w:val="Normal"/>
+      </w:pPr>
+    </w:p>
+    <w:p>
+      <w:pPr>
+        <w:pStyle w:val="Normal"/>
+      </w:pPr>
+    </w:p>
+    <w:p>
+      <w:pPr>
+        <w:pStyle w:val="Normal"/>
+      </w:pPr>
+      <w:r>
+        <w:t>Punisher</w:t>
+      </w:r>
+    </w:p>
+    <w:p>
+      <w:pPr>
+        <w:pStyle w:val="Normal"/>
+      </w:pPr>
+      <w:r>
+        <w:t>@0x_Punisher</w:t>
+      </w:r>
+    </w:p>
+    <w:p>
+      <w:pPr>
+        <w:pStyle w:val="Normal"/>
+      </w:pPr>
+      <w:r>
+        <w:t>·</w:t>
+      </w:r>
+    </w:p>
+    <w:p>
+      <w:pPr>
+        <w:pStyle w:val="Normal"/>
+      </w:pPr>
+      <w:r>
+        <w:t>Apr 17</w:t>
+      </w:r>
+    </w:p>
+    <w:p>
+      <w:pPr>
+        <w:pStyle w:val="Normal"/>
+      </w:pPr>
+      <w:r>
+        <w:t>FOR PREDICTION MARKETS ARB I’ve been digging into MEV recently. But not the usual AMMs or liquidation games. While tracking Polymarket and Kalshi, something stood out: Polymarket reacts almost instantly. Kalshi often lags behind by a few seconds. That tiny delay is where</w:t>
+      </w:r>
+    </w:p>
+    <w:p>
+      <w:pPr>
+        <w:pStyle w:val="Normal"/>
+      </w:pPr>
+      <w:r>
+        <w:t>Show more</w:t>
+      </w:r>
+    </w:p>
+    <w:p>
+      <w:pPr>
+        <w:pStyle w:val="Normal"/>
+      </w:pPr>
+    </w:p>
+    <w:p>
+      <w:pPr>
+        <w:pStyle w:val="Normal"/>
+      </w:pPr>
+    </w:p>
+    <w:p>
+      <w:pPr>
+        <w:pStyle w:val="Normal"/>
+      </w:pPr>
+      <w:r>
+        <w:t>This is also why you see accounts sitting on millions in losses - that's just one leg of a hedged pair that happened to land on the losing side.</w:t>
+      </w:r>
+    </w:p>
+    <w:p>
+      <w:pPr>
+        <w:pStyle w:val="Normal"/>
+      </w:pPr>
+      <w:r>
+        <w:t>&gt; Can you copy it: NO.</w:t>
+      </w:r>
+    </w:p>
+    <w:p>
+      <w:pPr>
+        <w:pStyle w:val="Normal"/>
+      </w:pPr>
+      <w:r>
+        <w:t>You only ever see one leg of the trade.</w:t>
+      </w:r>
+    </w:p>
+    <w:p>
+      <w:pPr>
+        <w:pStyle w:val="Normal"/>
+      </w:pPr>
+      <w:r>
+        <w:t>Copy it and you're taking a naked directional bet that was never meant to be naked, while the pro sits hedged and safe across two platforms.</w:t>
+      </w:r>
+    </w:p>
+    <w:p>
+      <w:pPr>
+        <w:pStyle w:val="Normal"/>
+      </w:pPr>
+      <w:r>
+        <w:t>Insider wallets</w:t>
+      </w:r>
+    </w:p>
+    <w:p>
+      <w:pPr>
+        <w:pStyle w:val="Normal"/>
+      </w:pPr>
+      <w:r>
+        <w:t>Now one of the two that actually work.</w:t>
+      </w:r>
+    </w:p>
+    <w:p>
+      <w:pPr>
+        <w:pStyle w:val="Normal"/>
+      </w:pPr>
+      <w:r>
+        <w:t>You ignore crypto, weather and anything decided by a number nobody knows yet.</w:t>
+      </w:r>
+    </w:p>
+    <w:p>
+      <w:pPr>
+        <w:pStyle w:val="Normal"/>
+      </w:pPr>
+      <w:r>
+        <w:t>You watch for a fresh wallet dropping big size on an oddly specific question:</w:t>
+      </w:r>
+    </w:p>
+    <w:p>
+      <w:pPr>
+        <w:pStyle w:val="Normal"/>
+      </w:pPr>
+      <w:r>
+        <w:t>"Will X happen by Friday," "Will Y step down this month."</w:t>
+      </w:r>
+    </w:p>
+    <w:p>
+      <w:pPr>
+        <w:pStyle w:val="Normal"/>
+      </w:pPr>
+      <w:r>
+        <w:t>Those are often people who know something the rest of us don't.</w:t>
+      </w:r>
+    </w:p>
+    <w:p>
+      <w:pPr>
+        <w:pStyle w:val="Normal"/>
+      </w:pPr>
+      <w:r>
+        <w:t>Guessing that someone is an insider and riding along behind them is perfectly legal.</w:t>
+      </w:r>
+    </w:p>
+    <w:p>
+      <w:pPr>
+        <w:pStyle w:val="Normal"/>
+      </w:pPr>
+    </w:p>
+    <w:p>
+      <w:pPr>
+        <w:pStyle w:val="Normal"/>
+      </w:pPr>
+    </w:p>
+    <w:p>
+      <w:pPr>
+        <w:pStyle w:val="Normal"/>
+      </w:pPr>
+      <w:r>
+        <w:t>Punisher</w:t>
+      </w:r>
+    </w:p>
+    <w:p>
+      <w:pPr>
+        <w:pStyle w:val="Normal"/>
+      </w:pPr>
+      <w:r>
+        <w:t>@0x_Punisher</w:t>
+      </w:r>
+    </w:p>
+    <w:p>
+      <w:pPr>
+        <w:pStyle w:val="Normal"/>
+      </w:pPr>
+      <w:r>
+        <w:t>·</w:t>
+      </w:r>
+    </w:p>
+    <w:p>
+      <w:pPr>
+        <w:pStyle w:val="Normal"/>
+      </w:pPr>
+      <w:r>
+        <w:t>Apr 25</w:t>
+      </w:r>
+    </w:p>
+    <w:p>
+      <w:pPr>
+        <w:pStyle w:val="Normal"/>
+      </w:pPr>
+      <w:r>
+        <w:t>I keep saying this and it keeps being right. Every token launch has insider wallets moving on Polymarket before anyone else knows. Found another one today and the window is still open. Here is the opportunity and why it keeps printing: Every TGE follows the same pattern</w:t>
+      </w:r>
+    </w:p>
+    <w:p>
+      <w:pPr>
+        <w:pStyle w:val="Normal"/>
+      </w:pPr>
+      <w:r>
+        <w:t>Show more</w:t>
+      </w:r>
+    </w:p>
+    <w:p>
+      <w:pPr>
+        <w:pStyle w:val="Normal"/>
+      </w:pPr>
+    </w:p>
+    <w:p>
+      <w:pPr>
+        <w:pStyle w:val="Normal"/>
+      </w:pPr>
+    </w:p>
+    <w:p>
+      <w:pPr>
+        <w:pStyle w:val="Normal"/>
+      </w:pPr>
+      <w:r>
+        <w:t>&gt; Can you copy it: YES.</w:t>
+      </w:r>
+    </w:p>
+    <w:p>
+      <w:pPr>
+        <w:pStyle w:val="Normal"/>
+      </w:pPr>
+      <w:r>
+        <w:t>This is the cleanest copyable signal on the platform.</w:t>
+      </w:r>
+    </w:p>
+    <w:p>
+      <w:pPr>
+        <w:pStyle w:val="Normal"/>
+      </w:pPr>
+      <w:r>
+        <w:t>It's rare, maybe a couple a week, but the hit rate is brutally in your favor.</w:t>
+      </w:r>
+    </w:p>
+    <w:p>
+      <w:pPr>
+        <w:pStyle w:val="Normal"/>
+      </w:pPr>
+      <w:r>
+        <w:t>Filter out the habitual big bettors and the unknowable markets, then look hard at what's left.</w:t>
+      </w:r>
+    </w:p>
+    <w:p>
+      <w:pPr>
+        <w:pStyle w:val="Normal"/>
+      </w:pPr>
+      <w:r>
+        <w:t>Liquidity manufacturing</w:t>
+      </w:r>
+    </w:p>
+    <w:p>
+      <w:pPr>
+        <w:pStyle w:val="Normal"/>
+      </w:pPr>
+      <w:r>
+        <w:t>This isn't a wallet to follow, it's a technique the good ones use to enter when the book is empty.</w:t>
+      </w:r>
+    </w:p>
+    <w:p>
+      <w:pPr>
+        <w:pStyle w:val="Normal"/>
+      </w:pPr>
+      <w:r>
+        <w:t>Two moves.</w:t>
+      </w:r>
+    </w:p>
+    <w:p>
+      <w:pPr>
+        <w:pStyle w:val="Normal"/>
+      </w:pPr>
+      <w:r>
+        <w:t>Naked sells: you don't need to own a share to sell it, and buying one side is the same as selling the other.</w:t>
+      </w:r>
+    </w:p>
+    <w:p>
+      <w:pPr>
+        <w:pStyle w:val="Normal"/>
+      </w:pPr>
+      <w:r>
+        <w:t>So if your side is empty but the opposite side has depth, you sell the opposite.</w:t>
+      </w:r>
+    </w:p>
+    <w:p>
+      <w:pPr>
+        <w:pStyle w:val="Normal"/>
+      </w:pPr>
+      <w:r>
+        <w:t>Split shares: you can split $1 into one up and one down share, list the side you don't want, and if it fills you're left holding the side you wanted at your target price, manufactured from nothing.</w:t>
+      </w:r>
+    </w:p>
+    <w:p>
+      <w:pPr>
+        <w:pStyle w:val="Normal"/>
+      </w:pPr>
+    </w:p>
+    <w:p>
+      <w:pPr>
+        <w:pStyle w:val="Normal"/>
+      </w:pPr>
+    </w:p>
+    <w:p>
+      <w:pPr>
+        <w:pStyle w:val="Normal"/>
+      </w:pPr>
+      <w:r>
+        <w:t>&gt; Can you copy it: it's not a copy target, it's a tool.</w:t>
+      </w:r>
+    </w:p>
+    <w:p>
+      <w:pPr>
+        <w:pStyle w:val="Normal"/>
+      </w:pPr>
+      <w:r>
+        <w:t>You don't follow this wallet, you build the technique into your own bot so empty books stop killing your entries.</w:t>
+      </w:r>
+    </w:p>
+    <w:p>
+      <w:pPr>
+        <w:pStyle w:val="Normal"/>
+      </w:pPr>
+      <w:r>
+        <w:t>Pre-window accumulation</w:t>
+      </w:r>
+    </w:p>
+    <w:p>
+      <w:pPr>
+        <w:pStyle w:val="Normal"/>
+      </w:pPr>
+      <w:r>
+        <w:t>Every window, including 5-minute crypto, opens 24 hours before it officially starts.</w:t>
+      </w:r>
+    </w:p>
+    <w:p>
+      <w:pPr>
+        <w:pStyle w:val="Normal"/>
+      </w:pPr>
+      <w:r>
+        <w:t>Prices begin near 50/50 and drift toward the number you see at open.</w:t>
+      </w:r>
+    </w:p>
+    <w:p>
+      <w:pPr>
+        <w:pStyle w:val="Normal"/>
+      </w:pPr>
+      <w:r>
+        <w:t>Smart money quietly accumulates during that drift, getting in at better prices than anyone trading at open, then simply holds.</w:t>
+      </w:r>
+    </w:p>
+    <w:p>
+      <w:pPr>
+        <w:pStyle w:val="Normal"/>
+      </w:pPr>
+    </w:p>
+    <w:p>
+      <w:pPr>
+        <w:pStyle w:val="Normal"/>
+      </w:pPr>
+    </w:p>
+    <w:p>
+      <w:pPr>
+        <w:pStyle w:val="Normal"/>
+      </w:pPr>
+      <w:r>
+        <w:t>&gt; Can you copy it: mostly not</w:t>
+      </w:r>
+    </w:p>
+    <w:p>
+      <w:pPr>
+        <w:pStyle w:val="Normal"/>
+      </w:pPr>
+      <w:r>
+        <w:t>The positions are visible, but by the time you copy, the good early price is long gone and you're buying the drifted one.</w:t>
+      </w:r>
+    </w:p>
+    <w:p>
+      <w:pPr>
+        <w:pStyle w:val="Normal"/>
+      </w:pPr>
+      <w:r>
+        <w:t>The concept, though, you can run yourself.</w:t>
+      </w:r>
+    </w:p>
+    <w:p>
+      <w:pPr>
+        <w:pStyle w:val="Normal"/>
+      </w:pPr>
+      <w:r>
+        <w:t>Just start accumulating earlier than the crowd instead of trying to ride someone else's entry.</w:t>
+      </w:r>
+    </w:p>
+    <w:p>
+      <w:pPr>
+        <w:pStyle w:val="Normal"/>
+      </w:pPr>
+      <w:r>
+        <w:t>Post-window cleanup</w:t>
+      </w:r>
+    </w:p>
+    <w:p>
+      <w:pPr>
+        <w:pStyle w:val="Normal"/>
+      </w:pPr>
+      <w:r>
+        <w:t>After a window closes, the market isn't empty, it's full of crumbs.</w:t>
+      </w:r>
+    </w:p>
+    <w:p>
+      <w:pPr>
+        <w:pStyle w:val="Normal"/>
+      </w:pPr>
+      <w:r>
+        <w:t>Panic sellers, stale orders, leftover 99c bids, people who want instant liquidity instead of waiting for settlement.</w:t>
+      </w:r>
+    </w:p>
+    <w:p>
+      <w:pPr>
+        <w:pStyle w:val="Normal"/>
+      </w:pPr>
+      <w:r>
+        <w:t>A cleanup bot sits there and scoops those decided-outcome shares for almost free.</w:t>
+      </w:r>
+    </w:p>
+    <w:p>
+      <w:pPr>
+        <w:pStyle w:val="Normal"/>
+      </w:pPr>
+    </w:p>
+    <w:p>
+      <w:pPr>
+        <w:pStyle w:val="Normal"/>
+      </w:pPr>
+    </w:p>
+    <w:p>
+      <w:pPr>
+        <w:pStyle w:val="Normal"/>
+      </w:pPr>
+      <w:r>
+        <w:t>Example wallet: &lt;</w:t>
+      </w:r>
+    </w:p>
+    <w:p>
+      <w:pPr>
+        <w:pStyle w:val="Normal"/>
+      </w:pPr>
+      <w:r>
+        <w:t>https://polymarket.com/@033033033?via=punisher</w:t>
+      </w:r>
+    </w:p>
+    <w:p>
+      <w:pPr>
+        <w:pStyle w:val="Normal"/>
+      </w:pPr>
+      <w:r>
+        <w:t>&gt;</w:t>
+      </w:r>
+    </w:p>
+    <w:p>
+      <w:pPr>
+        <w:pStyle w:val="Normal"/>
+      </w:pPr>
+      <w:r>
+        <w:t>&gt; Can you copy it: NO.</w:t>
+      </w:r>
+    </w:p>
+    <w:p>
+      <w:pPr>
+        <w:pStyle w:val="Normal"/>
+      </w:pPr>
+      <w:r>
+        <w:t>Same problem as the sweeper - it's a pure speed and queue game, and you see it far too late to join.</w:t>
+      </w:r>
+    </w:p>
+    <w:p>
+      <w:pPr>
+        <w:pStyle w:val="Normal"/>
+      </w:pPr>
+      <w:r>
+        <w:t>This is the "zero risk" activity you notice on accounts with thousands of 99c bids, and it's already taken by the time it's visible to you.</w:t>
+      </w:r>
+    </w:p>
+    <w:p>
+      <w:pPr>
+        <w:pStyle w:val="Normal"/>
+      </w:pPr>
+      <w:r>
+        <w:t>Manual conviction human</w:t>
+      </w:r>
+    </w:p>
+    <w:p>
+      <w:pPr>
+        <w:pStyle w:val="Normal"/>
+      </w:pPr>
+      <w:r>
+        <w:t>The rarest wallet of all, and the other one you can actually follow and copy trade.</w:t>
+      </w:r>
+    </w:p>
+    <w:p>
+      <w:pPr>
+        <w:pStyle w:val="Normal"/>
+      </w:pPr>
+      <w:r>
+        <w:t>A real person with a genuine edge, usually years in trading or deep judgment in one niche.</w:t>
+      </w:r>
+    </w:p>
+    <w:p>
+      <w:pPr>
+        <w:pStyle w:val="Normal"/>
+      </w:pPr>
+      <w:r>
+        <w:t>No bots, no spam, no hundred trades a day.</w:t>
+      </w:r>
+    </w:p>
+    <w:p>
+      <w:pPr>
+        <w:pStyle w:val="Normal"/>
+      </w:pPr>
+      <w:r>
+        <w:t>Just selective, high-conviction entries where they actually know something, treating the platform like a sportsbook, not a casino.</w:t>
+      </w:r>
+    </w:p>
+    <w:p>
+      <w:pPr>
+        <w:pStyle w:val="Normal"/>
+      </w:pPr>
+    </w:p>
+    <w:p>
+      <w:pPr>
+        <w:pStyle w:val="Normal"/>
+      </w:pPr>
+    </w:p>
+    <w:p>
+      <w:pPr>
+        <w:pStyle w:val="Normal"/>
+      </w:pPr>
+      <w:r>
+        <w:t>Example: &lt;</w:t>
+      </w:r>
+    </w:p>
+    <w:p>
+      <w:pPr>
+        <w:pStyle w:val="Normal"/>
+      </w:pPr>
+      <w:r>
+        <w:t>https://polymarket.com/profile/0x594d0c9a3eb7f958b9fc100e3088ffc5de99059d?via=punisher</w:t>
+      </w:r>
+    </w:p>
+    <w:p>
+      <w:pPr>
+        <w:pStyle w:val="Normal"/>
+      </w:pPr>
+      <w:r>
+        <w:t>&gt;</w:t>
+      </w:r>
+    </w:p>
+    <w:p>
+      <w:pPr>
+        <w:pStyle w:val="Normal"/>
+      </w:pPr>
+      <w:r>
+        <w:t>&gt; Can you copy it: YES, with a warning.</w:t>
+      </w:r>
+    </w:p>
+    <w:p>
+      <w:pPr>
+        <w:pStyle w:val="Normal"/>
+      </w:pPr>
+      <w:r>
+        <w:t>This is the only human-judgment wallet worth following, but understand the catch.</w:t>
+      </w:r>
+    </w:p>
+    <w:p>
+      <w:pPr>
+        <w:pStyle w:val="Normal"/>
+      </w:pPr>
+      <w:r>
+        <w:t>They all implode eventually.</w:t>
+      </w:r>
+    </w:p>
+    <w:p>
+      <w:pPr>
+        <w:pStyle w:val="Normal"/>
+      </w:pPr>
+      <w:r>
+        <w:t>The edge is their decision-making, not a system, so when their read goes cold or their discipline cracks, the wallet bleeds out and you bleed with it.</w:t>
+      </w:r>
+    </w:p>
+    <w:p>
+      <w:pPr>
+        <w:pStyle w:val="Normal"/>
+      </w:pPr>
+      <w:r>
+        <w:t>Follow if you want, but size small and never marry the wallet.</w:t>
+      </w:r>
+    </w:p>
+    <w:p>
+      <w:pPr>
+        <w:pStyle w:val="Normal"/>
+      </w:pPr>
+      <w:r>
+        <w:t>What does it actually mean for you</w:t>
+      </w:r>
+    </w:p>
+    <w:p>
+      <w:pPr>
+        <w:pStyle w:val="Normal"/>
+      </w:pPr>
+      <w:r>
+        <w:t>Count them up.</w:t>
+      </w:r>
+    </w:p>
+    <w:p>
+      <w:pPr>
+        <w:pStyle w:val="Normal"/>
+      </w:pPr>
+      <w:r>
+        <w:t>Eight of the ten are not copyable, full stop.</w:t>
+      </w:r>
+    </w:p>
+    <w:p>
+      <w:pPr>
+        <w:pStyle w:val="Normal"/>
+      </w:pPr>
+      <w:r>
+        <w:t>They win on speed, queue position, infrastructure, capital, or a hedge you can only ever see half of.</w:t>
+      </w:r>
+    </w:p>
+    <w:p>
+      <w:pPr>
+        <w:pStyle w:val="Normal"/>
+      </w:pPr>
+      <w:r>
+        <w:t>Copying any of those gets you the trade late, the wrong leg or the worst price.</w:t>
+      </w:r>
+    </w:p>
+    <w:p>
+      <w:pPr>
+        <w:pStyle w:val="Normal"/>
+      </w:pPr>
+      <w:r>
+        <w:t>Only two are real openings.</w:t>
+      </w:r>
+    </w:p>
+    <w:p>
+      <w:pPr>
+        <w:pStyle w:val="Normal"/>
+      </w:pPr>
+      <w:r>
+        <w:t>That's the whole honest map.</w:t>
+      </w:r>
+    </w:p>
+    <w:p>
+      <w:pPr>
+        <w:pStyle w:val="Normal"/>
+      </w:pPr>
+      <w:r>
+        <w:t>This is also why copy trading leaderboard traders is almost always a donation.</w:t>
+      </w:r>
+    </w:p>
+    <w:p>
+      <w:pPr>
+        <w:pStyle w:val="Normal"/>
+      </w:pPr>
+      <w:r>
+        <w:t>The wallets it copies are either uncopyable by design, or about to blow up.</w:t>
+      </w:r>
+    </w:p>
+    <w:p>
+      <w:pPr>
+        <w:pStyle w:val="Normal"/>
+      </w:pPr>
+      <w:r>
+        <w:t>The actual move is to stop copying and build one of the uncopyable ones yourself.</w:t>
+      </w:r>
+    </w:p>
+    <w:p>
+      <w:pPr>
+        <w:pStyle w:val="Normal"/>
+      </w:pPr>
+      <w:r>
+        <w:t>A sweeper, a news reader, your own liquidity manufacturing.</w:t>
+      </w:r>
+    </w:p>
+    <w:p>
+      <w:pPr>
+        <w:pStyle w:val="Normal"/>
+      </w:pPr>
+      <w:r>
+        <w:t>That's where the durable money is, and nobody can take your queue position once you've earned it first.</w:t>
+      </w:r>
+    </w:p>
+    <w:p>
+      <w:pPr>
+        <w:pStyle w:val="Normal"/>
+      </w:pPr>
+      <w:r>
+        <w:t>Build the edge instead of renting someone else's.</w:t>
+      </w:r>
+    </w:p>
+    <w:p>
+      <w:pPr>
+        <w:pStyle w:val="Normal"/>
+      </w:pPr>
+      <w:r>
+        <w:t>I post real guides based on my own experience almost daily.</w:t>
+      </w:r>
+    </w:p>
+    <w:p>
+      <w:pPr>
+        <w:pStyle w:val="Normal"/>
+      </w:pPr>
+      <w:r>
+        <w:t>And if you wanna connect, join my small chan.</w:t>
+      </w:r>
+    </w:p>
+    <w:p>
+      <w:pPr>
+        <w:pStyle w:val="Normal"/>
+      </w:pPr>
+      <w:r>
+        <w:t xml:space="preserve">Link: </w:t>
+      </w:r>
+    </w:p>
+    <w:p>
+      <w:pPr>
+        <w:pStyle w:val="Normal"/>
+      </w:pPr>
+      <w:r>
+        <w:t>https://t.me/+zga0eT2p-10yZjBk</w:t>
+      </w:r>
+    </w:p>
+    <w:p>
+      <w:pPr>
+        <w:pStyle w:val="Normal"/>
+      </w:pPr>
+    </w:p>
+    <w:p>
+      <w:pPr>
+        <w:pStyle w:val="Normal"/>
+      </w:pPr>
+    </w:p>
+    <w:p>
+      <w:pPr>
+        <w:pStyle w:val="Normal"/>
+      </w:pPr>
+      <w:r>
+        <w:t>Here we discuss new strategies together and connect with other builders.</w:t>
+      </w:r>
+    </w:p>
+    <w:p>
+      <w:pPr>
+        <w:pStyle w:val="Normal"/>
+      </w:pPr>
+      <w:r>
+        <w:t>Hope this article was helpful for you.</w:t>
+      </w:r>
+    </w:p>
+    <w:p>
+      <w:pPr>
+        <w:pStyle w:val="Normal"/>
+      </w:pPr>
+      <w:r>
+        <w:t>Good luck.</w:t>
+      </w:r>
+    </w:p>
+    <w:p>
+      <w:pPr>
+        <w:pStyle w:val="Normal"/>
+      </w:pPr>
+    </w:p>
+    <w:p>
+      <w:r>
+        <w:br w:type="page"/>
+      </w:r>
+    </w:p>
+    <w:p>
+      <w:r>
+        <w:t>=== APPENDED ARTICLES (JUN 8 - JUN 15) ===</w:t>
+      </w:r>
+    </w:p>
+    <w:p>
+      <w:pPr>
+        <w:pStyle w:val="Normal"/>
+      </w:pPr>
+    </w:p>
+    <w:p>
+      <w:pPr>
+        <w:pStyle w:val="Normal"/>
+      </w:pPr>
+    </w:p>
+    <w:p>
+      <w:pPr>
+        <w:pStyle w:val="Normal"/>
+      </w:pPr>
+    </w:p>
+    <w:p>
+      <w:pPr>
+        <w:pStyle w:val="Normal"/>
+      </w:pPr>
+    </w:p>
+    <w:p>
+      <w:pPr>
+        <w:pStyle w:val="Normal"/>
+      </w:pPr>
+      <w:r>
+        <w:t>Punisher</w:t>
+      </w:r>
+    </w:p>
+    <w:p>
+      <w:pPr>
+        <w:pStyle w:val="Normal"/>
+      </w:pPr>
+    </w:p>
+    <w:p>
+      <w:pPr>
+        <w:pStyle w:val="Normal"/>
+      </w:pPr>
+    </w:p>
+    <w:p>
+      <w:pPr>
+        <w:pStyle w:val="Normal"/>
+      </w:pPr>
+      <w:r>
+        <w:t>@0x_Punisher</w:t>
+      </w:r>
+    </w:p>
+    <w:p>
+      <w:pPr>
+        <w:pStyle w:val="Normal"/>
+      </w:pPr>
+    </w:p>
+    <w:p>
+      <w:pPr>
+        <w:pStyle w:val="Normal"/>
+      </w:pPr>
+      <w:r>
+        <w:t>·</w:t>
+      </w:r>
+    </w:p>
+    <w:p>
+      <w:pPr>
+        <w:pStyle w:val="Normal"/>
+      </w:pPr>
+      <w:r>
+        <w:t>Jun 21</w:t>
+      </w:r>
+    </w:p>
+    <w:p>
+      <w:pPr>
+        <w:pStyle w:val="Normal"/>
+      </w:pPr>
+      <w:r>
+        <w:t>WHEN you enter matters MORE than WHAT you enter. Most bots fire at the open, into pure uncertainty. That's the worst moment to bet a binary window. Here's the timing lever almost NOBODY knows about: A binary window starts as a coin flip and ends with the answer mostly visible. Every second that passes, more of the outcome is known. So the second you choose to enter is a dial, and it sets your real win rate. Enter at the open and you're betting on noise at 50/50. Enter late and the outcome is half-decided, but the price has moved against you too. That's the tradeoff: time buys certainty, but certainty costs price. The win rate has to climb faster than the entry price. Enter at 55c and you need better than a 55% win rate just to break even. For most bots, firing later in the window does exactly that. The same signal that's a coin flip at open is a real edge with 90 seconds left. You didn't change the strategy. You changed the clock. The strongest version drops prediction entirely so don't enter while it's uncertain at all. Wait until the outcome is locked, then take the decided side while stale orders still price it under a dollar. That's the safest entry there is because there's nothing left to predict. The only cost of waiting is fills, less time and a thinner book, so tune the exact second, not just the side. Stop firing at the open out of habit. Move your entry to where the answer is, not where the window starts. I built 1,200+ bots already so this post is my tip for you. My public sweeper bot: &lt;https://polymarket.com/@0x13f0bcec1e2e60ec9acc3bee4d2da2fe9694a50f-1774334442364?via=punisher&gt; In case you wanna track my results so far. Full guide quoted below. Good luck and always double check everything before launching your soft.</w:t>
+      </w:r>
+    </w:p>
+    <w:p>
+      <w:pPr>
+        <w:pStyle w:val="Normal"/>
+      </w:pPr>
+    </w:p>
+    <w:p>
+      <w:pPr>
+        <w:pStyle w:val="Normal"/>
+      </w:pPr>
+    </w:p>
+    <w:p>
+      <w:pPr>
+        <w:pStyle w:val="Normal"/>
+      </w:pPr>
+    </w:p>
+    <w:p>
+      <w:pPr>
+        <w:pStyle w:val="Normal"/>
+      </w:pPr>
+    </w:p>
+    <w:p>
+      <w:pPr>
+        <w:pStyle w:val="Normal"/>
+      </w:pPr>
+    </w:p>
+    <w:p>
+      <w:pPr>
+        <w:pStyle w:val="Normal"/>
+      </w:pPr>
+    </w:p>
+    <w:p>
+      <w:pPr>
+        <w:pStyle w:val="Normal"/>
+      </w:pPr>
+      <w:r>
+        <w:t>Punisher</w:t>
+      </w:r>
+    </w:p>
+    <w:p>
+      <w:pPr>
+        <w:pStyle w:val="Normal"/>
+      </w:pPr>
+    </w:p>
+    <w:p>
+      <w:pPr>
+        <w:pStyle w:val="Normal"/>
+      </w:pPr>
+    </w:p>
+    <w:p>
+      <w:pPr>
+        <w:pStyle w:val="Normal"/>
+      </w:pPr>
+      <w:r>
+        <w:t>@0x_Punisher</w:t>
+      </w:r>
+    </w:p>
+    <w:p>
+      <w:pPr>
+        <w:pStyle w:val="Normal"/>
+      </w:pPr>
+    </w:p>
+    <w:p>
+      <w:pPr>
+        <w:pStyle w:val="Normal"/>
+      </w:pPr>
+      <w:r>
+        <w:t>·</w:t>
+      </w:r>
+    </w:p>
+    <w:p>
+      <w:pPr>
+        <w:pStyle w:val="Normal"/>
+      </w:pPr>
+      <w:r>
+        <w:t>Jun 21</w:t>
+      </w:r>
+    </w:p>
+    <w:p>
+      <w:pPr>
+        <w:pStyle w:val="Normal"/>
+      </w:pPr>
+      <w:r>
+        <w:t>The biggest design choice in your bot is reader vs predictor. Almost everyone builds a predictor, and that's why almost everyone loses: A predictor guesses where price is going. A reader waits for something to become true, then acts on it. Quick receipt: a $5k ML rig with 100 weeks of data tried to predict 5-minute BTC and came out a coin flip. Prediction has no edge on short windows, so build the part that does. A reader bot never outputs "up, down, or confidence." It outputs one thing: has the fact happened, or not. No fact, no trade. Fact happens, it fires a pre-staged order instantly: &gt; "BTC closed above the strike" is a fact. &gt; "BTC will probably go up" is not. Every spot a reader earns is a fact, never a forecast: &gt; news number drops so the winning side is worth a $1 &gt; a window closes with the outcome already decided &gt; a price pair adds up wrong, or a book goes empty &gt; a fresh wallet drops size on an oddly specific event None of those need you to know the future. They need you to notice the present half a second early. So test your bot: name the exact fact that makes it pull the trigger. If it's "the number printed above X," you built a reader. If it's "the model felt confident," you built a predictor, and the coin flip is coming for you. This is the only logic that rules my sweeper bot and makes it buy at $99.99 BEFORE the market resolves. Public wallet ($30k PnL): &lt;https://polymarket.com/@0x13f0bcec1e2e60ec9acc3bee4d2da2fe9694a50f-1774334442364?via=punisher&gt; Full guide on building it right quoted below. Good luck.</w:t>
+      </w:r>
+    </w:p>
+    <w:p>
+      <w:pPr>
+        <w:pStyle w:val="Normal"/>
+      </w:pPr>
+    </w:p>
+    <w:p>
+      <w:pPr>
+        <w:pStyle w:val="Normal"/>
+      </w:pPr>
+      <w:r>
+        <w:t>unisher</w:t>
+      </w:r>
+    </w:p>
+    <w:p>
+      <w:pPr>
+        <w:pStyle w:val="Normal"/>
+      </w:pPr>
+    </w:p>
+    <w:p>
+      <w:pPr>
+        <w:pStyle w:val="Normal"/>
+      </w:pPr>
+    </w:p>
+    <w:p>
+      <w:pPr>
+        <w:pStyle w:val="Normal"/>
+      </w:pPr>
+      <w:r>
+        <w:t>@0x_Punisher</w:t>
+      </w:r>
+    </w:p>
+    <w:p>
+      <w:pPr>
+        <w:pStyle w:val="Normal"/>
+      </w:pPr>
+    </w:p>
+    <w:p>
+      <w:pPr>
+        <w:pStyle w:val="Normal"/>
+      </w:pPr>
+      <w:r>
+        <w:t>·</w:t>
+      </w:r>
+    </w:p>
+    <w:p>
+      <w:pPr>
+        <w:pStyle w:val="Normal"/>
+      </w:pPr>
+      <w:r>
+        <w:t>Jun 22</w:t>
+      </w:r>
+    </w:p>
+    <w:p>
+      <w:pPr>
+        <w:pStyle w:val="Normal"/>
+      </w:pPr>
+      <w:r>
+        <w:t>MUST READ FOR EVERY BOT DEVELOPER: Imagine this: Your bot found the perfect entry. But the book is empty. Most devs just skip it and move on. You don't have to. You can build the position from NOTHING. Fake guides sell you "be the house, provide liquidity, print while you sleep." Then you get crushed in a queue war against teams fighting for microseconds full time. Forget that fight, you can't win it and you don't need to. Here's the small scale version that actually works. You stop waiting for the book to give you a fill, and you create the share yourself. &gt; Naked sell Liquidity on Polymarket is paired, so buying one side is the exact same thing as selling the other. When the side you want has no depth but the opposite side has bids sitting there, you sell into those instead. You end up long the side you wanted, through the back door. &gt; Split This one is stronger. You take $1 and split it into 1 UP share and 1 DOWN share at the same time. If you split and just sit, one side wins and your dollar comes back, no loss. You want UP at 60c but there's zero liquidity. Before the window got crowded you pre-split 10 shares, already in your wallet. You list the DOWN halves at 40c. They fill, and you're left holding the exact UP share you wanted. Effective entry 60c, built from nothing. Wanna get out? You merge - 1 UP and 1 DOWN combine back into $1, so you're never stuck waiting on a buyer. I built 1,000+ bots and the ones that survive almost never wait for the book, they make their own. My sweeper bot example ($30k PnL): &lt;https://polymarket.com/@0x13f0bcec1e2e60ec9acc3bee4d2da2fe9694a50f-1774334442364?via=punisher&gt; There's ZERO reason to skip a trade just cause the book looks empty. Empty book is not no position, it means you build it yourself before the crowd shows up. Full breakdown of the split and merge setup quoted below.</w:t>
+      </w:r>
+    </w:p>
+    <w:p>
+      <w:pPr>
+        <w:pStyle w:val="Normal"/>
+      </w:pPr>
+    </w:p>
+    <w:p>
+      <w:pPr>
+        <w:pStyle w:val="Normal"/>
+      </w:pPr>
+    </w:p>
+    <w:p>
+      <w:pPr>
+        <w:pStyle w:val="Normal"/>
+      </w:pPr>
+    </w:p>
+    <w:p>
+      <w:pPr>
+        <w:pStyle w:val="Normal"/>
+      </w:pPr>
+    </w:p>
+    <w:p>
+      <w:pPr>
+        <w:pStyle w:val="Normal"/>
+      </w:pPr>
+      <w:r>
+        <w:t>Punisher</w:t>
+      </w:r>
+    </w:p>
+    <w:p>
+      <w:pPr>
+        <w:pStyle w:val="Normal"/>
+      </w:pPr>
+    </w:p>
+    <w:p>
+      <w:pPr>
+        <w:pStyle w:val="Normal"/>
+      </w:pPr>
+    </w:p>
+    <w:p>
+      <w:pPr>
+        <w:pStyle w:val="Normal"/>
+      </w:pPr>
+      <w:r>
+        <w:t>@0x_Punisher</w:t>
+      </w:r>
+    </w:p>
+    <w:p>
+      <w:pPr>
+        <w:pStyle w:val="Normal"/>
+      </w:pPr>
+    </w:p>
+    <w:p>
+      <w:pPr>
+        <w:pStyle w:val="Normal"/>
+      </w:pPr>
+      <w:r>
+        <w:t>·</w:t>
+      </w:r>
+    </w:p>
+    <w:p>
+      <w:pPr>
+        <w:pStyle w:val="Normal"/>
+      </w:pPr>
+      <w:r>
+        <w:t>Jun 23</w:t>
+      </w:r>
+    </w:p>
+    <w:p>
+      <w:pPr>
+        <w:pStyle w:val="Normal"/>
+      </w:pPr>
+      <w:r>
+        <w:t>ONE TOOL + MY FIX WILL MAKE YOUR BOT WORK Imagine this (like you have to imagine): Your AI backtest showed 74% win rate. You deployed. Then it bled from day one. Here's the hidden reason NOBODY talks about: (and how to fix it forever) Your backtest modeled you alone against historical prices. The real market is a multiplayer game and your simulation had zero other players in it. Think about what that means. No other bot took your fill before you. No latency between your signal and your order actually landing. No adverse selection. The uncomfortable fact that when you bid at 40c you disproportionately get filled when the market is about to move against you. No slippage from thin liquidity at the exact moment you need to enter. The AI drew a straight line from entry price to resolution price and called it a win. Real markets don't have straight lines. They have 50 other bots racing for same fill, FIFO queue that rewards whoever arrived first, and a CLOB that changes every millisecond while your order is in transit. The fix is brutal and simple. Stop using AI to backtest anything complex. Use this tool: &lt;https://polyhistorical.com/?ref=punisher&gt; This is the best way to simulate your strategy and get a real result. Not fake Win Rate, but a full picture with all the flaws. All my bots went through it before they appeared on Polymarket. Spent $17 for a Pro plan, then made over $150k on one bot. Those guys recorded the historical tick data. Every price tick, full order book depth, real fills and slippage. Now you can simulate against what the book actually looked like at the moment your bot would have fired, not against a closing price. Most of the work is already done by just one tool. A 74% AI win rate usually comes out at 52-56% on real data. Still tradeable, but you need the real number before you put capital on the fake one. Backtests lie cause they're lonely. This tool changes everything and gives you the correct picture. They also have a lot of other tools inside for devs so my recommendation will be to simply go through everything by yourself. Will come back with another tip soon. Good luck!</w:t>
+      </w:r>
+    </w:p>
+    <w:p>
+      <w:pPr>
+        <w:pStyle w:val="Normal"/>
+      </w:pPr>
+    </w:p>
+    <w:p>
+      <w:pPr>
+        <w:pStyle w:val="Normal"/>
+      </w:pPr>
+      <w:r>
+        <w:t>Punisher</w:t>
+      </w:r>
+    </w:p>
+    <w:p>
+      <w:pPr>
+        <w:pStyle w:val="Normal"/>
+      </w:pPr>
+    </w:p>
+    <w:p>
+      <w:pPr>
+        <w:pStyle w:val="Normal"/>
+      </w:pPr>
+    </w:p>
+    <w:p>
+      <w:pPr>
+        <w:pStyle w:val="Normal"/>
+      </w:pPr>
+      <w:r>
+        <w:t>@0x_Punisher</w:t>
+      </w:r>
+    </w:p>
+    <w:p>
+      <w:pPr>
+        <w:pStyle w:val="Normal"/>
+      </w:pPr>
+    </w:p>
+    <w:p>
+      <w:pPr>
+        <w:pStyle w:val="Normal"/>
+      </w:pPr>
+      <w:r>
+        <w:t>·</w:t>
+      </w:r>
+    </w:p>
+    <w:p>
+      <w:pPr>
+        <w:pStyle w:val="Normal"/>
+      </w:pPr>
+      <w:r>
+        <w:t>Jun 23</w:t>
+      </w:r>
+    </w:p>
+    <w:p>
+      <w:pPr>
+        <w:pStyle w:val="Normal"/>
+      </w:pPr>
+      <w:r>
+        <w:t>The entire edge of this dev's bot lives in one place. Reading the real number before the market does. And the mistake that kills everyone else is shockingly simple: A huge share of Polymarket resolves on official data. Inflation prints or jobs reports. Rate decisions also. Every one of them comes from an official source that releases on a fixed schedule, down to the exact minute. Most people build their bot to read a news API. That feels fast but it's not. A news feed is a mirror. It's repeating the number a second or two after the origin already published it. And on this strategy, two seconds is the whole game. His bot reads the primary source directly. The agency that actually drops the number, not the echo reporting on it. It also never polls. Polling is asking "is it out yet" over and over, like a human refreshing a page. By the time your poll lands, the fast money already traded. His setup streams. The number gets pushed to it the instant it exists. His wallet: &lt;http://polymarket.com/@shamrockc?via=punisher&gt; When a source only shows a slow public page, he digs for the real-time feed running underneath it. That's the unglamorous core of the whole thing. Read the origin. Be early by the two seconds that decide everything. Good luck.</w:t>
+      </w:r>
+    </w:p>
+    <w:p>
+      <w:pPr>
+        <w:pStyle w:val="Normal"/>
+      </w:pPr>
+      <w:r>
+        <w:t>0:31 / 0:32</w:t>
+      </w:r>
+    </w:p>
+    <w:p>
+      <w:pPr>
+        <w:pStyle w:val="Normal"/>
+      </w:pPr>
+      <w:r>
+        <w:t>Quote</w:t>
+      </w:r>
+    </w:p>
+    <w:p>
+      <w:pPr>
+        <w:pStyle w:val="Normal"/>
+      </w:pPr>
+      <w:r>
+        <w:t xml:space="preserve">Blockchain Surfer </w:t>
+      </w:r>
+    </w:p>
+    <w:p>
+      <w:pPr>
+        <w:pStyle w:val="Normal"/>
+      </w:pPr>
+      <w:r>
+        <w:t>@0xSurferX</w:t>
+      </w:r>
+    </w:p>
+    <w:p>
+      <w:pPr>
+        <w:pStyle w:val="Normal"/>
+      </w:pPr>
+      <w:r>
+        <w:t>·</w:t>
+      </w:r>
+    </w:p>
+    <w:p>
+      <w:pPr>
+        <w:pStyle w:val="Normal"/>
+      </w:pPr>
+      <w:r>
+        <w:t>Jun 23</w:t>
+      </w:r>
+    </w:p>
+    <w:p>
+      <w:pPr>
+        <w:pStyle w:val="Normal"/>
+      </w:pPr>
+      <w:r>
+        <w:t>How to build a news trading bot that snipes order book.</w:t>
+      </w:r>
+    </w:p>
+    <w:p>
+      <w:pPr>
+        <w:pStyle w:val="Normal"/>
+      </w:pPr>
+      <w:r>
+        <w:t>Before we start, let me put my results on the table. Public wallet: https://polymarket.com/@shamrockc?via=surfer Already $4,240 PnL in just 8 trades and this is just a beginning. (shoutout to One Piece fans btw, IYKYK)...</w:t>
+      </w:r>
+    </w:p>
+    <w:p>
+      <w:pPr>
+        <w:pStyle w:val="Normal"/>
+      </w:pPr>
+    </w:p>
+    <w:p>
+      <w:pPr>
+        <w:pStyle w:val="Normal"/>
+      </w:pPr>
+    </w:p>
+    <w:p>
+      <w:pPr>
+        <w:pStyle w:val="Normal"/>
+      </w:pPr>
+    </w:p>
+    <w:p>
+      <w:pPr>
+        <w:pStyle w:val="Normal"/>
+      </w:pPr>
+      <w:r>
+        <w:t>Punisher</w:t>
+      </w:r>
+    </w:p>
+    <w:p>
+      <w:pPr>
+        <w:pStyle w:val="Normal"/>
+      </w:pPr>
+    </w:p>
+    <w:p>
+      <w:pPr>
+        <w:pStyle w:val="Normal"/>
+      </w:pPr>
+    </w:p>
+    <w:p>
+      <w:pPr>
+        <w:pStyle w:val="Normal"/>
+      </w:pPr>
+      <w:r>
+        <w:t>@0x_Punisher</w:t>
+      </w:r>
+    </w:p>
+    <w:p>
+      <w:pPr>
+        <w:pStyle w:val="Normal"/>
+      </w:pPr>
+    </w:p>
+    <w:p>
+      <w:pPr>
+        <w:pStyle w:val="Normal"/>
+      </w:pPr>
+      <w:r>
+        <w:t>·</w:t>
+      </w:r>
+    </w:p>
+    <w:p>
+      <w:pPr>
+        <w:pStyle w:val="Normal"/>
+      </w:pPr>
+      <w:r>
+        <w:t>Jun 23</w:t>
+      </w:r>
+    </w:p>
+    <w:p>
+      <w:pPr>
+        <w:pStyle w:val="Normal"/>
+      </w:pPr>
+      <w:r>
+        <w:t>I think about this sometimes. In 5 years there's gonna be a huge group of people who look back at this exact moment and feel sick about it. Not because something bad happened to them. Because nothing happened. Because they watched the whole thing from the sidelines. They saw</w:t>
+      </w:r>
+    </w:p>
+    <w:p>
+      <w:pPr>
+        <w:pStyle w:val="Normal"/>
+      </w:pPr>
+      <w:r>
+        <w:t>Show more</w:t>
+      </w:r>
+    </w:p>
+    <w:p>
+      <w:pPr>
+        <w:pStyle w:val="Normal"/>
+      </w:pPr>
+    </w:p>
+    <w:p>
+      <w:pPr>
+        <w:pStyle w:val="Normal"/>
+      </w:pPr>
+    </w:p>
+    <w:p>
+      <w:pPr>
+        <w:pStyle w:val="Normal"/>
+      </w:pPr>
+      <w:r>
+        <w:t>Top of Form</w:t>
+      </w:r>
+    </w:p>
+    <w:p>
+      <w:pPr>
+        <w:pStyle w:val="Normal"/>
+      </w:pPr>
+      <w:r>
+        <w:t>Bottom of Form</w:t>
+      </w:r>
+    </w:p>
+    <w:p>
+      <w:pPr>
+        <w:pStyle w:val="Normal"/>
+      </w:pPr>
+      <w:r>
+        <w:t>You might like</w:t>
+      </w:r>
+    </w:p>
+    <w:p>
+      <w:pPr>
+        <w:pStyle w:val="Normal"/>
+      </w:pPr>
+    </w:p>
+    <w:p>
+      <w:pPr>
+        <w:pStyle w:val="Normal"/>
+      </w:pPr>
+    </w:p>
+    <w:p>
+      <w:pPr>
+        <w:pStyle w:val="Normal"/>
+      </w:pPr>
+    </w:p>
+    <w:p>
+      <w:pPr>
+        <w:pStyle w:val="Normal"/>
+      </w:pPr>
+      <w:r>
+        <w:t>TSP Smart</w:t>
+      </w:r>
+    </w:p>
+    <w:p>
+      <w:pPr>
+        <w:pStyle w:val="Normal"/>
+      </w:pPr>
+    </w:p>
+    <w:p>
+      <w:pPr>
+        <w:pStyle w:val="Normal"/>
+      </w:pPr>
+    </w:p>
+    <w:p>
+      <w:pPr>
+        <w:pStyle w:val="Normal"/>
+      </w:pPr>
+      <w:r>
+        <w:t>@TSPsmart</w:t>
+      </w:r>
+    </w:p>
+    <w:p>
+      <w:pPr>
+        <w:pStyle w:val="Normal"/>
+      </w:pPr>
+    </w:p>
+    <w:p>
+      <w:pPr>
+        <w:pStyle w:val="Normal"/>
+      </w:pPr>
+    </w:p>
+    <w:p>
+      <w:pPr>
+        <w:pStyle w:val="Normal"/>
+      </w:pPr>
+    </w:p>
+    <w:p>
+      <w:pPr>
+        <w:pStyle w:val="Normal"/>
+      </w:pPr>
+    </w:p>
+    <w:p>
+      <w:pPr>
+        <w:pStyle w:val="Normal"/>
+      </w:pPr>
+      <w:r>
+        <w:t>Sam Altman</w:t>
+      </w:r>
+    </w:p>
+    <w:p>
+      <w:pPr>
+        <w:pStyle w:val="Normal"/>
+      </w:pPr>
+    </w:p>
+    <w:p>
+      <w:pPr>
+        <w:pStyle w:val="Normal"/>
+      </w:pPr>
+    </w:p>
+    <w:p>
+      <w:pPr>
+        <w:pStyle w:val="Normal"/>
+      </w:pPr>
+    </w:p>
+    <w:p>
+      <w:pPr>
+        <w:pStyle w:val="Normal"/>
+      </w:pPr>
+      <w:r>
+        <w:t>@sama</w:t>
+      </w:r>
+    </w:p>
+    <w:p>
+      <w:pPr>
+        <w:pStyle w:val="Normal"/>
+      </w:pPr>
+    </w:p>
+    <w:p>
+      <w:pPr>
+        <w:pStyle w:val="Normal"/>
+      </w:pPr>
+    </w:p>
+    <w:p>
+      <w:pPr>
+        <w:pStyle w:val="Normal"/>
+      </w:pPr>
+    </w:p>
+    <w:p>
+      <w:pPr>
+        <w:pStyle w:val="Normal"/>
+      </w:pPr>
+    </w:p>
+    <w:p>
+      <w:pPr>
+        <w:pStyle w:val="Normal"/>
+      </w:pPr>
+      <w:r>
+        <w:t xml:space="preserve">Gregg Beerholder </w:t>
+      </w:r>
+    </w:p>
+    <w:p>
+      <w:pPr>
+        <w:pStyle w:val="Normal"/>
+      </w:pPr>
+    </w:p>
+    <w:p>
+      <w:pPr>
+        <w:pStyle w:val="Normal"/>
+      </w:pPr>
+    </w:p>
+    <w:p>
+      <w:pPr>
+        <w:pStyle w:val="Normal"/>
+      </w:pPr>
+      <w:r>
+        <w:t>@MLShater</w:t>
+      </w:r>
+    </w:p>
+    <w:p>
+      <w:pPr>
+        <w:pStyle w:val="Normal"/>
+      </w:pPr>
+    </w:p>
+    <w:p>
+      <w:pPr>
+        <w:pStyle w:val="Normal"/>
+      </w:pPr>
+    </w:p>
+    <w:p>
+      <w:pPr>
+        <w:pStyle w:val="Normal"/>
+      </w:pPr>
+      <w:r>
+        <w:t>Show more</w:t>
+      </w:r>
+    </w:p>
+    <w:p>
+      <w:pPr>
+        <w:pStyle w:val="Normal"/>
+      </w:pPr>
+    </w:p>
+    <w:p>
+      <w:pPr>
+        <w:pStyle w:val="Normal"/>
+      </w:pPr>
+      <w:r>
+        <w:t>Trending now</w:t>
+      </w:r>
+    </w:p>
+    <w:p>
+      <w:pPr>
+        <w:pStyle w:val="Normal"/>
+      </w:pPr>
+      <w:r>
+        <w:t>Football</w:t>
+      </w:r>
+    </w:p>
+    <w:p>
+      <w:pPr>
+        <w:pStyle w:val="Normal"/>
+      </w:pPr>
+      <w:r>
+        <w:t>🇪🇸</w:t>
+      </w:r>
+    </w:p>
+    <w:p>
+      <w:pPr>
+        <w:pStyle w:val="Normal"/>
+      </w:pPr>
+      <w:r>
+        <w:t>Spain</w:t>
+      </w:r>
+    </w:p>
+    <w:p>
+      <w:pPr>
+        <w:pStyle w:val="Normal"/>
+      </w:pPr>
+      <w:r>
+        <w:t>2</w:t>
+      </w:r>
+    </w:p>
+    <w:p>
+      <w:pPr>
+        <w:pStyle w:val="Normal"/>
+      </w:pPr>
+      <w:r>
+        <w:t>🇧🇪</w:t>
+      </w:r>
+    </w:p>
+    <w:p>
+      <w:pPr>
+        <w:pStyle w:val="Normal"/>
+      </w:pPr>
+      <w:r>
+        <w:t>Belgium</w:t>
+      </w:r>
+    </w:p>
+    <w:p>
+      <w:pPr>
+        <w:pStyle w:val="Normal"/>
+      </w:pPr>
+      <w:r>
+        <w:t>1</w:t>
+      </w:r>
+    </w:p>
+    <w:p>
+      <w:pPr>
+        <w:pStyle w:val="Normal"/>
+      </w:pPr>
+      <w:r>
+        <w:t>FT</w:t>
+      </w:r>
+    </w:p>
+    <w:p>
+      <w:pPr>
+        <w:pStyle w:val="Normal"/>
+      </w:pPr>
+      <w:r>
+        <w:t>Jul 10</w:t>
+      </w:r>
+    </w:p>
+    <w:p>
+      <w:pPr>
+        <w:pStyle w:val="Normal"/>
+      </w:pPr>
+      <w:r>
+        <w:t>🇳🇴</w:t>
+      </w:r>
+    </w:p>
+    <w:p>
+      <w:pPr>
+        <w:pStyle w:val="Normal"/>
+      </w:pPr>
+      <w:r>
+        <w:t>Norway</w:t>
+      </w:r>
+    </w:p>
+    <w:p>
+      <w:pPr>
+        <w:pStyle w:val="Normal"/>
+      </w:pPr>
+      <w:r>
+        <w:t>1</w:t>
+      </w:r>
+    </w:p>
+    <w:p>
+      <w:pPr>
+        <w:pStyle w:val="Normal"/>
+      </w:pPr>
+      <w:r>
+        <w:t>🏴󠁧󠁢󠁥󠁮󠁧󠁿</w:t>
+      </w:r>
+    </w:p>
+    <w:p>
+      <w:pPr>
+        <w:pStyle w:val="Normal"/>
+      </w:pPr>
+      <w:r>
+        <w:t>England</w:t>
+      </w:r>
+    </w:p>
+    <w:p>
+      <w:pPr>
+        <w:pStyle w:val="Normal"/>
+      </w:pPr>
+      <w:r>
+        <w:t>2</w:t>
+      </w:r>
+    </w:p>
+    <w:p>
+      <w:pPr>
+        <w:pStyle w:val="Normal"/>
+      </w:pPr>
+      <w:r>
+        <w:t>FT</w:t>
+      </w:r>
+    </w:p>
+    <w:p>
+      <w:pPr>
+        <w:pStyle w:val="Normal"/>
+      </w:pPr>
+      <w:r>
+        <w:t>Yesterday</w:t>
+      </w:r>
+    </w:p>
+    <w:p>
+      <w:pPr>
+        <w:pStyle w:val="Normal"/>
+      </w:pPr>
+      <w:r>
+        <w:t>🇦🇷</w:t>
+      </w:r>
+    </w:p>
+    <w:p>
+      <w:pPr>
+        <w:pStyle w:val="Normal"/>
+      </w:pPr>
+      <w:r>
+        <w:t>Argentina</w:t>
+      </w:r>
+    </w:p>
+    <w:p>
+      <w:pPr>
+        <w:pStyle w:val="Normal"/>
+      </w:pPr>
+      <w:r>
+        <w:t>3</w:t>
+      </w:r>
+    </w:p>
+    <w:p>
+      <w:pPr>
+        <w:pStyle w:val="Normal"/>
+      </w:pPr>
+      <w:r>
+        <w:t>🇨🇭</w:t>
+      </w:r>
+    </w:p>
+    <w:p>
+      <w:pPr>
+        <w:pStyle w:val="Normal"/>
+      </w:pPr>
+      <w:r>
+        <w:t>Switzerland</w:t>
+      </w:r>
+    </w:p>
+    <w:p>
+      <w:pPr>
+        <w:pStyle w:val="Normal"/>
+      </w:pPr>
+      <w:r>
+        <w:t>1</w:t>
+      </w:r>
+    </w:p>
+    <w:p>
+      <w:pPr>
+        <w:pStyle w:val="Normal"/>
+      </w:pPr>
+      <w:r>
+        <w:t>FT</w:t>
+      </w:r>
+    </w:p>
+    <w:p>
+      <w:pPr>
+        <w:pStyle w:val="Normal"/>
+      </w:pPr>
+      <w:r>
+        <w:t>Today</w:t>
+      </w:r>
+    </w:p>
+    <w:p>
+      <w:pPr>
+        <w:pStyle w:val="Normal"/>
+      </w:pPr>
+      <w:r>
+        <w:t>Show more</w:t>
+      </w:r>
+    </w:p>
+    <w:p>
+      <w:pPr>
+        <w:pStyle w:val="Normal"/>
+      </w:pPr>
+      <w:r>
+        <w:t>What’s happening</w:t>
+      </w:r>
+    </w:p>
+    <w:p>
+      <w:pPr>
+        <w:pStyle w:val="Normal"/>
+      </w:pPr>
+      <w:r>
+        <w:t>Trending in South Africa</w:t>
+      </w:r>
+    </w:p>
+    <w:p>
+      <w:pPr>
+        <w:pStyle w:val="Normal"/>
+      </w:pPr>
+      <w:r>
+        <w:t>Somizi</w:t>
+      </w:r>
+    </w:p>
+    <w:p>
+      <w:pPr>
+        <w:pStyle w:val="Normal"/>
+      </w:pPr>
+      <w:r>
+        <w:t>Trending</w:t>
+      </w:r>
+    </w:p>
+    <w:p>
+      <w:pPr>
+        <w:pStyle w:val="Normal"/>
+      </w:pPr>
+      <w:r>
+        <w:t>Mpho</w:t>
+      </w:r>
+    </w:p>
+    <w:p>
+      <w:pPr>
+        <w:pStyle w:val="Normal"/>
+      </w:pPr>
+      <w:r>
+        <w:t>Trending</w:t>
+      </w:r>
+    </w:p>
+    <w:p>
+      <w:pPr>
+        <w:pStyle w:val="Normal"/>
+      </w:pPr>
+      <w:r>
+        <w:t>Anderson</w:t>
+      </w:r>
+    </w:p>
+    <w:p>
+      <w:pPr>
+        <w:pStyle w:val="Normal"/>
+      </w:pPr>
+    </w:p>
+    <w:p>
+      <w:pPr>
+        <w:pStyle w:val="Normal"/>
+      </w:pPr>
+      <w:r>
+        <w:t>Show more</w:t>
+      </w:r>
+    </w:p>
+    <w:p>
+      <w:pPr>
+        <w:pStyle w:val="Normal"/>
+      </w:pPr>
+    </w:p>
+    <w:p>
+      <w:pPr>
+        <w:pStyle w:val="Normal"/>
+      </w:pPr>
+      <w:r>
+        <w:t>Terms</w:t>
+      </w:r>
+    </w:p>
+    <w:p>
+      <w:pPr>
+        <w:pStyle w:val="Normal"/>
+      </w:pPr>
+      <w:r>
+        <w:t>·</w:t>
+      </w:r>
+    </w:p>
+    <w:p>
+      <w:pPr>
+        <w:pStyle w:val="Normal"/>
+      </w:pPr>
+      <w:r>
+        <w:t>Privacy</w:t>
+      </w:r>
+    </w:p>
+    <w:p>
+      <w:pPr>
+        <w:pStyle w:val="Normal"/>
+      </w:pPr>
+      <w:r>
+        <w:t>·</w:t>
+      </w:r>
+    </w:p>
+    <w:p>
+      <w:pPr>
+        <w:pStyle w:val="Normal"/>
+      </w:pPr>
+      <w:r>
+        <w:t>Cookies</w:t>
+      </w:r>
+    </w:p>
+    <w:p>
+      <w:pPr>
+        <w:pStyle w:val="Normal"/>
+      </w:pPr>
+      <w:r>
+        <w:t>·</w:t>
+      </w:r>
+    </w:p>
+    <w:p>
+      <w:pPr>
+        <w:pStyle w:val="Normal"/>
+      </w:pPr>
+      <w:r>
+        <w:t>Accessibility</w:t>
+      </w:r>
+    </w:p>
+    <w:p>
+      <w:pPr>
+        <w:pStyle w:val="Normal"/>
+      </w:pPr>
+      <w:r>
+        <w:t>Punisher</w:t>
+      </w:r>
+    </w:p>
+    <w:p>
+      <w:pPr>
+        <w:pStyle w:val="Normal"/>
+      </w:pPr>
+    </w:p>
+    <w:p>
+      <w:pPr>
+        <w:pStyle w:val="Normal"/>
+      </w:pPr>
+    </w:p>
+    <w:p>
+      <w:pPr>
+        <w:pStyle w:val="Normal"/>
+      </w:pPr>
+      <w:r>
+        <w:t>@0x_Punisher</w:t>
+      </w:r>
+    </w:p>
+    <w:p>
+      <w:pPr>
+        <w:pStyle w:val="Normal"/>
+      </w:pPr>
+    </w:p>
+    <w:p>
+      <w:pPr>
+        <w:pStyle w:val="Normal"/>
+      </w:pPr>
+      <w:r>
+        <w:t>·</w:t>
+      </w:r>
+    </w:p>
+    <w:p>
+      <w:pPr>
+        <w:pStyle w:val="Normal"/>
+      </w:pPr>
+      <w:r>
+        <w:t>Jun 23</w:t>
+      </w:r>
+    </w:p>
+    <w:p>
+      <w:pPr>
+        <w:pStyle w:val="Normal"/>
+      </w:pPr>
+      <w:r>
+        <w:t>The entire edge of this dev's bot lives in one place. Reading the real number before the market does. And the mistake that kills everyone else is shockingly simple: A huge share of Polymarket resolves on official data. Inflation prints or jobs reports. Rate decisions also. Every one of them comes from an official source that releases on a fixed schedule, down to the exact minute. Most people build their bot to read a news API. That feels fast but it's not. A news feed is a mirror. It's repeating the number a second or two after the origin already published it. And on this strategy, two seconds is the whole game. His bot reads the primary source directly. The agency that actually drops the number, not the echo reporting on it. It also never polls. Polling is asking "is it out yet" over and over, like a human refreshing a page. By the time your poll lands, the fast money already traded. His setup streams. The number gets pushed to it the instant it exists. His wallet: &lt;http://polymarket.com/@shamrockc?via=punisher&gt; When a source only shows a slow public page, he digs for the real-time feed running underneath it. That's the unglamorous core of the whole thing. Read the origin. Be early by the two seconds that decide everything. Good luck.</w:t>
+      </w:r>
+    </w:p>
+    <w:p>
+      <w:pPr>
+        <w:pStyle w:val="Normal"/>
+      </w:pPr>
+      <w:r>
+        <w:t>0:31 / 0:32</w:t>
+      </w:r>
+    </w:p>
+    <w:p>
+      <w:pPr>
+        <w:pStyle w:val="Normal"/>
+      </w:pPr>
+      <w:r>
+        <w:t>Quote</w:t>
+      </w:r>
+    </w:p>
+    <w:p>
+      <w:pPr>
+        <w:pStyle w:val="Normal"/>
+      </w:pPr>
+      <w:r>
+        <w:t xml:space="preserve">Blockchain Surfer </w:t>
+      </w:r>
+    </w:p>
+    <w:p>
+      <w:pPr>
+        <w:pStyle w:val="Normal"/>
+      </w:pPr>
+      <w:r>
+        <w:t>@0xSurferX</w:t>
+      </w:r>
+    </w:p>
+    <w:p>
+      <w:pPr>
+        <w:pStyle w:val="Normal"/>
+      </w:pPr>
+      <w:r>
+        <w:t>·</w:t>
+      </w:r>
+    </w:p>
+    <w:p>
+      <w:pPr>
+        <w:pStyle w:val="Normal"/>
+      </w:pPr>
+      <w:r>
+        <w:t>Jun 23</w:t>
+      </w:r>
+    </w:p>
+    <w:p>
+      <w:pPr>
+        <w:pStyle w:val="Normal"/>
+      </w:pPr>
+      <w:r>
+        <w:t>How to build a news trading bot that snipes order book.</w:t>
+      </w:r>
+    </w:p>
+    <w:p>
+      <w:pPr>
+        <w:pStyle w:val="Normal"/>
+      </w:pPr>
+      <w:r>
+        <w:t>Before we start, let me put my results on the table. Public wallet: https://polymarket.com/@shamrockc?via=surfer Already $4,240 PnL in just 8 trades and this is just a beginning. (shoutout to One Piece fans btw, IYKYK)...</w:t>
+      </w:r>
+    </w:p>
+    <w:p>
+      <w:pPr>
+        <w:pStyle w:val="Normal"/>
+      </w:pPr>
+    </w:p>
+    <w:p>
+      <w:pPr>
+        <w:pStyle w:val="Normal"/>
+      </w:pPr>
+    </w:p>
+    <w:p>
+      <w:pPr>
+        <w:pStyle w:val="Normal"/>
+      </w:pPr>
+    </w:p>
+    <w:p>
+      <w:pPr>
+        <w:pStyle w:val="Normal"/>
+      </w:pPr>
+      <w:r>
+        <w:t>Punisher</w:t>
+      </w:r>
+    </w:p>
+    <w:p>
+      <w:pPr>
+        <w:pStyle w:val="Normal"/>
+      </w:pPr>
+    </w:p>
+    <w:p>
+      <w:pPr>
+        <w:pStyle w:val="Normal"/>
+      </w:pPr>
+    </w:p>
+    <w:p>
+      <w:pPr>
+        <w:pStyle w:val="Normal"/>
+      </w:pPr>
+      <w:r>
+        <w:t>@0x_Punisher</w:t>
+      </w:r>
+    </w:p>
+    <w:p>
+      <w:pPr>
+        <w:pStyle w:val="Normal"/>
+      </w:pPr>
+    </w:p>
+    <w:p>
+      <w:pPr>
+        <w:pStyle w:val="Normal"/>
+      </w:pPr>
+      <w:r>
+        <w:t>·</w:t>
+      </w:r>
+    </w:p>
+    <w:p>
+      <w:pPr>
+        <w:pStyle w:val="Normal"/>
+      </w:pPr>
+      <w:r>
+        <w:t>Jun 23</w:t>
+      </w:r>
+    </w:p>
+    <w:p>
+      <w:pPr>
+        <w:pStyle w:val="Normal"/>
+      </w:pPr>
+      <w:r>
+        <w:t>I think about this sometimes. In 5 years there's gonna be a huge group of people who look back at this exact moment and feel sick about it. Not because something bad happened to them. Because nothing happened. Because they watched the whole thing from the sidelines. They saw</w:t>
+      </w:r>
+    </w:p>
+    <w:p>
+      <w:pPr>
+        <w:pStyle w:val="Normal"/>
+      </w:pPr>
+      <w:r>
+        <w:t>Show more</w:t>
+      </w:r>
+    </w:p>
+    <w:p>
+      <w:pPr>
+        <w:pStyle w:val="Normal"/>
+      </w:pPr>
+    </w:p>
+    <w:p>
+      <w:pPr>
+        <w:pStyle w:val="Normal"/>
+      </w:pPr>
+    </w:p>
+    <w:p>
+      <w:pPr>
+        <w:pStyle w:val="Normal"/>
+      </w:pPr>
+      <w:r>
+        <w:t>Top of Form</w:t>
+      </w:r>
+    </w:p>
+    <w:p>
+      <w:pPr>
+        <w:pStyle w:val="Normal"/>
+      </w:pPr>
+      <w:r>
+        <w:t>Bottom of Form</w:t>
+      </w:r>
+    </w:p>
+    <w:p>
+      <w:pPr>
+        <w:pStyle w:val="Normal"/>
+      </w:pPr>
+      <w:r>
+        <w:t>You might like</w:t>
+      </w:r>
+    </w:p>
+    <w:p>
+      <w:pPr>
+        <w:pStyle w:val="Normal"/>
+      </w:pPr>
+    </w:p>
+    <w:p>
+      <w:pPr>
+        <w:pStyle w:val="Normal"/>
+      </w:pPr>
+    </w:p>
+    <w:p>
+      <w:pPr>
+        <w:pStyle w:val="Normal"/>
+      </w:pPr>
+    </w:p>
+    <w:p>
+      <w:pPr>
+        <w:pStyle w:val="Normal"/>
+      </w:pPr>
+      <w:r>
+        <w:t>TSP Smart</w:t>
+      </w:r>
+    </w:p>
+    <w:p>
+      <w:pPr>
+        <w:pStyle w:val="Normal"/>
+      </w:pPr>
+    </w:p>
+    <w:p>
+      <w:pPr>
+        <w:pStyle w:val="Normal"/>
+      </w:pPr>
+    </w:p>
+    <w:p>
+      <w:pPr>
+        <w:pStyle w:val="Normal"/>
+      </w:pPr>
+      <w:r>
+        <w:t>@TSPsmart</w:t>
+      </w:r>
+    </w:p>
+    <w:p>
+      <w:pPr>
+        <w:pStyle w:val="Normal"/>
+      </w:pPr>
+    </w:p>
+    <w:p>
+      <w:pPr>
+        <w:pStyle w:val="Normal"/>
+      </w:pPr>
+    </w:p>
+    <w:p>
+      <w:pPr>
+        <w:pStyle w:val="Normal"/>
+      </w:pPr>
+    </w:p>
+    <w:p>
+      <w:pPr>
+        <w:pStyle w:val="Normal"/>
+      </w:pPr>
+    </w:p>
+    <w:p>
+      <w:pPr>
+        <w:pStyle w:val="Normal"/>
+      </w:pPr>
+      <w:r>
+        <w:t>Sam Altman</w:t>
+      </w:r>
+    </w:p>
+    <w:p>
+      <w:pPr>
+        <w:pStyle w:val="Normal"/>
+      </w:pPr>
+    </w:p>
+    <w:p>
+      <w:pPr>
+        <w:pStyle w:val="Normal"/>
+      </w:pPr>
+    </w:p>
+    <w:p>
+      <w:pPr>
+        <w:pStyle w:val="Normal"/>
+      </w:pPr>
+    </w:p>
+    <w:p>
+      <w:pPr>
+        <w:pStyle w:val="Normal"/>
+      </w:pPr>
+      <w:r>
+        <w:t>@sama</w:t>
+      </w:r>
+    </w:p>
+    <w:p>
+      <w:pPr>
+        <w:pStyle w:val="Normal"/>
+      </w:pPr>
+    </w:p>
+    <w:p>
+      <w:pPr>
+        <w:pStyle w:val="Normal"/>
+      </w:pPr>
+    </w:p>
+    <w:p>
+      <w:pPr>
+        <w:pStyle w:val="Normal"/>
+      </w:pPr>
+    </w:p>
+    <w:p>
+      <w:pPr>
+        <w:pStyle w:val="Normal"/>
+      </w:pPr>
+    </w:p>
+    <w:p>
+      <w:pPr>
+        <w:pStyle w:val="Normal"/>
+      </w:pPr>
+      <w:r>
+        <w:t xml:space="preserve">Gregg Beerholder </w:t>
+      </w:r>
+    </w:p>
+    <w:p>
+      <w:pPr>
+        <w:pStyle w:val="Normal"/>
+      </w:pPr>
+    </w:p>
+    <w:p>
+      <w:pPr>
+        <w:pStyle w:val="Normal"/>
+      </w:pPr>
+    </w:p>
+    <w:p>
+      <w:pPr>
+        <w:pStyle w:val="Normal"/>
+      </w:pPr>
+      <w:r>
+        <w:t>@MLShater</w:t>
+      </w:r>
+    </w:p>
+    <w:p>
+      <w:pPr>
+        <w:pStyle w:val="Normal"/>
+      </w:pPr>
+    </w:p>
+    <w:p>
+      <w:pPr>
+        <w:pStyle w:val="Normal"/>
+      </w:pPr>
+    </w:p>
+    <w:p>
+      <w:pPr>
+        <w:pStyle w:val="Normal"/>
+      </w:pPr>
+      <w:r>
+        <w:t>Show more</w:t>
+      </w:r>
+    </w:p>
+    <w:p>
+      <w:pPr>
+        <w:pStyle w:val="Normal"/>
+      </w:pPr>
+    </w:p>
+    <w:p>
+      <w:pPr>
+        <w:pStyle w:val="Normal"/>
+      </w:pPr>
+      <w:r>
+        <w:t>Trending now</w:t>
+      </w:r>
+    </w:p>
+    <w:p>
+      <w:pPr>
+        <w:pStyle w:val="Normal"/>
+      </w:pPr>
+      <w:r>
+        <w:t>Football</w:t>
+      </w:r>
+    </w:p>
+    <w:p>
+      <w:pPr>
+        <w:pStyle w:val="Normal"/>
+      </w:pPr>
+      <w:r>
+        <w:t>🇪🇸</w:t>
+      </w:r>
+    </w:p>
+    <w:p>
+      <w:pPr>
+        <w:pStyle w:val="Normal"/>
+      </w:pPr>
+      <w:r>
+        <w:t>Spain</w:t>
+      </w:r>
+    </w:p>
+    <w:p>
+      <w:pPr>
+        <w:pStyle w:val="Normal"/>
+      </w:pPr>
+      <w:r>
+        <w:t>2</w:t>
+      </w:r>
+    </w:p>
+    <w:p>
+      <w:pPr>
+        <w:pStyle w:val="Normal"/>
+      </w:pPr>
+      <w:r>
+        <w:t>🇧🇪</w:t>
+      </w:r>
+    </w:p>
+    <w:p>
+      <w:pPr>
+        <w:pStyle w:val="Normal"/>
+      </w:pPr>
+      <w:r>
+        <w:t>Belgium</w:t>
+      </w:r>
+    </w:p>
+    <w:p>
+      <w:pPr>
+        <w:pStyle w:val="Normal"/>
+      </w:pPr>
+      <w:r>
+        <w:t>1</w:t>
+      </w:r>
+    </w:p>
+    <w:p>
+      <w:pPr>
+        <w:pStyle w:val="Normal"/>
+      </w:pPr>
+      <w:r>
+        <w:t>FT</w:t>
+      </w:r>
+    </w:p>
+    <w:p>
+      <w:pPr>
+        <w:pStyle w:val="Normal"/>
+      </w:pPr>
+      <w:r>
+        <w:t>Jul 10</w:t>
+      </w:r>
+    </w:p>
+    <w:p>
+      <w:pPr>
+        <w:pStyle w:val="Normal"/>
+      </w:pPr>
+      <w:r>
+        <w:t>🇳🇴</w:t>
+      </w:r>
+    </w:p>
+    <w:p>
+      <w:pPr>
+        <w:pStyle w:val="Normal"/>
+      </w:pPr>
+      <w:r>
+        <w:t>Norway</w:t>
+      </w:r>
+    </w:p>
+    <w:p>
+      <w:pPr>
+        <w:pStyle w:val="Normal"/>
+      </w:pPr>
+      <w:r>
+        <w:t>1</w:t>
+      </w:r>
+    </w:p>
+    <w:p>
+      <w:pPr>
+        <w:pStyle w:val="Normal"/>
+      </w:pPr>
+      <w:r>
+        <w:t>🏴󠁧󠁢󠁥󠁮󠁧󠁿</w:t>
+      </w:r>
+    </w:p>
+    <w:p>
+      <w:pPr>
+        <w:pStyle w:val="Normal"/>
+      </w:pPr>
+      <w:r>
+        <w:t>England</w:t>
+      </w:r>
+    </w:p>
+    <w:p>
+      <w:pPr>
+        <w:pStyle w:val="Normal"/>
+      </w:pPr>
+      <w:r>
+        <w:t>2</w:t>
+      </w:r>
+    </w:p>
+    <w:p>
+      <w:pPr>
+        <w:pStyle w:val="Normal"/>
+      </w:pPr>
+      <w:r>
+        <w:t>FT</w:t>
+      </w:r>
+    </w:p>
+    <w:p>
+      <w:pPr>
+        <w:pStyle w:val="Normal"/>
+      </w:pPr>
+      <w:r>
+        <w:t>Yesterday</w:t>
+      </w:r>
+    </w:p>
+    <w:p>
+      <w:pPr>
+        <w:pStyle w:val="Normal"/>
+      </w:pPr>
+      <w:r>
+        <w:t>🇦🇷</w:t>
+      </w:r>
+    </w:p>
+    <w:p>
+      <w:pPr>
+        <w:pStyle w:val="Normal"/>
+      </w:pPr>
+      <w:r>
+        <w:t>Argentina</w:t>
+      </w:r>
+    </w:p>
+    <w:p>
+      <w:pPr>
+        <w:pStyle w:val="Normal"/>
+      </w:pPr>
+      <w:r>
+        <w:t>3</w:t>
+      </w:r>
+    </w:p>
+    <w:p>
+      <w:pPr>
+        <w:pStyle w:val="Normal"/>
+      </w:pPr>
+      <w:r>
+        <w:t>🇨🇭</w:t>
+      </w:r>
+    </w:p>
+    <w:p>
+      <w:pPr>
+        <w:pStyle w:val="Normal"/>
+      </w:pPr>
+      <w:r>
+        <w:t>Switzerland</w:t>
+      </w:r>
+    </w:p>
+    <w:p>
+      <w:pPr>
+        <w:pStyle w:val="Normal"/>
+      </w:pPr>
+      <w:r>
+        <w:t>1</w:t>
+      </w:r>
+    </w:p>
+    <w:p>
+      <w:pPr>
+        <w:pStyle w:val="Normal"/>
+      </w:pPr>
+      <w:r>
+        <w:t>FT</w:t>
+      </w:r>
+    </w:p>
+    <w:p>
+      <w:pPr>
+        <w:pStyle w:val="Normal"/>
+      </w:pPr>
+      <w:r>
+        <w:t>Today</w:t>
+      </w:r>
+    </w:p>
+    <w:p>
+      <w:pPr>
+        <w:pStyle w:val="Normal"/>
+      </w:pPr>
+      <w:r>
+        <w:t>Show more</w:t>
+      </w:r>
+    </w:p>
+    <w:p>
+      <w:pPr>
+        <w:pStyle w:val="Normal"/>
+      </w:pPr>
+      <w:r>
+        <w:t>What’s happening</w:t>
+      </w:r>
+    </w:p>
+    <w:p>
+      <w:pPr>
+        <w:pStyle w:val="Normal"/>
+      </w:pPr>
+      <w:r>
+        <w:t>Trending in South Africa</w:t>
+      </w:r>
+    </w:p>
+    <w:p>
+      <w:pPr>
+        <w:pStyle w:val="Normal"/>
+      </w:pPr>
+      <w:r>
+        <w:t>Somizi</w:t>
+      </w:r>
+    </w:p>
+    <w:p>
+      <w:pPr>
+        <w:pStyle w:val="Normal"/>
+      </w:pPr>
+      <w:r>
+        <w:t>Trending</w:t>
+      </w:r>
+    </w:p>
+    <w:p>
+      <w:pPr>
+        <w:pStyle w:val="Normal"/>
+      </w:pPr>
+      <w:r>
+        <w:t>Mpho</w:t>
+      </w:r>
+    </w:p>
+    <w:p>
+      <w:pPr>
+        <w:pStyle w:val="Normal"/>
+      </w:pPr>
+      <w:r>
+        <w:t>Trending</w:t>
+      </w:r>
+    </w:p>
+    <w:p>
+      <w:pPr>
+        <w:pStyle w:val="Normal"/>
+      </w:pPr>
+      <w:r>
+        <w:t>Anderson</w:t>
+      </w:r>
+    </w:p>
+    <w:p>
+      <w:pPr>
+        <w:pStyle w:val="Normal"/>
+      </w:pPr>
+    </w:p>
+    <w:p>
+      <w:pPr>
+        <w:pStyle w:val="Normal"/>
+      </w:pPr>
+      <w:r>
+        <w:t>Show more</w:t>
+      </w:r>
+    </w:p>
+    <w:p>
+      <w:pPr>
+        <w:pStyle w:val="Normal"/>
+      </w:pPr>
+    </w:p>
+    <w:p>
+      <w:pPr>
+        <w:pStyle w:val="Normal"/>
+      </w:pPr>
+      <w:r>
+        <w:t>Terms</w:t>
+      </w:r>
+    </w:p>
+    <w:p>
+      <w:pPr>
+        <w:pStyle w:val="Normal"/>
+      </w:pPr>
+      <w:r>
+        <w:t>·</w:t>
+      </w:r>
+    </w:p>
+    <w:p>
+      <w:pPr>
+        <w:pStyle w:val="Normal"/>
+      </w:pPr>
+      <w:r>
+        <w:t>Privacy</w:t>
+      </w:r>
+    </w:p>
+    <w:p>
+      <w:pPr>
+        <w:pStyle w:val="Normal"/>
+      </w:pPr>
+      <w:r>
+        <w:t>·</w:t>
+      </w:r>
+    </w:p>
+    <w:p>
+      <w:pPr>
+        <w:pStyle w:val="Normal"/>
+      </w:pPr>
+      <w:r>
+        <w:t>Cookies</w:t>
+      </w:r>
+    </w:p>
+    <w:p>
+      <w:pPr>
+        <w:pStyle w:val="Normal"/>
+      </w:pPr>
+      <w:r>
+        <w:t>·</w:t>
+      </w:r>
+    </w:p>
+    <w:p>
+      <w:pPr>
+        <w:pStyle w:val="Normal"/>
+      </w:pPr>
+      <w:r>
+        <w:t>Accessibility</w:t>
+      </w:r>
+    </w:p>
+    <w:p>
+      <w:pPr>
+        <w:pStyle w:val="Normal"/>
+      </w:pPr>
+      <w:r>
+        <w:t>·</w:t>
+      </w:r>
+    </w:p>
+    <w:p>
+      <w:pPr>
+        <w:pStyle w:val="Normal"/>
+      </w:pPr>
+      <w:r>
+        <w:t>Ads</w:t>
+      </w:r>
+    </w:p>
+    <w:p>
+      <w:pPr>
+        <w:pStyle w:val="Normal"/>
+      </w:pPr>
+      <w:r>
+        <w:t>·</w:t>
+      </w:r>
+    </w:p>
+    <w:p>
+      <w:pPr>
+        <w:pStyle w:val="Normal"/>
+      </w:pPr>
+      <w:r>
+        <w:t>Ads</w:t>
+      </w:r>
+    </w:p>
+    <w:p>
+      <w:pPr>
+        <w:pStyle w:val="Normal"/>
+      </w:pPr>
+    </w:p>
+    <w:p>
+      <w:r>
+        <w:br w:type="page"/>
+      </w:r>
+    </w:p>
+    <w:p>
+      <w:r>
+        <w:t>=== APPENDED ARTICLES (JUN 8 - JUN 15) ===</w:t>
+      </w:r>
+    </w:p>
+    <w:p>
+      <w:pPr>
+        <w:pStyle w:val="Normal"/>
+      </w:pPr>
+    </w:p>
+    <w:p>
+      <w:pPr>
+        <w:pStyle w:val="Normal"/>
+      </w:pPr>
+      <w:r>
+        <w:br/>
+        <w:t>Punisher</w:t>
+      </w:r>
+    </w:p>
+    <w:p>
+      <w:pPr>
+        <w:pStyle w:val="Normal"/>
+      </w:pPr>
+    </w:p>
+    <w:p>
+      <w:pPr>
+        <w:pStyle w:val="Normal"/>
+      </w:pPr>
+    </w:p>
+    <w:p>
+      <w:pPr>
+        <w:pStyle w:val="Normal"/>
+      </w:pPr>
+      <w:r>
+        <w:t>@0x_Punisher</w:t>
+      </w:r>
+    </w:p>
+    <w:p>
+      <w:pPr>
+        <w:pStyle w:val="Normal"/>
+      </w:pPr>
+    </w:p>
+    <w:p>
+      <w:pPr>
+        <w:pStyle w:val="Normal"/>
+      </w:pPr>
+      <w:r>
+        <w:t>·</w:t>
+      </w:r>
+    </w:p>
+    <w:p>
+      <w:pPr>
+        <w:pStyle w:val="Normal"/>
+      </w:pPr>
+      <w:r>
+        <w:t>Jun 24</w:t>
+      </w:r>
+    </w:p>
+    <w:p>
+      <w:pPr>
+        <w:pStyle w:val="Normal"/>
+      </w:pPr>
+      <w:r>
+        <w:t>THIS 5 MINUTE READ WILL FIX YOUR BOT Your bot's win rate is 49%. Held to expiry, that same bot wins 74%. Same trades. The difference is the ONE design choice almost nobody makes. Here's the mechanic that quietly saves your bot from itself: Most bots are built to get in and get out fast. Enter on signal, exit on a target or a stop, lock the small move. That works right up until your infrastructure betrays you. Your exit order doesn't fill. The API hangs for 4 seconds. A websocket goes silent and your bot is flying blind at the exact moment it needs to close. Now you're stuck in a position you planned to exit, and your whole edge was built around exiting. That's where most bots bleed, and it's not the strategy's fault, it's the exit's fault. i built 1,000+ bots and the survivors almost all share this. They're fine getting stuck in the trade. Take this one as example ($30k PnL): &lt;https://polymarket.com/@0x13f0bcec1e2e60ec9acc3bee4d2da2fe9694a50f-1774334442364?via=punisher&gt; So here's the flip that makes it work: Build a strategy where holding to resolution is a WIN, not a disaster. One real example: a bot enters only when the statistical history matches a known winning pattern, and skips entirely when it doesn't. Raw win rate sits at 49%, basically a coin flip on quick exits. But hold those same positions all the way to market close and the win rate jumps to 74%. Read that again. The trades didn't change, only the exit did. So why does this matter so much? Because now your infrastructure failing is not a catastrophe. If your exit order doesn't pass, you hold. If the API bugs out at the worst second, you hold. If your network drops, you hold. And holding has a 74% chance of resolving in your favor anyway. You built a probabilistic safety net under your own bot. Your edge survives your own code breaking. That's the part nobody talks about. On a platform this glitchy, the strats that last aren't the ones with the cleanest exits. They're the ones that still win when the exit never happens. Stop designing around a perfect exit you won't always get. Design so that getting stuck is just another way to win.</w:t>
+      </w:r>
+    </w:p>
+    <w:p>
+      <w:pPr>
+        <w:pStyle w:val="Normal"/>
+      </w:pPr>
+    </w:p>
+    <w:p>
+      <w:pPr>
+        <w:pStyle w:val="Normal"/>
+      </w:pPr>
+    </w:p>
+    <w:p>
+      <w:pPr>
+        <w:pStyle w:val="Normal"/>
+      </w:pPr>
+    </w:p>
+    <w:p>
+      <w:pPr>
+        <w:pStyle w:val="Normal"/>
+      </w:pPr>
+    </w:p>
+    <w:p>
+      <w:pPr>
+        <w:pStyle w:val="Normal"/>
+      </w:pPr>
+      <w:r>
+        <w:t>Punisher</w:t>
+      </w:r>
+    </w:p>
+    <w:p>
+      <w:pPr>
+        <w:pStyle w:val="Normal"/>
+      </w:pPr>
+    </w:p>
+    <w:p>
+      <w:pPr>
+        <w:pStyle w:val="Normal"/>
+      </w:pPr>
+    </w:p>
+    <w:p>
+      <w:pPr>
+        <w:pStyle w:val="Normal"/>
+      </w:pPr>
+      <w:r>
+        <w:t>@0x_Punisher</w:t>
+      </w:r>
+    </w:p>
+    <w:p>
+      <w:pPr>
+        <w:pStyle w:val="Normal"/>
+      </w:pPr>
+    </w:p>
+    <w:p>
+      <w:pPr>
+        <w:pStyle w:val="Normal"/>
+      </w:pPr>
+      <w:r>
+        <w:t>·</w:t>
+      </w:r>
+    </w:p>
+    <w:p>
+      <w:pPr>
+        <w:pStyle w:val="Normal"/>
+      </w:pPr>
+      <w:r>
+        <w:t>Jun 25</w:t>
+      </w:r>
+    </w:p>
+    <w:p>
+      <w:pPr>
+        <w:pStyle w:val="Normal"/>
+      </w:pPr>
+      <w:r>
+        <w:t>7 THINGS QUIETLY KILLING YOUR BOT None of them throw a real error. Your bot just bleeds while everything looks fine. Here's the full list, with the one-line fix for each: &gt; Ghost fills The order shows matched but never actually executed, so your state is wrong. Fix: never trust the API response alone, poll the order status to confirm every fill. &gt; Silent websocket Connection looks alive, ping works, but real data stopped arriving. Fix: track the last real tick on a monotonic clock and reconnect when it goes stale. This is where i was stuck for a week btw before my bots started printing. Now they are sitting at $200k total profit. Public sweeper example: &lt;https://polymarket.com/@0x13f0bcec1e2e60ec9acc3bee4d2da2fe9694a50f-1774334442364?via=punisher&gt; &gt; USD sizing instead of shares You size in dollars, rounding errors creep in, and your risk math drifts. Fix: decide shares first, then derive the dollar cost, never the other way around. &gt; Adverse selection Your resting bids fill instantly and you feel smart, but easy fills are usually bad fills. Fix: only rest bids behind a real signal, never just because price looks cheap. &gt; No kill switch One bad day with no off switch can erase a month of work. Fix: if daily loss crosses a set threshold, stop ALL trading automatically. &gt; Look-ahead bias in the backtest Your bot used data that didn't exist yet at decision time, so the 80% is fake. Fix: at every decision, ask if the bot would really have known this then. &gt; Trading the chaos windows Session handovers like the NYSE open flip price back and forth and chop you to bits. Fix: log your flips by clock slot and gate the bot to skip the worst ones. The pattern across all 7 is the same. None of these is a strategy problem. Every one of them is an execution or a data problem, and that's exactly where bots actually die. Fix your signal last. Fix these first.</w:t>
+      </w:r>
+    </w:p>
+    <w:p>
+      <w:pPr>
+        <w:pStyle w:val="Normal"/>
+      </w:pPr>
+    </w:p>
+    <w:p>
+      <w:pPr>
+        <w:pStyle w:val="Normal"/>
+      </w:pPr>
+    </w:p>
+    <w:p>
+      <w:pPr>
+        <w:pStyle w:val="Normal"/>
+      </w:pPr>
+    </w:p>
+    <w:p>
+      <w:pPr>
+        <w:pStyle w:val="Normal"/>
+      </w:pPr>
+    </w:p>
+    <w:p>
+      <w:pPr>
+        <w:pStyle w:val="Normal"/>
+      </w:pPr>
+      <w:r>
+        <w:t>Punisher</w:t>
+      </w:r>
+    </w:p>
+    <w:p>
+      <w:pPr>
+        <w:pStyle w:val="Normal"/>
+      </w:pPr>
+    </w:p>
+    <w:p>
+      <w:pPr>
+        <w:pStyle w:val="Normal"/>
+      </w:pPr>
+    </w:p>
+    <w:p>
+      <w:pPr>
+        <w:pStyle w:val="Normal"/>
+      </w:pPr>
+      <w:r>
+        <w:t>@0x_Punisher</w:t>
+      </w:r>
+    </w:p>
+    <w:p>
+      <w:pPr>
+        <w:pStyle w:val="Normal"/>
+      </w:pPr>
+    </w:p>
+    <w:p>
+      <w:pPr>
+        <w:pStyle w:val="Normal"/>
+      </w:pPr>
+      <w:r>
+        <w:t>·</w:t>
+      </w:r>
+    </w:p>
+    <w:p>
+      <w:pPr>
+        <w:pStyle w:val="Normal"/>
+      </w:pPr>
+      <w:r>
+        <w:t>Jun 25</w:t>
+      </w:r>
+    </w:p>
+    <w:p>
+      <w:pPr>
+        <w:pStyle w:val="Normal"/>
+      </w:pPr>
+      <w:r>
+        <w:t>Your bot looks connected and still LOSES HARD. The ping works, the heartbeat is fine, everything looks green. But it hasn't seen a real price in 40 seconds and it has NO idea. This is the silent websocket, and it's trading blind right now: Here's the trap: A websocket can stay technically "alive" while the actual data stops flowing. The connection holds. The ping and pong still bounce back and forth. The heartbeat frames keep arriving like nothing's wrong. But the real price ticks, the thing your bot actually trades on, just quietly stopped. So your bot thinks it's fully live, and it's making decisions on a book that froze 40 seconds ago. That's how a working bot bleeds with zero errors in the log. Mine was stuck because of the same problem Now it's sitting at $32k PnL: &lt;https://polymarket.com/@0x13f0bcec1e2e60ec9acc3bee4d2da2fe9694a50f-1774334442364?via=punisher&gt; Here's how you actually catch it: Don't trust the ping. Ping only proves the pipe is open, not that data is moving through it. Track the timestamp of the last REAL data message, not the last heartbeat. Use a monotonic clock for this, not wall-clock time, so a system clock adjustment can't lie to you. If no real tick has landed in a few seconds, treat the connection as dead and reconnect, even though it "looks" fine. Now the part most people miss after the reconnect. When you reconnect, your local order book is already stale. You missed every update during the gap. So you do NOT just resume. You pull a fresh REST snapshot first and rebuild the book from scratch, THEN start trusting the stream again. Skip that step and you're now trading on a book that's wrong in a brand new way. A green connection light means nothing. Watch the data, not the heartbeat. Breaking down latency lag in my next post so son't miss this.</w:t>
+      </w:r>
+    </w:p>
+    <w:p>
+      <w:pPr>
+        <w:pStyle w:val="Normal"/>
+      </w:pPr>
+    </w:p>
+    <w:p>
+      <w:pPr>
+        <w:pStyle w:val="Normal"/>
+      </w:pPr>
+    </w:p>
+    <w:p>
+      <w:pPr>
+        <w:pStyle w:val="Normal"/>
+      </w:pPr>
+    </w:p>
+    <w:p>
+      <w:pPr>
+        <w:pStyle w:val="Normal"/>
+      </w:pPr>
+    </w:p>
+    <w:p>
+      <w:pPr>
+        <w:pStyle w:val="Normal"/>
+      </w:pPr>
+      <w:r>
+        <w:t>Punisher</w:t>
+      </w:r>
+    </w:p>
+    <w:p>
+      <w:pPr>
+        <w:pStyle w:val="Normal"/>
+      </w:pPr>
+    </w:p>
+    <w:p>
+      <w:pPr>
+        <w:pStyle w:val="Normal"/>
+      </w:pPr>
+    </w:p>
+    <w:p>
+      <w:pPr>
+        <w:pStyle w:val="Normal"/>
+      </w:pPr>
+      <w:r>
+        <w:t>@0x_Punisher</w:t>
+      </w:r>
+    </w:p>
+    <w:p>
+      <w:pPr>
+        <w:pStyle w:val="Normal"/>
+      </w:pPr>
+    </w:p>
+    <w:p>
+      <w:pPr>
+        <w:pStyle w:val="Normal"/>
+      </w:pPr>
+      <w:r>
+        <w:t>·</w:t>
+      </w:r>
+    </w:p>
+    <w:p>
+      <w:pPr>
+        <w:pStyle w:val="Normal"/>
+      </w:pPr>
+      <w:r>
+        <w:t>Jun 25</w:t>
+      </w:r>
+    </w:p>
+    <w:p>
+      <w:pPr>
+        <w:pStyle w:val="Normal"/>
+      </w:pPr>
+      <w:r>
+        <w:t>ONE number decides which Polymarket strategies can exist. 20 milliseconds. Almost nobody building bots knows it's there. My bot was bleeding before i realised the truth. Today it hit $30k PnL &lt;https://polymarket.com/@0x13f0bcec1e2e60ec9acc3bee4d2da2fe9694a50f-1774334442364?via=punisher&gt; It quietly kills half the strategies people waste months on. Here's what it is and why it changes everything: The Polymarket CLOB sits behind a processing delay of around 20ms. That's not your latency. That's not your code. It's the matching engine itself, and you cannot remove it no matter what you do. Your order hits that wall and waits, same as everyone else's. Now think about what that means. You rewrite your bot in rust to shave half a millisecond off your hot path. You feel like a genius. Then your order sits behind a 20ms wall that swallows your half-millisecond whole. You optimized something that didn't matter while the real bottleneck laughed at you. This is why the rust-vs-python war is mostly noise on this platform. The language saves you a fraction of a millisecond. The CLOB eats 20. Here's the part that actually matters. That 20ms wall is a filter on which strategies can even work. Any edge that needs you to react faster than 20ms is dead before you write a line of code. Everyone is stuck behind the same wall, so a "be faster than the wall" strategy is impossible for ALL of us, not just you. So what survives? Edges that are seconds wide, not milliseconds. &gt; News markets that stay mispriced for 10 seconds after a number drops. &gt; Decided outcomes you sweep while stale orders sit there for whole seconds. &gt; Pre-window accumulation where you're early by hours, not microseconds. &gt; Insider coattails where the edge is information, not speed. None of those care about the 20ms wall, cause they all play out in a window way bigger than 20ms. That's not a coincidence. That's the whole map. The durable strategies are seconds-wide BECAUSE the platform makes everything faster impossible. Stop trying to win a millisecond race the matching engine already decided nobody wins. Find the edge that lives in seconds. That's the only race that's actually open. Go through the article below if you wanna know more about what bot strategies really work on Polymarket.</w:t>
+      </w:r>
+    </w:p>
+    <w:p>
+      <w:pPr>
+        <w:pStyle w:val="Normal"/>
+      </w:pPr>
+    </w:p>
+    <w:p>
+      <w:pPr>
+        <w:pStyle w:val="Normal"/>
+      </w:pPr>
+      <w:r>
+        <w:t>Punisher</w:t>
+      </w:r>
+    </w:p>
+    <w:p>
+      <w:pPr>
+        <w:pStyle w:val="Normal"/>
+      </w:pPr>
+    </w:p>
+    <w:p>
+      <w:pPr>
+        <w:pStyle w:val="Normal"/>
+      </w:pPr>
+    </w:p>
+    <w:p>
+      <w:pPr>
+        <w:pStyle w:val="Normal"/>
+      </w:pPr>
+      <w:r>
+        <w:t>@0x_Punisher</w:t>
+      </w:r>
+    </w:p>
+    <w:p>
+      <w:pPr>
+        <w:pStyle w:val="Normal"/>
+      </w:pPr>
+    </w:p>
+    <w:p>
+      <w:pPr>
+        <w:pStyle w:val="Normal"/>
+      </w:pPr>
+      <w:r>
+        <w:t>·</w:t>
+      </w:r>
+    </w:p>
+    <w:p>
+      <w:pPr>
+        <w:pStyle w:val="Normal"/>
+      </w:pPr>
+      <w:r>
+        <w:t>Jun 25</w:t>
+      </w:r>
+    </w:p>
+    <w:p>
+      <w:pPr>
+        <w:pStyle w:val="Normal"/>
+      </w:pPr>
+      <w:r>
+        <w:t>Your indicators are LYING to you, and it's not their fault. This is the only reason why your bots are NOT working. RSI, MACD, EMA, VWAP are all just past price, re-chewed. They lag and tell you nothing the chart doesn't already show. The inputs that actually carry an edge are the ones price can't show you. Order flow. And three of them matter. &gt; CVD, cumulative volume delta Market buys minus market sells, as a running total. It tells you who is actually aggressive, buyers or sellers. Price can sit flat while CVD climbs, which is silent accumulation before a breakout. A new high in price with a lower high in CVD means no real buying behind it, so fade it. &gt; OBI, order book imbalance The ratio of resting bids to resting asks near the top of the book. A wall of bids and thin asks means the next seller gets eaten and price lifts. It changes by the second, so it's your final go or no-go before entry. &gt; Liquidation cascades When over-leveraged positions get force-closed, they shove price hard in one direction. Spot a cascade, several bars of one-sided liquidations or a sharp imbalance, and ride the forced flow. That's not a prediction, just real money being forced to buy or sell right now. The rule is simple: If a signal is built from the price chart, it lags and it's noise. If it reads the order flow underneath, it carries real information. Swap the first kind for the second, stop reading the candle and start reading the flow that moves it. Full guide quoted below, totally recommend to read in full. There are literally ZERO bots that print without using those 3. Look at my bot as example: &lt;https://polymarket.com/@0x13f0bcec1e2e60ec9acc3bee4d2da2fe9694a50f-1774334442364?via=punisher&gt; 3 indicators only. Good luck.</w:t>
+      </w:r>
+    </w:p>
+    <w:p>
+      <w:pPr>
+        <w:pStyle w:val="Normal"/>
+      </w:pPr>
+    </w:p>
+    <w:p>
+      <w:pPr>
+        <w:pStyle w:val="Normal"/>
+      </w:pPr>
+    </w:p>
+    <w:p>
+      <w:pPr>
+        <w:pStyle w:val="Normal"/>
+      </w:pPr>
+    </w:p>
+    <w:p>
+      <w:pPr>
+        <w:pStyle w:val="Normal"/>
+      </w:pPr>
+    </w:p>
+    <w:p>
+      <w:pPr>
+        <w:pStyle w:val="Normal"/>
+      </w:pPr>
+      <w:r>
+        <w:t>Punisher</w:t>
+      </w:r>
+    </w:p>
+    <w:p>
+      <w:pPr>
+        <w:pStyle w:val="Normal"/>
+      </w:pPr>
+    </w:p>
+    <w:p>
+      <w:pPr>
+        <w:pStyle w:val="Normal"/>
+      </w:pPr>
+    </w:p>
+    <w:p>
+      <w:pPr>
+        <w:pStyle w:val="Normal"/>
+      </w:pPr>
+      <w:r>
+        <w:t>@0x_Punisher</w:t>
+      </w:r>
+    </w:p>
+    <w:p>
+      <w:pPr>
+        <w:pStyle w:val="Normal"/>
+      </w:pPr>
+    </w:p>
+    <w:p>
+      <w:pPr>
+        <w:pStyle w:val="Normal"/>
+      </w:pPr>
+      <w:r>
+        <w:t>·</w:t>
+      </w:r>
+    </w:p>
+    <w:p>
+      <w:pPr>
+        <w:pStyle w:val="Normal"/>
+      </w:pPr>
+      <w:r>
+        <w:t>Jun 26</w:t>
+      </w:r>
+    </w:p>
+    <w:p>
+      <w:pPr>
+        <w:pStyle w:val="Normal"/>
+      </w:pPr>
+      <w:r>
+        <w:t>Everyone wants to enter the second price breaks. That instinct is BACKWARDS, and now there's hard data on it. The longer you wait, the MORE the outcome reveals itself. Here's exactly how much waiting is worth: Someone measured how well the price position predicts the final outcome, at different points in the window. The numbers are stark. &gt; At 5 minutes to expiry: 53%. A coin flip. &gt; At 1 minute to expiry: 89%. Same market, same bot, same signal. The ONLY thing that changed is how long it waited before deciding. And it shows up directly in the win rate. &gt; Entries decided in the final minute: 98%. &gt; Entries decided 2 to 3 minutes out: 71%. Read that gap again. Waiting until the final minute is worth nearly 30 points of win rate, on the exact same strategy. My bot is running the same logic. Today it hit $30k PnL: &lt;https://polymarket.com/@0x13f0bcec1e2e60ec9acc3bee4d2da2fe9694a50f-1774334442364?via=punisher&gt; Here's why this happens: Early in the window, the outcome genuinely isn't decided yet, so any read you take is mostly noise. As the clock runs down, more and more of the answer becomes visible. The position gets LEGIBLE. You're not predicting harder, you're just waiting until there's less left to predict. The whole edge of this kind of strategy is patience. You wait until the window has told you most of the story, THEN you act on what's nearly certain instead of guessing at what's still a coin flip. This is why firing at the open out of habit bleeds you. The open is the single least informative moment in the entire window. You're betting on pure noise and paying for the privilege. So tune the exact second you enter, not just the side. The signal that's a coin flip at the open is a near-lock with 60 seconds left. You didn't change the strategy. You changed the clock. Early entry is just guessing with extra time. Wait until the window shows its hand, then take it. Breaking down exact time frames that work best in my next post.</w:t>
+      </w:r>
+    </w:p>
+    <w:p>
+      <w:pPr>
+        <w:pStyle w:val="Normal"/>
+      </w:pPr>
+    </w:p>
+    <w:p>
+      <w:pPr>
+        <w:pStyle w:val="Normal"/>
+      </w:pPr>
+    </w:p>
+    <w:p>
+      <w:pPr>
+        <w:pStyle w:val="Normal"/>
+      </w:pPr>
+    </w:p>
+    <w:p>
+      <w:pPr>
+        <w:pStyle w:val="Normal"/>
+      </w:pPr>
+    </w:p>
+    <w:p>
+      <w:pPr>
+        <w:pStyle w:val="Normal"/>
+      </w:pPr>
+      <w:r>
+        <w:t>Punisher</w:t>
+      </w:r>
+    </w:p>
+    <w:p>
+      <w:pPr>
+        <w:pStyle w:val="Normal"/>
+      </w:pPr>
+    </w:p>
+    <w:p>
+      <w:pPr>
+        <w:pStyle w:val="Normal"/>
+      </w:pPr>
+    </w:p>
+    <w:p>
+      <w:pPr>
+        <w:pStyle w:val="Normal"/>
+      </w:pPr>
+      <w:r>
+        <w:t>@0x_Punisher</w:t>
+      </w:r>
+    </w:p>
+    <w:p>
+      <w:pPr>
+        <w:pStyle w:val="Normal"/>
+      </w:pPr>
+    </w:p>
+    <w:p>
+      <w:pPr>
+        <w:pStyle w:val="Normal"/>
+      </w:pPr>
+      <w:r>
+        <w:t>·</w:t>
+      </w:r>
+    </w:p>
+    <w:p>
+      <w:pPr>
+        <w:pStyle w:val="Normal"/>
+      </w:pPr>
+      <w:r>
+        <w:t>Jun 26</w:t>
+      </w:r>
+    </w:p>
+    <w:p>
+      <w:pPr>
+        <w:pStyle w:val="Normal"/>
+      </w:pPr>
+      <w:r>
+        <w:t>THIS MISTAKE IS WHY YOUR BOT IS BLEEDING My bot was. Now it is sitting at $33k PnL. Public wallet: &lt;https://polymarket.com/@0x13f0bcec1e2e60ec9acc3bee4d2da2fe9694a50f-1774334442364?via=punisher&gt; Here's the exact scenario that makes you lose: You found the feature that predicts your losses. It nailed your last 5 losing trades. It's almost certainly a mirage, and here's how to know for sure: Someone tried to crack this the obvious way. 76% win rate, wanted more, so they hunted the thing that separates the 24% that lose. They tested TWELVE different signals at the moment of entry. Order book pressure, distance from strike, acceleration, model confidence, the price profile, all of it. Every single one died the same death. Beautiful on a handful of losing trades. Pure noise against the full sample. Here's the exact trap, cause you're probably falling into it right now. You stare at your losing trades. You spot something they share, "look, 5 of my losses all had this!" And you get excited, you think you found it. But you never checked your WINNERS. When you look, the winners have that exact same thing just as often. The feature didn't predict losses. It predicted nothing, you just only looked where you wanted to. This is small-sample self-deception, and it's the most common way bot builders fool themselves. Five losses with a shared trait feels like a pattern. It's almost always random noise that the winners share too. The fix is brutal and simple. &gt; Always check your control group Whatever "predicts" your losses, test it against your winners too. If winners do the same thing just as often, you found nothing. &gt; Demand the full sample, not a handful A signal that only shows up on 5 cherry-picked losses isn't a signal, it's a coincidence you fell in love with. &gt; Run a 3-fold test on anything that survives Works on one slice and dies on the others, it was overfit the whole time. A pattern in your losses means nothing until you've checked your wins. Most of the time, the pattern was in both. Attaching a full fixing guide below. One article where i share every mistake a dev could make.</w:t>
+      </w:r>
+    </w:p>
+    <w:p>
+      <w:pPr>
+        <w:pStyle w:val="Normal"/>
+      </w:pPr>
+    </w:p>
+    <w:p>
+      <w:pPr>
+        <w:pStyle w:val="Normal"/>
+      </w:pPr>
+    </w:p>
+    <w:p>
+      <w:pPr>
+        <w:pStyle w:val="Normal"/>
+      </w:pPr>
+    </w:p>
+    <w:p>
+      <w:pPr>
+        <w:pStyle w:val="Normal"/>
+      </w:pPr>
+    </w:p>
+    <w:p>
+      <w:pPr>
+        <w:pStyle w:val="Normal"/>
+      </w:pPr>
+    </w:p>
+    <w:p>
+      <w:pPr>
+        <w:pStyle w:val="Normal"/>
+      </w:pPr>
+    </w:p>
+    <w:p>
+      <w:pPr>
+        <w:pStyle w:val="Normal"/>
+      </w:pPr>
+      <w:r>
+        <w:t>Punisher</w:t>
+      </w:r>
+    </w:p>
+    <w:p>
+      <w:pPr>
+        <w:pStyle w:val="Normal"/>
+      </w:pPr>
+    </w:p>
+    <w:p>
+      <w:pPr>
+        <w:pStyle w:val="Normal"/>
+      </w:pPr>
+    </w:p>
+    <w:p>
+      <w:pPr>
+        <w:pStyle w:val="Normal"/>
+      </w:pPr>
+      <w:r>
+        <w:t>@0x_Punisher</w:t>
+      </w:r>
+    </w:p>
+    <w:p>
+      <w:pPr>
+        <w:pStyle w:val="Normal"/>
+      </w:pPr>
+    </w:p>
+    <w:p>
+      <w:pPr>
+        <w:pStyle w:val="Normal"/>
+      </w:pPr>
+      <w:r>
+        <w:t>·</w:t>
+      </w:r>
+    </w:p>
+    <w:p>
+      <w:pPr>
+        <w:pStyle w:val="Normal"/>
+      </w:pPr>
+      <w:r>
+        <w:t>Jun 26</w:t>
+      </w:r>
+    </w:p>
+    <w:p>
+      <w:pPr>
+        <w:pStyle w:val="Normal"/>
+      </w:pPr>
+      <w:r>
+        <w:t xml:space="preserve">ALPHA UPDATE FOR POLYMARKET TRADERS My fav tool just got a game changing update. Now it's one of the few I actually open every single day. Updated v2 is live on </w:t>
+      </w:r>
+    </w:p>
+    <w:p>
+      <w:pPr>
+        <w:pStyle w:val="Normal"/>
+      </w:pPr>
+      <w:r>
+        <w:t>@PolyScalping</w:t>
+      </w:r>
+    </w:p>
+    <w:p>
+      <w:pPr>
+        <w:pStyle w:val="Normal"/>
+      </w:pPr>
+      <w:r>
+        <w:t>. Let me tell you why this is a MUST for any trader or dev: Most people trade completely blind to half the money on the table. They see price moves but miss everything underneath. PolyScalping is the layer that shows you what the official site hides. 3 things in this update I care about most: &gt; improved market scanner. It scans hundreds of markets automatically and pings you the second a mispricing or clean entry appears. Scalping and arb windows close fast. By the time you find them by hand, they are gone. This finds them for you while you do other things. &gt; new leaderboards Not just who is up the most. Separate rankings for LP rewards, maker rebates, referral rewards and holding rewards. It shows you exactly where the real earners are making money, and from which source. &gt; advanced LP rewards analytics Most traders leave reward money on the floor because Polymarket never shows it clearly. This breaks down which markets are actually worth providing liquidity to right now, balancing the fees against the reward payouts. That is the difference between farming a dead market for scraps and parking liquidity where it actually pays. Here is the honest reason I recommend it: Polymarket pays you two ways: trading and rewards. Almost everyone optimizes the first and ignores the second. This tool makes the second one visible. Thank me later.</w:t>
+      </w:r>
+    </w:p>
+    <w:p>
+      <w:pPr>
+        <w:pStyle w:val="Normal"/>
+      </w:pPr>
+      <w:r>
+        <w:t>One bug that makes your backtest lie to you. Fix this and your bot will print.</w:t>
+      </w:r>
+    </w:p>
+    <w:p>
+      <w:pPr>
+        <w:pStyle w:val="Normal"/>
+      </w:pPr>
+      <w:r>
+        <w:t>When i started vibe coding my first bot, i was stuck for some time because of one small problem.</w:t>
+      </w:r>
+    </w:p>
+    <w:p>
+      <w:pPr>
+        <w:pStyle w:val="Normal"/>
+      </w:pPr>
+      <w:r>
+        <w:t>Now i see that's a common issue among prediction market devs.</w:t>
+      </w:r>
+    </w:p>
+    <w:p>
+      <w:pPr>
+        <w:pStyle w:val="Normal"/>
+      </w:pPr>
+      <w:r>
+        <w:t>This article will help you if your backtest shows 80% win rate, but your live bot is losing.</w:t>
+      </w:r>
+    </w:p>
+    <w:p>
+      <w:pPr>
+        <w:pStyle w:val="Normal"/>
+      </w:pPr>
+      <w:r>
+        <w:t>I know that you blame latency, you blame fills, you blame bad luck.</w:t>
+      </w:r>
+    </w:p>
+    <w:p>
+      <w:pPr>
+        <w:pStyle w:val="Normal"/>
+      </w:pPr>
+      <w:r>
+        <w:t>It's none of those.</w:t>
+      </w:r>
+    </w:p>
+    <w:p>
+      <w:pPr>
+        <w:pStyle w:val="Normal"/>
+      </w:pPr>
+      <w:r>
+        <w:t>I had just the same problem with my bots.</w:t>
+      </w:r>
+    </w:p>
+    <w:p>
+      <w:pPr>
+        <w:pStyle w:val="Normal"/>
+      </w:pPr>
+      <w:r>
+        <w:t>Now they work perfectly and finally print.</w:t>
+      </w:r>
+    </w:p>
+    <w:p>
+      <w:pPr>
+        <w:pStyle w:val="Normal"/>
+      </w:pPr>
+    </w:p>
+    <w:p>
+      <w:pPr>
+        <w:pStyle w:val="Normal"/>
+      </w:pPr>
+    </w:p>
+    <w:p>
+      <w:pPr>
+        <w:pStyle w:val="Normal"/>
+      </w:pPr>
+      <w:r>
+        <w:t>Take my most recent one that survived as example: &lt;</w:t>
+      </w:r>
+    </w:p>
+    <w:p>
+      <w:pPr>
+        <w:pStyle w:val="Normal"/>
+      </w:pPr>
+      <w:r>
+        <w:t>https://polymarket.com/@0x13f0bcec1e2e60ec9acc3bee4d2da2fe9694a50f-1774334442364?via=punisher</w:t>
+      </w:r>
+    </w:p>
+    <w:p>
+      <w:pPr>
+        <w:pStyle w:val="Normal"/>
+      </w:pPr>
+      <w:r>
+        <w:t>&gt;</w:t>
+      </w:r>
+    </w:p>
+    <w:p>
+      <w:pPr>
+        <w:pStyle w:val="Normal"/>
+      </w:pPr>
+      <w:r>
+        <w:t>Your backtest is also cheating, and you don't even know it.</w:t>
+      </w:r>
+    </w:p>
+    <w:p>
+      <w:pPr>
+        <w:pStyle w:val="Normal"/>
+      </w:pPr>
+      <w:r>
+        <w:t>This is the single most expensive bug in bot building, and almost nobody can see it in their own code.</w:t>
+      </w:r>
+    </w:p>
+    <w:p>
+      <w:pPr>
+        <w:pStyle w:val="Normal"/>
+      </w:pPr>
+      <w:r>
+        <w:t>It's called look-ahead bias.</w:t>
+      </w:r>
+    </w:p>
+    <w:p>
+      <w:pPr>
+        <w:pStyle w:val="Normal"/>
+      </w:pPr>
+      <w:r>
+        <w:t>In plain words: your strategy used information that did not exist yet at the moment it made the decision.</w:t>
+      </w:r>
+    </w:p>
+    <w:p>
+      <w:pPr>
+        <w:pStyle w:val="Normal"/>
+      </w:pPr>
+      <w:r>
+        <w:t>It peeked at the future, scored itself a genius and handed you a fantasy you then deployed real money on.</w:t>
+      </w:r>
+    </w:p>
+    <w:p>
+      <w:pPr>
+        <w:pStyle w:val="Normal"/>
+      </w:pPr>
+      <w:r>
+        <w:t>I built hundreds of bots and i've shipped every one of these bugs at least once.</w:t>
+      </w:r>
+    </w:p>
+    <w:p>
+      <w:pPr>
+        <w:pStyle w:val="Normal"/>
+      </w:pPr>
+      <w:r>
+        <w:t>My last bot is not an exception.</w:t>
+      </w:r>
+    </w:p>
+    <w:p>
+      <w:pPr>
+        <w:pStyle w:val="Normal"/>
+      </w:pPr>
+      <w:r>
+        <w:t>This is the full breakdown of how the future sneaks into your backtest, the five exact places it hides, and one question that kills it every time.</w:t>
+      </w:r>
+    </w:p>
+    <w:p>
+      <w:pPr>
+        <w:pStyle w:val="Normal"/>
+      </w:pPr>
+      <w:r>
+        <w:t>What look-ahead bias actually is</w:t>
+      </w:r>
+    </w:p>
+    <w:p>
+      <w:pPr>
+        <w:pStyle w:val="Normal"/>
+      </w:pPr>
+      <w:r>
+        <w:t>Here's the whole thing in one rule.</w:t>
+      </w:r>
+    </w:p>
+    <w:p>
+      <w:pPr>
+        <w:pStyle w:val="Normal"/>
+      </w:pPr>
+      <w:r>
+        <w:t>And if you only remember one line from this article, make it this one.</w:t>
+      </w:r>
+    </w:p>
+    <w:p>
+      <w:pPr>
+        <w:pStyle w:val="Normal"/>
+      </w:pPr>
+      <w:r>
+        <w:t>At the exact moment your strategy makes a decision, it can only use data that was actually available at that exact moment.</w:t>
+      </w:r>
+    </w:p>
+    <w:p>
+      <w:pPr>
+        <w:pStyle w:val="Normal"/>
+      </w:pPr>
+      <w:r>
+        <w:t>Nothing from later.</w:t>
+      </w:r>
+    </w:p>
+    <w:p>
+      <w:pPr>
+        <w:pStyle w:val="Normal"/>
+      </w:pPr>
+      <w:r>
+        <w:t>Not one candle.</w:t>
+      </w:r>
+    </w:p>
+    <w:p>
+      <w:pPr>
+        <w:pStyle w:val="Normal"/>
+      </w:pPr>
+    </w:p>
+    <w:p>
+      <w:pPr>
+        <w:pStyle w:val="Normal"/>
+      </w:pPr>
+    </w:p>
+    <w:p>
+      <w:pPr>
+        <w:pStyle w:val="Normal"/>
+      </w:pPr>
+      <w:r>
+        <w:t>That sounds obvious when you read it.</w:t>
+      </w:r>
+    </w:p>
+    <w:p>
+      <w:pPr>
+        <w:pStyle w:val="Normal"/>
+      </w:pPr>
+      <w:r>
+        <w:t>It is brutally easy to break without noticing.</w:t>
+      </w:r>
+    </w:p>
+    <w:p>
+      <w:pPr>
+        <w:pStyle w:val="Normal"/>
+      </w:pPr>
+      <w:r>
+        <w:t>Cause when you backtest, you're sitting on the FULL dataset.</w:t>
+      </w:r>
+    </w:p>
+    <w:p>
+      <w:pPr>
+        <w:pStyle w:val="Normal"/>
+      </w:pPr>
+      <w:r>
+        <w:t>Every candle, every price, every outcome, all of it loaded in memory at once, past and future sitting side by side in the same array.</w:t>
+      </w:r>
+    </w:p>
+    <w:p>
+      <w:pPr>
+        <w:pStyle w:val="Normal"/>
+      </w:pPr>
+      <w:r>
+        <w:t>Your code can reach anywhere in that array.</w:t>
+      </w:r>
+    </w:p>
+    <w:p>
+      <w:pPr>
+        <w:pStyle w:val="Normal"/>
+      </w:pPr>
+      <w:r>
+        <w:t>And the future is right there, one index away, quietly waiting to leak into a decision it should never have touched.</w:t>
+      </w:r>
+    </w:p>
+    <w:p>
+      <w:pPr>
+        <w:pStyle w:val="Normal"/>
+      </w:pPr>
+    </w:p>
+    <w:p>
+      <w:pPr>
+        <w:pStyle w:val="Normal"/>
+      </w:pPr>
+    </w:p>
+    <w:p>
+      <w:pPr>
+        <w:pStyle w:val="Normal"/>
+      </w:pPr>
+      <w:r>
+        <w:t>The market does not work like that.</w:t>
+      </w:r>
+    </w:p>
+    <w:p>
+      <w:pPr>
+        <w:pStyle w:val="Normal"/>
+      </w:pPr>
+      <w:r>
+        <w:t>Live, your bot stands at one moment in time with a wall in front of it.</w:t>
+      </w:r>
+    </w:p>
+    <w:p>
+      <w:pPr>
+        <w:pStyle w:val="Normal"/>
+      </w:pPr>
+      <w:r>
+        <w:t>Everything past the wall does not exist yet.</w:t>
+      </w:r>
+    </w:p>
+    <w:p>
+      <w:pPr>
+        <w:pStyle w:val="Normal"/>
+      </w:pPr>
+      <w:r>
+        <w:t>A backtest with no wall is not a test.</w:t>
+      </w:r>
+    </w:p>
+    <w:p>
+      <w:pPr>
+        <w:pStyle w:val="Normal"/>
+      </w:pPr>
+      <w:r>
+        <w:t>It's a memory of a game you already know the score of, pretending to predict it.</w:t>
+      </w:r>
+    </w:p>
+    <w:p>
+      <w:pPr>
+        <w:pStyle w:val="Normal"/>
+      </w:pPr>
+      <w:r>
+        <w:t>Future candle data</w:t>
+      </w:r>
+    </w:p>
+    <w:p>
+      <w:pPr>
+        <w:pStyle w:val="Normal"/>
+      </w:pPr>
+      <w:r>
+        <w:t>This is the most common one and the most embarrassing once you see it.</w:t>
+      </w:r>
+    </w:p>
+    <w:p>
+      <w:pPr>
+        <w:pStyle w:val="Normal"/>
+      </w:pPr>
+      <w:r>
+        <w:t>Your signal fires at 9:00.</w:t>
+      </w:r>
+    </w:p>
+    <w:p>
+      <w:pPr>
+        <w:pStyle w:val="Normal"/>
+      </w:pPr>
+      <w:r>
+        <w:t>But somewhere in the code, it quietly reads the candle that closes at 9:05 to confirm itself.</w:t>
+      </w:r>
+    </w:p>
+    <w:p>
+      <w:pPr>
+        <w:pStyle w:val="Normal"/>
+      </w:pPr>
+      <w:r>
+        <w:t>Of course it looks profitable.</w:t>
+      </w:r>
+    </w:p>
+    <w:p>
+      <w:pPr>
+        <w:pStyle w:val="Normal"/>
+      </w:pPr>
+      <w:r>
+        <w:t>It already knows what happened next.</w:t>
+      </w:r>
+    </w:p>
+    <w:p>
+      <w:pPr>
+        <w:pStyle w:val="Normal"/>
+      </w:pPr>
+      <w:r>
+        <w:t>It usually hides in an off-by-one.</w:t>
+      </w:r>
+    </w:p>
+    <w:p>
+      <w:pPr>
+        <w:pStyle w:val="Normal"/>
+      </w:pPr>
+      <w:r>
+        <w:t>You loop over candles, and at index `i` you accidentally touch `i+1`, or you read a candle's close before that candle has actually closed.</w:t>
+      </w:r>
+    </w:p>
+    <w:p>
+      <w:pPr>
+        <w:pStyle w:val="Normal"/>
+      </w:pPr>
+      <w:r>
+        <w:t>The classic version looks like this:</w:t>
+      </w:r>
+    </w:p>
+    <w:p>
+      <w:pPr>
+        <w:pStyle w:val="Normal"/>
+      </w:pPr>
+      <w:r>
+        <w:t>python</w:t>
+      </w:r>
+    </w:p>
+    <w:p>
+      <w:pPr>
+        <w:pStyle w:val="Normal"/>
+      </w:pPr>
+      <w:r>
+        <w:t># WRONG - decides on candle i using candle i's close,</w:t>
+      </w:r>
+    </w:p>
+    <w:p>
+      <w:pPr>
+        <w:pStyle w:val="Normal"/>
+      </w:pPr>
+      <w:r>
+        <w:t># but that close only exists AFTER the window ends</w:t>
+      </w:r>
+    </w:p>
+    <w:p>
+      <w:pPr>
+        <w:pStyle w:val="Normal"/>
+      </w:pPr>
+      <w:r>
+        <w:t>signal = df['close'][i] &gt; df['open'][i]</w:t>
+      </w:r>
+    </w:p>
+    <w:p>
+      <w:pPr>
+        <w:pStyle w:val="Normal"/>
+      </w:pPr>
+      <w:r>
+        <w:t>enter_at = df['open'][i]</w:t>
+      </w:r>
+    </w:p>
+    <w:p>
+      <w:pPr>
+        <w:pStyle w:val="Normal"/>
+      </w:pPr>
+      <w:r>
+        <w:t>You entered at the open of candle `i`, but your signal used that same candle's close.</w:t>
+      </w:r>
+    </w:p>
+    <w:p>
+      <w:pPr>
+        <w:pStyle w:val="Normal"/>
+      </w:pPr>
+      <w:r>
+        <w:t>That close hadn't happened yet when you entered.</w:t>
+      </w:r>
+    </w:p>
+    <w:p>
+      <w:pPr>
+        <w:pStyle w:val="Normal"/>
+      </w:pPr>
+      <w:r>
+        <w:t>The honest version only ever looks backward:</w:t>
+      </w:r>
+    </w:p>
+    <w:p>
+      <w:pPr>
+        <w:pStyle w:val="Normal"/>
+      </w:pPr>
+      <w:r>
+        <w:t>python</w:t>
+      </w:r>
+    </w:p>
+    <w:p>
+      <w:pPr>
+        <w:pStyle w:val="Normal"/>
+      </w:pPr>
+      <w:r>
+        <w:t># RIGHT - decide using only candles that already fully closed</w:t>
+      </w:r>
+    </w:p>
+    <w:p>
+      <w:pPr>
+        <w:pStyle w:val="Normal"/>
+      </w:pPr>
+      <w:r>
+        <w:t>signal = df['close'][i-1] &gt; df['open'][i-1]</w:t>
+      </w:r>
+    </w:p>
+    <w:p>
+      <w:pPr>
+        <w:pStyle w:val="Normal"/>
+      </w:pPr>
+      <w:r>
+        <w:t>enter_at = df['open'][i]</w:t>
+      </w:r>
+    </w:p>
+    <w:p>
+      <w:pPr>
+        <w:pStyle w:val="Normal"/>
+      </w:pPr>
+      <w:r>
+        <w:t>One index of difference.</w:t>
+      </w:r>
+    </w:p>
+    <w:p>
+      <w:pPr>
+        <w:pStyle w:val="Normal"/>
+      </w:pPr>
+      <w:r>
+        <w:t>That's the gap between a fake 80% bot and your real number.</w:t>
+      </w:r>
+    </w:p>
+    <w:p>
+      <w:pPr>
+        <w:pStyle w:val="Normal"/>
+      </w:pPr>
+      <w:r>
+        <w:t>Same day close leaking in</w:t>
+      </w:r>
+    </w:p>
+    <w:p>
+      <w:pPr>
+        <w:pStyle w:val="Normal"/>
+      </w:pPr>
+      <w:r>
+        <w:t>This one is sneakier cause it hides inside a feature you think is innocent.</w:t>
+      </w:r>
+    </w:p>
+    <w:p>
+      <w:pPr>
+        <w:pStyle w:val="Normal"/>
+      </w:pPr>
+      <w:r>
+        <w:t>You're trading the open of the window.</w:t>
+      </w:r>
+    </w:p>
+    <w:p>
+      <w:pPr>
+        <w:pStyle w:val="Normal"/>
+      </w:pPr>
+      <w:r>
+        <w:t>But one of your features uses the day's closing price, or a daily high, or a session average.</w:t>
+      </w:r>
+    </w:p>
+    <w:p>
+      <w:pPr>
+        <w:pStyle w:val="Normal"/>
+      </w:pPr>
+      <w:r>
+        <w:t>That close has NOT happened yet when you trade the open.</w:t>
+      </w:r>
+    </w:p>
+    <w:p>
+      <w:pPr>
+        <w:pStyle w:val="Normal"/>
+      </w:pPr>
+      <w:r>
+        <w:t>You're feeding your bot a number from its own future and calling it an input.</w:t>
+      </w:r>
+    </w:p>
+    <w:p>
+      <w:pPr>
+        <w:pStyle w:val="Normal"/>
+      </w:pPr>
+      <w:r>
+        <w:t>It happens constantly with daily aggregates.</w:t>
+      </w:r>
+    </w:p>
+    <w:p>
+      <w:pPr>
+        <w:pStyle w:val="Normal"/>
+      </w:pPr>
+    </w:p>
+    <w:p>
+      <w:pPr>
+        <w:pStyle w:val="Normal"/>
+      </w:pPr>
+    </w:p>
+    <w:p>
+      <w:pPr>
+        <w:pStyle w:val="Normal"/>
+      </w:pPr>
+      <w:r>
+        <w:t>You compute "today's range" or "today's volume" and use it in a 9am decision, but those values only finish forming at the end of the day.</w:t>
+      </w:r>
+    </w:p>
+    <w:p>
+      <w:pPr>
+        <w:pStyle w:val="Normal"/>
+      </w:pPr>
+      <w:r>
+        <w:t>Your backtest happily grabs the finished value cause it's already in the dataframe.</w:t>
+      </w:r>
+    </w:p>
+    <w:p>
+      <w:pPr>
+        <w:pStyle w:val="Normal"/>
+      </w:pPr>
+      <w:r>
+        <w:t>Your live bot, at 9am has no idea what the day's close will be cause the day isn't over.</w:t>
+      </w:r>
+    </w:p>
+    <w:p>
+      <w:pPr>
+        <w:pStyle w:val="Normal"/>
+      </w:pPr>
+      <w:r>
+        <w:t>The fix is a mindset, not a line of code.</w:t>
+      </w:r>
+    </w:p>
+    <w:p>
+      <w:pPr>
+        <w:pStyle w:val="Normal"/>
+      </w:pPr>
+      <w:r>
+        <w:t>Every feature your bot uses has a TIMESTAMP for when it becomes fully known.</w:t>
+      </w:r>
+    </w:p>
+    <w:p>
+      <w:pPr>
+        <w:pStyle w:val="Normal"/>
+      </w:pPr>
+      <w:r>
+        <w:t>If that timestamp is later than your decision moment, you cannot use it.</w:t>
+      </w:r>
+    </w:p>
+    <w:p>
+      <w:pPr>
+        <w:pStyle w:val="Normal"/>
+      </w:pPr>
+      <w:r>
+        <w:t>A daily close is known at end of day, so it can only feed TOMORROW's decisions, never today's.</w:t>
+      </w:r>
+    </w:p>
+    <w:p>
+      <w:pPr>
+        <w:pStyle w:val="Normal"/>
+      </w:pPr>
+      <w:r>
+        <w:t>Quiet leak nobody catches</w:t>
+      </w:r>
+    </w:p>
+    <w:p>
+      <w:pPr>
+        <w:pStyle w:val="Normal"/>
+      </w:pPr>
+      <w:r>
+        <w:t>This is the one that gets even careful people cause it doesn't look like cheating at all.</w:t>
+      </w:r>
+    </w:p>
+    <w:p>
+      <w:pPr>
+        <w:pStyle w:val="Normal"/>
+      </w:pPr>
+      <w:r>
+        <w:t>You normalize your data before training.</w:t>
+      </w:r>
+    </w:p>
+    <w:p>
+      <w:pPr>
+        <w:pStyle w:val="Normal"/>
+      </w:pPr>
+      <w:r>
+        <w:t>You scale everything using the min and max, or the mean and standard deviation, of the ENTIRE dataset.</w:t>
+      </w:r>
+    </w:p>
+    <w:p>
+      <w:pPr>
+        <w:pStyle w:val="Normal"/>
+      </w:pPr>
+      <w:r>
+        <w:t>Looks completely standard.</w:t>
+      </w:r>
+    </w:p>
+    <w:p>
+      <w:pPr>
+        <w:pStyle w:val="Normal"/>
+      </w:pPr>
+      <w:r>
+        <w:t>It's a leak.</w:t>
+      </w:r>
+    </w:p>
+    <w:p>
+      <w:pPr>
+        <w:pStyle w:val="Normal"/>
+      </w:pPr>
+      <w:r>
+        <w:t>That min and max include FUTURE values.</w:t>
+      </w:r>
+    </w:p>
+    <w:p>
+      <w:pPr>
+        <w:pStyle w:val="Normal"/>
+      </w:pPr>
+      <w:r>
+        <w:t>So when your model makes a prediction in January, the scaling it used was secretly computed using data from June.</w:t>
+      </w:r>
+    </w:p>
+    <w:p>
+      <w:pPr>
+        <w:pStyle w:val="Normal"/>
+      </w:pPr>
+      <w:r>
+        <w:t>Every early prediction is quietly informed by numbers from months later.</w:t>
+      </w:r>
+    </w:p>
+    <w:p>
+      <w:pPr>
+        <w:pStyle w:val="Normal"/>
+      </w:pPr>
+      <w:r>
+        <w:t>python</w:t>
+      </w:r>
+    </w:p>
+    <w:p>
+      <w:pPr>
+        <w:pStyle w:val="Normal"/>
+      </w:pPr>
+      <w:r>
+        <w:t># WRONG - scaler sees the whole dataset, future included</w:t>
+      </w:r>
+    </w:p>
+    <w:p>
+      <w:pPr>
+        <w:pStyle w:val="Normal"/>
+      </w:pPr>
+      <w:r>
+        <w:t>scaler.fit(all_data)</w:t>
+      </w:r>
+    </w:p>
+    <w:p>
+      <w:pPr>
+        <w:pStyle w:val="Normal"/>
+      </w:pPr>
+      <w:r>
+        <w:t>X = scaler.transform(all_data)</w:t>
+      </w:r>
+    </w:p>
+    <w:p>
+      <w:pPr>
+        <w:pStyle w:val="Normal"/>
+      </w:pPr>
+      <w:r>
+        <w:t>The whole history, future and all, went into deciding how to scale the past.</w:t>
+      </w:r>
+    </w:p>
+    <w:p>
+      <w:pPr>
+        <w:pStyle w:val="Normal"/>
+      </w:pPr>
+      <w:r>
+        <w:t>The honest way fits the scaler only on data up to the decision point, and re-fits as you walk forward:</w:t>
+      </w:r>
+    </w:p>
+    <w:p>
+      <w:pPr>
+        <w:pStyle w:val="Normal"/>
+      </w:pPr>
+      <w:r>
+        <w:t>python</w:t>
+      </w:r>
+    </w:p>
+    <w:p>
+      <w:pPr>
+        <w:pStyle w:val="Normal"/>
+      </w:pPr>
+      <w:r>
+        <w:t># RIGHT - fit only on what existed so far, then move forward</w:t>
+      </w:r>
+    </w:p>
+    <w:p>
+      <w:pPr>
+        <w:pStyle w:val="Normal"/>
+      </w:pPr>
+      <w:r>
+        <w:t>scaler.fit(data[:t])</w:t>
+      </w:r>
+    </w:p>
+    <w:p>
+      <w:pPr>
+        <w:pStyle w:val="Normal"/>
+      </w:pPr>
+      <w:r>
+        <w:t>X_now = scaler.transform(data[t])</w:t>
+      </w:r>
+    </w:p>
+    <w:p>
+      <w:pPr>
+        <w:pStyle w:val="Normal"/>
+      </w:pPr>
+      <w:r>
+        <w:t>It's slower and it's annoying.</w:t>
+      </w:r>
+    </w:p>
+    <w:p>
+      <w:pPr>
+        <w:pStyle w:val="Normal"/>
+      </w:pPr>
+      <w:r>
+        <w:t>It's also the difference between a real number and a beautiful lie.</w:t>
+      </w:r>
+    </w:p>
+    <w:p>
+      <w:pPr>
+        <w:pStyle w:val="Normal"/>
+      </w:pPr>
+      <w:r>
+        <w:t>Most "amazing" ML backtests on short crypto windows die right here, on this exact mistake.</w:t>
+      </w:r>
+    </w:p>
+    <w:p>
+      <w:pPr>
+        <w:pStyle w:val="Normal"/>
+      </w:pPr>
+      <w:r>
+        <w:t>Centered rolling windows and leaked labels</w:t>
+      </w:r>
+    </w:p>
+    <w:p>
+      <w:pPr>
+        <w:pStyle w:val="Normal"/>
+      </w:pPr>
+      <w:r>
+        <w:t>Two more, and they both smuggle the future in through a side door.</w:t>
+      </w:r>
+    </w:p>
+    <w:p>
+      <w:pPr>
+        <w:pStyle w:val="Normal"/>
+      </w:pPr>
+      <w:r>
+        <w:t>First, centered rolling windows.</w:t>
+      </w:r>
+    </w:p>
+    <w:p>
+      <w:pPr>
+        <w:pStyle w:val="Normal"/>
+      </w:pPr>
+      <w:r>
+        <w:t>A centered moving average uses bars from BOTH sides of the current point.</w:t>
+      </w:r>
+    </w:p>
+    <w:p>
+      <w:pPr>
+        <w:pStyle w:val="Normal"/>
+      </w:pPr>
+      <w:r>
+        <w:t>That means half the bars in your "average" are in the future.</w:t>
+      </w:r>
+    </w:p>
+    <w:p>
+      <w:pPr>
+        <w:pStyle w:val="Normal"/>
+      </w:pPr>
+      <w:r>
+        <w:t>python</w:t>
+      </w:r>
+    </w:p>
+    <w:p>
+      <w:pPr>
+        <w:pStyle w:val="Normal"/>
+      </w:pPr>
+      <w:r>
+        <w:t># WRONG - center=True pulls in future bars</w:t>
+      </w:r>
+    </w:p>
+    <w:p>
+      <w:pPr>
+        <w:pStyle w:val="Normal"/>
+      </w:pPr>
+      <w:r>
+        <w:t>df['ma'] = df['close'].rolling(20, center=True).mean()</w:t>
+      </w:r>
+    </w:p>
+    <w:p>
+      <w:pPr>
+        <w:pStyle w:val="Normal"/>
+      </w:pPr>
+      <w:r>
+        <w:t>Your average at 9:00 contains prices from 9:10.</w:t>
+      </w:r>
+    </w:p>
+    <w:p>
+      <w:pPr>
+        <w:pStyle w:val="Normal"/>
+      </w:pPr>
+      <w:r>
+        <w:t>Every signal built on it is contaminated.</w:t>
+      </w:r>
+    </w:p>
+    <w:p>
+      <w:pPr>
+        <w:pStyle w:val="Normal"/>
+      </w:pPr>
+      <w:r>
+        <w:t>The fix is one word, and it's the default for a reason:</w:t>
+      </w:r>
+    </w:p>
+    <w:p>
+      <w:pPr>
+        <w:pStyle w:val="Normal"/>
+      </w:pPr>
+      <w:r>
+        <w:t>python</w:t>
+      </w:r>
+    </w:p>
+    <w:p>
+      <w:pPr>
+        <w:pStyle w:val="Normal"/>
+      </w:pPr>
+      <w:r>
+        <w:t># RIGHT - only past bars feed the average</w:t>
+      </w:r>
+    </w:p>
+    <w:p>
+      <w:pPr>
+        <w:pStyle w:val="Normal"/>
+      </w:pPr>
+      <w:r>
+        <w:t>df['ma'] = df['close'].rolling(20).mean()</w:t>
+      </w:r>
+    </w:p>
+    <w:p>
+      <w:pPr>
+        <w:pStyle w:val="Normal"/>
+      </w:pPr>
+      <w:r>
+        <w:t>Second, and this is the deadliest, leaked labels.</w:t>
+      </w:r>
+    </w:p>
+    <w:p>
+      <w:pPr>
+        <w:pStyle w:val="Normal"/>
+      </w:pPr>
+      <w:r>
+        <w:t>The thing you're trying to predict accidentally slips into your features.</w:t>
+      </w:r>
+    </w:p>
+    <w:p>
+      <w:pPr>
+        <w:pStyle w:val="Normal"/>
+      </w:pPr>
+      <w:r>
+        <w:t>Maybe you build a feature off the resolution price.</w:t>
+      </w:r>
+    </w:p>
+    <w:p>
+      <w:pPr>
+        <w:pStyle w:val="Normal"/>
+      </w:pPr>
+      <w:r>
+        <w:t>Maybe a column derived from the outcome sneaks into your input set.</w:t>
+      </w:r>
+    </w:p>
+    <w:p>
+      <w:pPr>
+        <w:pStyle w:val="Normal"/>
+      </w:pPr>
+      <w:r>
+        <w:t>Now the model isn't predicting anything.</w:t>
+      </w:r>
+    </w:p>
+    <w:p>
+      <w:pPr>
+        <w:pStyle w:val="Normal"/>
+      </w:pPr>
+      <w:r>
+        <w:t>It's reading the answer key and copying it down.</w:t>
+      </w:r>
+    </w:p>
+    <w:p>
+      <w:pPr>
+        <w:pStyle w:val="Normal"/>
+      </w:pPr>
+      <w:r>
+        <w:t>These are the bugs that produce a 99% backtest that loses every live trade, cause live, the answer key is blank.</w:t>
+      </w:r>
+    </w:p>
+    <w:p>
+      <w:pPr>
+        <w:pStyle w:val="Normal"/>
+      </w:pPr>
+      <w:r>
+        <w:t>How it fools you completely</w:t>
+      </w:r>
+    </w:p>
+    <w:p>
+      <w:pPr>
+        <w:pStyle w:val="Normal"/>
+      </w:pPr>
+      <w:r>
+        <w:t>Here's the cruelest part + why smart people ship these bugs over and over:</w:t>
+      </w:r>
+    </w:p>
+    <w:p>
+      <w:pPr>
+        <w:pStyle w:val="Normal"/>
+      </w:pPr>
+      <w:r>
+        <w:t>A look-ahead bug does not throw an error.</w:t>
+      </w:r>
+    </w:p>
+    <w:p>
+      <w:pPr>
+        <w:pStyle w:val="Normal"/>
+      </w:pPr>
+      <w:r>
+        <w:t>Your code runs clean.</w:t>
+      </w:r>
+    </w:p>
+    <w:p>
+      <w:pPr>
+        <w:pStyle w:val="Normal"/>
+      </w:pPr>
+      <w:r>
+        <w:t>The backtest doesn't just work, it looks GORGEOUS.</w:t>
+      </w:r>
+    </w:p>
+    <w:p>
+      <w:pPr>
+        <w:pStyle w:val="Normal"/>
+      </w:pPr>
+      <w:r>
+        <w:t>Returns curve up and to the right, win rate in the 80s or 90s, every metric glowing.</w:t>
+      </w:r>
+    </w:p>
+    <w:p>
+      <w:pPr>
+        <w:pStyle w:val="Normal"/>
+      </w:pPr>
+      <w:r>
+        <w:t>You feel like a genius cause you built something that works.</w:t>
+      </w:r>
+    </w:p>
+    <w:p>
+      <w:pPr>
+        <w:pStyle w:val="Normal"/>
+      </w:pPr>
+      <w:r>
+        <w:t>And the better the bug, the better the fake number looks.</w:t>
+      </w:r>
+    </w:p>
+    <w:p>
+      <w:pPr>
+        <w:pStyle w:val="Normal"/>
+      </w:pPr>
+      <w:r>
+        <w:t>A signal that secretly reads the future will always backtest beautifully, cause peeking at the answer is the most profitable strategy there is.</w:t>
+      </w:r>
+    </w:p>
+    <w:p>
+      <w:pPr>
+        <w:pStyle w:val="Normal"/>
+      </w:pPr>
+      <w:r>
+        <w:t>The most suspicious thing a backtest can do is look perfect.</w:t>
+      </w:r>
+    </w:p>
+    <w:p>
+      <w:pPr>
+        <w:pStyle w:val="Normal"/>
+      </w:pPr>
+      <w:r>
+        <w:t>A real edge on a real market is small, fragile, and ugly around the edges.</w:t>
+      </w:r>
+    </w:p>
+    <w:p>
+      <w:pPr>
+        <w:pStyle w:val="Normal"/>
+      </w:pPr>
+      <w:r>
+        <w:t>A 25,000% return is NOT a strategy.</w:t>
+      </w:r>
+    </w:p>
+    <w:p>
+      <w:pPr>
+        <w:pStyle w:val="Normal"/>
+      </w:pPr>
+    </w:p>
+    <w:p>
+      <w:pPr>
+        <w:pStyle w:val="Normal"/>
+      </w:pPr>
+    </w:p>
+    <w:p>
+      <w:pPr>
+        <w:pStyle w:val="Normal"/>
+      </w:pPr>
+      <w:r>
+        <w:t>It's a bug with good lighting.</w:t>
+      </w:r>
+    </w:p>
+    <w:p>
+      <w:pPr>
+        <w:pStyle w:val="Normal"/>
+      </w:pPr>
+      <w:r>
+        <w:t>So when your backtest looks too clean, your first thought should not be "i'm a genius."</w:t>
+      </w:r>
+    </w:p>
+    <w:p>
+      <w:pPr>
+        <w:pStyle w:val="Normal"/>
+      </w:pPr>
+      <w:r>
+        <w:t>It should be "where is the leak."</w:t>
+      </w:r>
+    </w:p>
+    <w:p>
+      <w:pPr>
+        <w:pStyle w:val="Normal"/>
+      </w:pPr>
+      <w:r>
+        <w:t>Just think about that for a minute.</w:t>
+      </w:r>
+    </w:p>
+    <w:p>
+      <w:pPr>
+        <w:pStyle w:val="Normal"/>
+      </w:pPr>
+      <w:r>
+        <w:t>Audit and how to hunt it in your code</w:t>
+      </w:r>
+    </w:p>
+    <w:p>
+      <w:pPr>
+        <w:pStyle w:val="Normal"/>
+      </w:pPr>
+      <w:r>
+        <w:t>Here's how you actually catch these before they eat your account.</w:t>
+      </w:r>
+    </w:p>
+    <w:p>
+      <w:pPr>
+        <w:pStyle w:val="Normal"/>
+      </w:pPr>
+      <w:r>
+        <w:t>First, the one question.</w:t>
+      </w:r>
+    </w:p>
+    <w:p>
+      <w:pPr>
+        <w:pStyle w:val="Normal"/>
+      </w:pPr>
+      <w:r>
+        <w:t>For every single feature your bot uses, ask:</w:t>
+      </w:r>
+    </w:p>
+    <w:p>
+      <w:pPr>
+        <w:pStyle w:val="Normal"/>
+      </w:pPr>
+      <w:r>
+        <w:t>At this exact decision point, would my bot reallt have known this yet?</w:t>
+      </w:r>
+    </w:p>
+    <w:p>
+      <w:pPr>
+        <w:pStyle w:val="Normal"/>
+      </w:pPr>
+      <w:r>
+        <w:t>If the answer is no even once, you found your leak.</w:t>
+      </w:r>
+    </w:p>
+    <w:p>
+      <w:pPr>
+        <w:pStyle w:val="Normal"/>
+      </w:pPr>
+      <w:r>
+        <w:t>Second, the structural fix that prevents most of them.</w:t>
+      </w:r>
+    </w:p>
+    <w:p>
+      <w:pPr>
+        <w:pStyle w:val="Normal"/>
+      </w:pPr>
+      <w:r>
+        <w:t>Stop loading the whole dataset and reaching into it.</w:t>
+      </w:r>
+    </w:p>
+    <w:p>
+      <w:pPr>
+        <w:pStyle w:val="Normal"/>
+      </w:pPr>
+      <w:r>
+        <w:t>Build your backtest to walk forward one step at a time, where the code physically cannot see past the current moment.</w:t>
+      </w:r>
+    </w:p>
+    <w:p>
+      <w:pPr>
+        <w:pStyle w:val="Normal"/>
+      </w:pPr>
+      <w:r>
+        <w:t>python</w:t>
+      </w:r>
+    </w:p>
+    <w:p>
+      <w:pPr>
+        <w:pStyle w:val="Normal"/>
+      </w:pPr>
+      <w:r>
+        <w:t># the shape that makes look-ahead nearly impossible</w:t>
+      </w:r>
+    </w:p>
+    <w:p>
+      <w:pPr>
+        <w:pStyle w:val="Normal"/>
+      </w:pPr>
+      <w:r>
+        <w:t>for t in range(start, end):</w:t>
+      </w:r>
+    </w:p>
+    <w:p>
+      <w:pPr>
+        <w:pStyle w:val="Normal"/>
+      </w:pPr>
+      <w:r>
+        <w:t>history = data[:t]      # only the past exists</w:t>
+      </w:r>
+    </w:p>
+    <w:p>
+      <w:pPr>
+        <w:pStyle w:val="Normal"/>
+      </w:pPr>
+      <w:r>
+        <w:t>decision = strategy(history)</w:t>
+      </w:r>
+    </w:p>
+    <w:p>
+      <w:pPr>
+        <w:pStyle w:val="Normal"/>
+      </w:pPr>
+      <w:r>
+        <w:t>outcome = data[t]       # revealed AFTER you decide</w:t>
+      </w:r>
+    </w:p>
+    <w:p>
+      <w:pPr>
+        <w:pStyle w:val="Normal"/>
+      </w:pPr>
+      <w:r>
+        <w:t>record(decision, outcome)</w:t>
+      </w:r>
+    </w:p>
+    <w:p>
+      <w:pPr>
+        <w:pStyle w:val="Normal"/>
+      </w:pPr>
+      <w:r>
+        <w:t>If your code can't touch `data[t+1]`, it can't cheat.</w:t>
+      </w:r>
+    </w:p>
+    <w:p>
+      <w:pPr>
+        <w:pStyle w:val="Normal"/>
+      </w:pPr>
+      <w:r>
+        <w:t>Third, the gut-check that catches the rest.</w:t>
+      </w:r>
+    </w:p>
+    <w:p>
+      <w:pPr>
+        <w:pStyle w:val="Normal"/>
+      </w:pPr>
+      <w:r>
+        <w:t>&gt; If a signal separates winners from losers almost perfectly, get suspicious, not excited.</w:t>
+      </w:r>
+    </w:p>
+    <w:p>
+      <w:pPr>
+        <w:pStyle w:val="Normal"/>
+      </w:pPr>
+      <w:r>
+        <w:t>&gt; Recompute every feature using only data from before the entry, and watch which "edges" survive.</w:t>
+      </w:r>
+    </w:p>
+    <w:p>
+      <w:pPr>
+        <w:pStyle w:val="Normal"/>
+      </w:pPr>
+      <w:r>
+        <w:t>&gt; Make AI audit its own backtest as a ruthless skeptic, cause AI wrote the leak in the first place and won't catch it while it's rooting for you.</w:t>
+      </w:r>
+    </w:p>
+    <w:p>
+      <w:pPr>
+        <w:pStyle w:val="Normal"/>
+      </w:pPr>
+      <w:r>
+        <w:t>I built hundreds of bots and the most beautiful backtests i ever made were the ones quietly cheating with future data.</w:t>
+      </w:r>
+    </w:p>
+    <w:p>
+      <w:pPr>
+        <w:pStyle w:val="Normal"/>
+      </w:pPr>
+      <w:r>
+        <w:t>So before you trust any backtest, run the one question on every feature.</w:t>
+      </w:r>
+    </w:p>
+    <w:p>
+      <w:pPr>
+        <w:pStyle w:val="Normal"/>
+      </w:pPr>
+      <w:r>
+        <w:t>At this exact decision point, would my bot really have known this?</w:t>
+      </w:r>
+    </w:p>
+    <w:p>
+      <w:pPr>
+        <w:pStyle w:val="Normal"/>
+      </w:pPr>
+      <w:r>
+        <w:t>If the answer is no even once, your edge was never real.</w:t>
+      </w:r>
+    </w:p>
+    <w:p>
+      <w:pPr>
+        <w:pStyle w:val="Normal"/>
+      </w:pPr>
+      <w:r>
+        <w:t>It was just future data wearing a costume.</w:t>
+      </w:r>
+    </w:p>
+    <w:p>
+      <w:pPr>
+        <w:pStyle w:val="Normal"/>
+      </w:pPr>
+      <w:r>
+        <w:t>If you wanna go deeper on building backtests that don't lie, i break the whole honest pipeline down in my small tg channel.</w:t>
+      </w:r>
+    </w:p>
+    <w:p>
+      <w:pPr>
+        <w:pStyle w:val="Normal"/>
+      </w:pPr>
+      <w:r>
+        <w:t xml:space="preserve">Join for more info: </w:t>
+      </w:r>
+    </w:p>
+    <w:p>
+      <w:pPr>
+        <w:pStyle w:val="Normal"/>
+      </w:pPr>
+      <w:r>
+        <w:t>https://t.me/+zga0eT2p-10yZjBk</w:t>
+      </w:r>
+    </w:p>
+    <w:p>
+      <w:pPr>
+        <w:pStyle w:val="Normal"/>
+      </w:pPr>
+    </w:p>
+    <w:p>
+      <w:pPr>
+        <w:pStyle w:val="Normal"/>
+      </w:pPr>
+    </w:p>
+    <w:p>
+      <w:pPr>
+        <w:pStyle w:val="Normal"/>
+      </w:pPr>
+      <w:r>
+        <w:t>And test like the future doesn't exist.</w:t>
+      </w:r>
+    </w:p>
+    <w:p>
+      <w:pPr>
+        <w:pStyle w:val="Normal"/>
+      </w:pPr>
+      <w:r>
+        <w:t>Cause when real money's on the line, it doesn't.</w:t>
+      </w:r>
+    </w:p>
+    <w:p>
+      <w:pPr>
+        <w:pStyle w:val="Normal"/>
+      </w:pPr>
+      <w:r>
+        <w:t>Want to publish your own Article?</w:t>
+      </w:r>
+    </w:p>
+    <w:p>
+      <w:pPr>
+        <w:pStyle w:val="Normal"/>
+      </w:pPr>
+      <w:r>
+        <w:t>Upgrade to Premium</w:t>
+      </w:r>
+    </w:p>
+    <w:p>
+      <w:pPr>
+        <w:pStyle w:val="Normal"/>
+      </w:pPr>
+      <w:r>
+        <w:t>1:12 PM · Jun 27, 2026</w:t>
+      </w:r>
+    </w:p>
+    <w:p>
+      <w:pPr>
+        <w:pStyle w:val="Normal"/>
+      </w:pPr>
+      <w:r>
+        <w:t>·</w:t>
+      </w:r>
+    </w:p>
+    <w:p>
+      <w:pPr>
+        <w:pStyle w:val="Normal"/>
+      </w:pPr>
+    </w:p>
+    <w:p>
+      <w:pPr>
+        <w:pStyle w:val="Normal"/>
+      </w:pPr>
+      <w:r>
+        <w:t>56.8K</w:t>
+      </w:r>
+    </w:p>
+    <w:p>
+      <w:pPr>
+        <w:pStyle w:val="Normal"/>
+      </w:pPr>
+      <w:r>
+        <w:t>Views</w:t>
+      </w:r>
+    </w:p>
+    <w:p>
+      <w:pPr>
+        <w:pStyle w:val="Normal"/>
+      </w:pPr>
+      <w:r>
+        <w:t>Relevant</w:t>
+      </w:r>
+    </w:p>
+    <w:p>
+      <w:pPr>
+        <w:pStyle w:val="Normal"/>
+      </w:pPr>
+      <w:r>
+        <w:t>View quotes</w:t>
+      </w:r>
+    </w:p>
+    <w:p>
+      <w:pPr>
+        <w:pStyle w:val="Normal"/>
+      </w:pPr>
+    </w:p>
+    <w:p>
+      <w:pPr>
+        <w:pStyle w:val="Normal"/>
+      </w:pPr>
+    </w:p>
+    <w:p>
+      <w:pPr>
+        <w:pStyle w:val="Normal"/>
+      </w:pPr>
+      <w:r>
+        <w:br/>
+      </w:r>
+    </w:p>
+    <w:p>
+      <w:pPr>
+        <w:pStyle w:val="Normal"/>
+      </w:pPr>
+    </w:p>
+    <w:p>
+      <w:pPr>
+        <w:pStyle w:val="Normal"/>
+      </w:pPr>
+    </w:p>
+    <w:p>
+      <w:pPr>
+        <w:pStyle w:val="Normal"/>
+      </w:pPr>
+    </w:p>
+    <w:p>
+      <w:pPr>
+        <w:pStyle w:val="Normal"/>
+      </w:pPr>
+    </w:p>
+    <w:p>
+      <w:pPr>
+        <w:pStyle w:val="Normal"/>
+      </w:pPr>
+      <w:r>
+        <w:t>Punisher</w:t>
+      </w:r>
+    </w:p>
+    <w:p>
+      <w:pPr>
+        <w:pStyle w:val="Normal"/>
+      </w:pPr>
+    </w:p>
+    <w:p>
+      <w:pPr>
+        <w:pStyle w:val="Normal"/>
+      </w:pPr>
+    </w:p>
+    <w:p>
+      <w:pPr>
+        <w:pStyle w:val="Normal"/>
+      </w:pPr>
+      <w:r>
+        <w:t>@0x_Punisher</w:t>
+      </w:r>
+    </w:p>
+    <w:p>
+      <w:pPr>
+        <w:pStyle w:val="Normal"/>
+      </w:pPr>
+    </w:p>
+    <w:p>
+      <w:pPr>
+        <w:pStyle w:val="Normal"/>
+      </w:pPr>
+      <w:r>
+        <w:t>·</w:t>
+      </w:r>
+    </w:p>
+    <w:p>
+      <w:pPr>
+        <w:pStyle w:val="Normal"/>
+      </w:pPr>
+      <w:r>
+        <w:t>Jun 27</w:t>
+      </w:r>
+    </w:p>
+    <w:p>
+      <w:pPr>
+        <w:pStyle w:val="Normal"/>
+      </w:pPr>
+      <w:r>
+        <w:t>THIS TURNS EVERY BLEEDING BOT INTO $22K/MONTH MACHINE A signal separated winners from losers almost perfectly. It looked like the holy grail. It was completely fake, and the way it fooled its own builder is a lesson you NEED: Here's the setup. Someone computed the slope of each trade's price path across the full window. Winners and losers separated cleanly, a separability of 0.83, way above what counts as a real signal. For a moment it looked like THE answer. Then they caught the trap. That full-window slope included the OUTCOME. A losing window, by definition, ends back at the strike. So of course its slope points back toward the strike, the loss is literally baked into the number. The signal wasn't predicting the loss. It WAS the loss, measured after the fact. So they recomputed it the honest way, using only the data available BEFORE entry, the part the bot can actually see when it decides. The separability collapsed from 0.83 to 0.49. Pure noise. The "perfect signal" existed only because it secretly contained the answer it was supposedly predicting. My bot proves it. It was bleeding hard before. Now it's sitting at $33k PnL: &lt;https://polymarket.com/@0x13f0bcec1e2e60ec9acc3bee4d2da2fe9694a50f-1774334442364?via=punisher&gt; This is look-ahead bias, and it's the deadliest bug in backtesting. Your strategy uses information that didn't exist yet at the moment it decided. It scores like a genius in testing because it already knew how things turned out. Then live trading hits, the future is actually unknown, and the edge vanishes. Here's the gut-check that catches it every time. &gt; For every feature, ask: would my bot have known this AT the moment it decided? &gt; If the number includes anything from after the entry, it's a tautology, not a signal. &gt; Recompute using only pre-entry data, and watch which "edges" survive. Most of them won't. The ones that collapse were never real, they just smuggled the answer in through the back door. If a signal looks too clean, check whether it already knows the answer. The grail is almost always a tautology wearing a costume.</w:t>
+      </w:r>
+    </w:p>
+    <w:p>
+      <w:pPr>
+        <w:pStyle w:val="Normal"/>
+      </w:pPr>
+    </w:p>
+    <w:p>
+      <w:pPr>
+        <w:pStyle w:val="Normal"/>
+      </w:pPr>
+    </w:p>
+    <w:p>
+      <w:pPr>
+        <w:pStyle w:val="Normal"/>
+      </w:pPr>
+    </w:p>
+    <w:p>
+      <w:pPr>
+        <w:pStyle w:val="Normal"/>
+      </w:pPr>
+    </w:p>
+    <w:p>
+      <w:pPr>
+        <w:pStyle w:val="Normal"/>
+      </w:pPr>
+      <w:r>
+        <w:t>Punisher</w:t>
+      </w:r>
+    </w:p>
+    <w:p>
+      <w:pPr>
+        <w:pStyle w:val="Normal"/>
+      </w:pPr>
+    </w:p>
+    <w:p>
+      <w:pPr>
+        <w:pStyle w:val="Normal"/>
+      </w:pPr>
+    </w:p>
+    <w:p>
+      <w:pPr>
+        <w:pStyle w:val="Normal"/>
+      </w:pPr>
+      <w:r>
+        <w:t>@0x_Punisher</w:t>
+      </w:r>
+    </w:p>
+    <w:p>
+      <w:pPr>
+        <w:pStyle w:val="Normal"/>
+      </w:pPr>
+    </w:p>
+    <w:p>
+      <w:pPr>
+        <w:pStyle w:val="Normal"/>
+      </w:pPr>
+      <w:r>
+        <w:t>·</w:t>
+      </w:r>
+    </w:p>
+    <w:p>
+      <w:pPr>
+        <w:pStyle w:val="Normal"/>
+      </w:pPr>
+      <w:r>
+        <w:t>Jun 27</w:t>
+      </w:r>
+    </w:p>
+    <w:p>
+      <w:pPr>
+        <w:pStyle w:val="Normal"/>
+      </w:pPr>
+      <w:r>
+        <w:t>THIS WILL FIX YOUR BOT IN ONE DAY: Your bot calculates the exact market perfectly. It fires the instant the window opens. And it gets NOTHING back, every single time. Here's the timing trap that breaks fast bots nobody warns you about: The 5-min markets follow a clean, predictable pattern. Each one is just the window timestamp, and you can calculate it down to the second in advance. So smart devs pre-stage everything, the slug, the token, the signed order, all ready to fire the millisecond the clock ticks over. That's correct, and it's exactly what i preach. But here's the part that ruins it. The market does NOT exist on Polymarket at the exact second of the timestamp. There's a short lag, a few seconds, between the window opening and Polymarket actually creating the market. So your beautifully pre-staged order fires into a void. The market it's pointed at isn't there yet. You get an error or nothing, and you think your slug math is wrong. It's not wrong. You were just early to a market that didn't exist when you knocked. This is the one thing you cannot pre-stage. You can pre-build the order, pre-sign it, pre-open the connection, pre-calculate the slug. You cannot pre-create a market that Polymarket hasn't made yet. So the fix is a small retry loop right at the open. &gt; Don't fire once and give up Calculate the slug, then poll for the market to actually exist, fast and tight. &gt; The moment it appears, fire the pre-staged order Everything else is already built, so the instant the market is real, you send. &gt; Cap the retries so a genuinely missing market doesn't hang your bot A few seconds of trying, then move on if it never shows. This is the rare spot where pure speed is wrong. Firing instantly into a market that doesn't exist loses to the bot that waits 2 seconds for it to appear and fires the microsecond it does. I built 1,000+ bots and this exact lag fooled me into rewriting slug math that was never broken. Now my sweeper is sitting at $33k of clean profit: &lt;https://polymarket.com/@0x13f0bcec1e2e60ec9acc3bee4d2da2fe9694a50f-1774334442364?via=punisher&gt; Pre-stage everything you can. Then wait for the door to actually exist before you try to walk through it.</w:t>
+      </w:r>
+    </w:p>
+    <w:p>
+      <w:pPr>
+        <w:pStyle w:val="Normal"/>
+      </w:pPr>
+    </w:p>
+    <w:p>
+      <w:r>
+        <w:br w:type="page"/>
+      </w:r>
+    </w:p>
+    <w:p>
+      <w:r>
+        <w:t>=== APPENDED ARTICLES (JUN 8 - JUN 15) ===</w:t>
+      </w:r>
+    </w:p>
+    <w:p>
+      <w:pPr>
+        <w:pStyle w:val="Normal"/>
+      </w:pPr>
+    </w:p>
+    <w:p>
+      <w:pPr>
+        <w:pStyle w:val="Normal"/>
+      </w:pPr>
+      <w:r>
+        <w:t>Punisher</w:t>
+      </w:r>
+    </w:p>
+    <w:p>
+      <w:pPr>
+        <w:pStyle w:val="Normal"/>
+      </w:pPr>
+    </w:p>
+    <w:p>
+      <w:pPr>
+        <w:pStyle w:val="Normal"/>
+      </w:pPr>
+    </w:p>
+    <w:p>
+      <w:pPr>
+        <w:pStyle w:val="Normal"/>
+      </w:pPr>
+      <w:r>
+        <w:t>@0x_Punisher</w:t>
+      </w:r>
+    </w:p>
+    <w:p>
+      <w:pPr>
+        <w:pStyle w:val="Normal"/>
+      </w:pPr>
+    </w:p>
+    <w:p>
+      <w:pPr>
+        <w:pStyle w:val="Normal"/>
+      </w:pPr>
+      <w:r>
+        <w:t>·</w:t>
+      </w:r>
+    </w:p>
+    <w:p>
+      <w:pPr>
+        <w:pStyle w:val="Normal"/>
+      </w:pPr>
+      <w:r>
+        <w:t>Jun 28</w:t>
+      </w:r>
+    </w:p>
+    <w:p>
+      <w:pPr>
+        <w:pStyle w:val="Normal"/>
+      </w:pPr>
+      <w:r>
+        <w:t>This bot won 65% of its trades over 2,400 trades. The account finished FLAT. Slightly up, but not worth expenses. Wallet: &lt;https://polymarket.com/@btcllllmmmlll?via=punisher&gt; Three out of four bets correct and it made nothing, here's the math that explains it: This is the paradox that breaks every new bot builder. You see a high win rate and you think you've won. You haven't, and the reason is one line of math nobody shows you. On a binary contract priced at px, you break even ONLY when your win rate equals that price. Read that again, cause it's the whole game. If you're paying 85c for the winning side, you need to win 85% of the time just to not lose money. This bot won 76%. It was paying around 85c average. 76% is less than 85%, so by pure arithmetic, it bleeds. Not because the strategy is broken. Because the price already priced in the win rate. That's what an efficient market actually means. The favorite costs more precisely because it wins more, so a high win rate buys you nothing on its own. The price ate the edge before you ever placed the trade. This is why i keep screaming that win rate is a vanity number. A 76% bot at 85c loses. A 55% bot at 40c prints. The number that decides everything is not how often you win, it's what you paid to win. So stop celebrating your win rate. Pull your real fills, the actual price you paid, and compare it to your win rate honestly. If your win rate isn't comfortably above your average entry price, you don't have an edge. You have a flat account wearing a great-looking stat. Win rate is a trophy. Entry price is the bill. Only one of them decides if you go home with money. Breaking down the best working strategies for bots in y next post!</w:t>
+      </w:r>
+    </w:p>
+    <w:p>
+      <w:pPr>
+        <w:pStyle w:val="Normal"/>
+      </w:pPr>
+    </w:p>
+    <w:p>
+      <w:pPr>
+        <w:pStyle w:val="Normal"/>
+      </w:pPr>
+    </w:p>
+    <w:p>
+      <w:pPr>
+        <w:pStyle w:val="Normal"/>
+      </w:pPr>
+    </w:p>
+    <w:p>
+      <w:pPr>
+        <w:pStyle w:val="Normal"/>
+      </w:pPr>
+    </w:p>
+    <w:p>
+      <w:pPr>
+        <w:pStyle w:val="Normal"/>
+      </w:pPr>
+      <w:r>
+        <w:t>Punisher</w:t>
+      </w:r>
+    </w:p>
+    <w:p>
+      <w:pPr>
+        <w:pStyle w:val="Normal"/>
+      </w:pPr>
+    </w:p>
+    <w:p>
+      <w:pPr>
+        <w:pStyle w:val="Normal"/>
+      </w:pPr>
+    </w:p>
+    <w:p>
+      <w:pPr>
+        <w:pStyle w:val="Normal"/>
+      </w:pPr>
+      <w:r>
+        <w:t>@0x_Punisher</w:t>
+      </w:r>
+    </w:p>
+    <w:p>
+      <w:pPr>
+        <w:pStyle w:val="Normal"/>
+      </w:pPr>
+    </w:p>
+    <w:p>
+      <w:pPr>
+        <w:pStyle w:val="Normal"/>
+      </w:pPr>
+      <w:r>
+        <w:t>·</w:t>
+      </w:r>
+    </w:p>
+    <w:p>
+      <w:pPr>
+        <w:pStyle w:val="Normal"/>
+      </w:pPr>
+      <w:r>
+        <w:t>Jun 29</w:t>
+      </w:r>
+    </w:p>
+    <w:p>
+      <w:pPr>
+        <w:pStyle w:val="Normal"/>
+      </w:pPr>
+      <w:r>
+        <w:t>People ask why the name is Punisher. They think it's some tough guy thing. It's not. It's about who i'm here to punish and how. Scammers here don't lose when you fight them. They lose when their thing becomes free. Every guide i drop, somebody doesn't pay a $100 fee for.</w:t>
+      </w:r>
+    </w:p>
+    <w:p>
+      <w:pPr>
+        <w:pStyle w:val="Normal"/>
+      </w:pPr>
+      <w:r>
+        <w:t>Show more</w:t>
+      </w:r>
+    </w:p>
+    <w:p>
+      <w:pPr>
+        <w:pStyle w:val="Normal"/>
+      </w:pPr>
+      <w:r>
+        <w:t>Quote</w:t>
+      </w:r>
+    </w:p>
+    <w:p>
+      <w:pPr>
+        <w:pStyle w:val="Normal"/>
+      </w:pPr>
+      <w:r>
+        <w:t>Punisher</w:t>
+      </w:r>
+    </w:p>
+    <w:p>
+      <w:pPr>
+        <w:pStyle w:val="Normal"/>
+      </w:pPr>
+      <w:r>
+        <w:t>@0x_Punisher</w:t>
+      </w:r>
+    </w:p>
+    <w:p>
+      <w:pPr>
+        <w:pStyle w:val="Normal"/>
+      </w:pPr>
+      <w:r>
+        <w:t>·</w:t>
+      </w:r>
+    </w:p>
+    <w:p>
+      <w:pPr>
+        <w:pStyle w:val="Normal"/>
+      </w:pPr>
+      <w:r>
+        <w:t>Jun 27</w:t>
+      </w:r>
+    </w:p>
+    <w:p>
+      <w:pPr>
+        <w:pStyle w:val="Normal"/>
+      </w:pPr>
+      <w:r>
+        <w:t>One bug that makes your backtest lie to you. Fix this and your bot will print.</w:t>
+      </w:r>
+    </w:p>
+    <w:p>
+      <w:pPr>
+        <w:pStyle w:val="Normal"/>
+      </w:pPr>
+      <w:r>
+        <w:t>When i started vibe coding my first bot, i was stuck for some time because of one small problem. Now i see that's a common issue among prediction market devs. This article will help you if your...</w:t>
+      </w:r>
+    </w:p>
+    <w:p>
+      <w:pPr>
+        <w:pStyle w:val="Normal"/>
+      </w:pPr>
+    </w:p>
+    <w:p>
+      <w:pPr>
+        <w:pStyle w:val="Normal"/>
+      </w:pPr>
+    </w:p>
+    <w:p>
+      <w:pPr>
+        <w:pStyle w:val="Normal"/>
+      </w:pPr>
+    </w:p>
+    <w:p>
+      <w:pPr>
+        <w:pStyle w:val="Normal"/>
+      </w:pPr>
+      <w:r>
+        <w:t>Punisher</w:t>
+      </w:r>
+    </w:p>
+    <w:p>
+      <w:pPr>
+        <w:pStyle w:val="Normal"/>
+      </w:pPr>
+    </w:p>
+    <w:p>
+      <w:pPr>
+        <w:pStyle w:val="Normal"/>
+      </w:pPr>
+    </w:p>
+    <w:p>
+      <w:pPr>
+        <w:pStyle w:val="Normal"/>
+      </w:pPr>
+      <w:r>
+        <w:t>@0x_Punisher</w:t>
+      </w:r>
+    </w:p>
+    <w:p>
+      <w:pPr>
+        <w:pStyle w:val="Normal"/>
+      </w:pPr>
+    </w:p>
+    <w:p>
+      <w:pPr>
+        <w:pStyle w:val="Normal"/>
+      </w:pPr>
+      <w:r>
+        <w:t>·</w:t>
+      </w:r>
+    </w:p>
+    <w:p>
+      <w:pPr>
+        <w:pStyle w:val="Normal"/>
+      </w:pPr>
+      <w:r>
+        <w:t>Jun 28</w:t>
+      </w:r>
+    </w:p>
+    <w:p>
+      <w:pPr>
+        <w:pStyle w:val="Normal"/>
+      </w:pPr>
+      <w:r>
+        <w:t>7 BUGS AI PUT IN YOUR BOT YOU HAVEN'T FOUND YET Those small mistakes costed me thousands when i started. Now my bot is sitting at $33k PnL. Public wallet: &lt;https://polymarket.com/@0x13f0bcec1e2e60ec9acc3bee4d2da2fe9694a50f-1774334442364?via=punisher&gt; Your bot runs. That doesn't mean it works. AI quietly shipped all of these, and here's the one-line fix for each: &gt; Hallucinated endpoints AI invents Polymarket API endpoints that don't exist, then writes code calling them. Fix: verify every endpoint against the real docs, never trust one AI just wrote. &gt; Wrong library versions The API changed between versions, so AI writes code for a version you're not running and nothing lines up. Fix: pin your library versions and make AI write for the exact one you use. &gt; Hardcoded token IDs AI grabs a token ID from one example market and hardcodes it, but those change every single window. Fix: fetch the token and market IDs dynamically, every window, never hardcode them. &gt; Bare excepts hiding errors AI wraps everything in try/except/pass, so real errors vanish silently and your bot fails with no trace. Fix: rip out every bare except, log the actual error, never swallow it. &gt; No error handling on API calls AI writes the happy path only, so the first 429 or 503 crashes or hangs the bot. Fix: handle the failure on every single call, cause every call WILL fail eventually. &gt; Async/sync confusion AI mixes await into plain functions or forgets to await, and that part of your bot silently never runs. Fix: chase down every "coroutine was never awaited" warning, none of them are noise. &gt; JSON parsing with no safety The API sometimes returns an HTML error page instead of JSON, and your parser chokes and dies. Fix: wrap every parse in a try, and handle the case where the response isn't JSON at all. See the pattern. None of these is your strategy. Every one is AI writing code that looks right, runs once, and quietly breaks the moment real conditions hit it. AI hands you code that runs. Making it code that SURVIVES is still your job. Sharing part2 in the next post, don't miss this out.</w:t>
+      </w:r>
+    </w:p>
+    <w:p>
+      <w:pPr>
+        <w:pStyle w:val="Normal"/>
+      </w:pPr>
+    </w:p>
+    <w:p>
+      <w:pPr>
+        <w:pStyle w:val="Normal"/>
+      </w:pPr>
+    </w:p>
+    <w:p>
+      <w:pPr>
+        <w:pStyle w:val="Normal"/>
+      </w:pPr>
+    </w:p>
+    <w:p>
+      <w:pPr>
+        <w:pStyle w:val="Normal"/>
+      </w:pPr>
+    </w:p>
+    <w:p>
+      <w:pPr>
+        <w:pStyle w:val="Normal"/>
+      </w:pPr>
+      <w:r>
+        <w:t>Punisher</w:t>
+      </w:r>
+    </w:p>
+    <w:p>
+      <w:pPr>
+        <w:pStyle w:val="Normal"/>
+      </w:pPr>
+    </w:p>
+    <w:p>
+      <w:pPr>
+        <w:pStyle w:val="Normal"/>
+      </w:pPr>
+    </w:p>
+    <w:p>
+      <w:pPr>
+        <w:pStyle w:val="Normal"/>
+      </w:pPr>
+      <w:r>
+        <w:t>@0x_Punisher</w:t>
+      </w:r>
+    </w:p>
+    <w:p>
+      <w:pPr>
+        <w:pStyle w:val="Normal"/>
+      </w:pPr>
+    </w:p>
+    <w:p>
+      <w:pPr>
+        <w:pStyle w:val="Normal"/>
+      </w:pPr>
+      <w:r>
+        <w:t>·</w:t>
+      </w:r>
+    </w:p>
+    <w:p>
+      <w:pPr>
+        <w:pStyle w:val="Normal"/>
+      </w:pPr>
+      <w:r>
+        <w:t>Jun 29</w:t>
+      </w:r>
+    </w:p>
+    <w:p>
+      <w:pPr>
+        <w:pStyle w:val="Normal"/>
+      </w:pPr>
+      <w:r>
+        <w:t>People ask why the name is Punisher. They think it's some tough guy thing. It's not. It's about who i'm here to punish and how. Scammers here don't lose when you fight them. They lose when their thing becomes free. Every guide i drop, somebody doesn't pay a $100 fee for. Every mechanic i explain in public, some liar can't sell as a secret anymore. That's the punishment. Just making the stuff they charge for free, public, and honestly better than theirs. i can't stop them from posting. But i can make sure nobody needs to buy what they're selling. That's the whole reason this account exists. Quietly putting them out of business, one free post at a time. If you haven't check my articles yet, you're losing a lot my friend. - Best regards, Punisher</w:t>
+      </w:r>
+    </w:p>
+    <w:p>
+      <w:pPr>
+        <w:pStyle w:val="Normal"/>
+      </w:pPr>
+    </w:p>
+    <w:p>
+      <w:pPr>
+        <w:pStyle w:val="Normal"/>
+      </w:pPr>
+    </w:p>
+    <w:p>
+      <w:pPr>
+        <w:pStyle w:val="Normal"/>
+      </w:pPr>
+    </w:p>
+    <w:p>
+      <w:pPr>
+        <w:pStyle w:val="Normal"/>
+      </w:pPr>
+    </w:p>
+    <w:p>
+      <w:pPr>
+        <w:pStyle w:val="Normal"/>
+      </w:pPr>
+      <w:r>
+        <w:t>Punisher</w:t>
+      </w:r>
+    </w:p>
+    <w:p>
+      <w:pPr>
+        <w:pStyle w:val="Normal"/>
+      </w:pPr>
+    </w:p>
+    <w:p>
+      <w:pPr>
+        <w:pStyle w:val="Normal"/>
+      </w:pPr>
+    </w:p>
+    <w:p>
+      <w:pPr>
+        <w:pStyle w:val="Normal"/>
+      </w:pPr>
+      <w:r>
+        <w:t>@0x_Punisher</w:t>
+      </w:r>
+    </w:p>
+    <w:p>
+      <w:pPr>
+        <w:pStyle w:val="Normal"/>
+      </w:pPr>
+    </w:p>
+    <w:p>
+      <w:pPr>
+        <w:pStyle w:val="Normal"/>
+      </w:pPr>
+      <w:r>
+        <w:t>·</w:t>
+      </w:r>
+    </w:p>
+    <w:p>
+      <w:pPr>
+        <w:pStyle w:val="Normal"/>
+      </w:pPr>
+      <w:r>
+        <w:t>Jun 29</w:t>
+      </w:r>
+    </w:p>
+    <w:p>
+      <w:pPr>
+        <w:pStyle w:val="Normal"/>
+      </w:pPr>
+      <w:r>
+        <w:t>Here's what i realised after building over 1,000 bots: A future loser strategy looks identical to a future winner. Overlay every winning trade and every losing trade your bot ever made. They trace the EXACT same path. Same cloud, same band, right up until the final 30 seconds. Here's the brutal proof you can't predict the 5-min coin flip: Someone did exactly this. Pulled the full price path of every window, oriented them all the same way, and stacked every winner against every loser. The result should end the prediction dream for good. They're identical until the last few seconds. At the 2-minute mark, a future loser looks exactly like a future winner. At the 1-minute mark, still identical. Both hug the same band, both trace the same shape, both look equally good. Only in the final 30 seconds or so do the losers resolve to the wrong side of the strike. And by then it's far too late to do anything about it. Sit with what that actually means. There is no early divergence to catch. Not a subtle one you're missing, not a feature you haven't found yet. The difference between a winner and a loser does not physically EXIST in the data until the last moment. You're not failing to find the signal. There is no signal to find at the time you have to decide. This is the hard proof behind everything i say about short windows. People spend months hunting the feature that separates their losses. The trajectory overlay shows the truth in one picture: The separation isn't there when you enter, it only appears at the strike in the final seconds, where nothing observable predicts it. So stop hunting a loss signal that doesn't exist. The 5-min book is the most efficient market on earth, and it prices these almost perfectly. The outcome at the strike is a genuine coin flip, and no amount of staring at entry data changes that. Your energy goes somewhere else entirely. Not predicting which coin flip wins, but finding markets where the price is actually WRONG, or trading the things already decided instead of the things still flipping You can't predict a difference that doesn't exist yet. Stop reading the entry. It looks the same for everyone. Breaking down a full bot build in my next post so don't miss this out. My public automated wallet: &lt;https://polymarket.com/@0x13f0bcec1e2e60ec9acc3bee4d2da2fe9694a50f-1774334442364?via=punisher&gt; Also attaching an article with biggest mistakes devs make below.</w:t>
+      </w:r>
+    </w:p>
+    <w:p>
+      <w:pPr>
+        <w:pStyle w:val="Normal"/>
+      </w:pPr>
+    </w:p>
+    <w:p>
+      <w:pPr>
+        <w:pStyle w:val="Normal"/>
+      </w:pPr>
+    </w:p>
+    <w:p>
+      <w:pPr>
+        <w:pStyle w:val="Normal"/>
+      </w:pPr>
+    </w:p>
+    <w:p>
+      <w:pPr>
+        <w:pStyle w:val="Normal"/>
+      </w:pPr>
+    </w:p>
+    <w:p>
+      <w:pPr>
+        <w:pStyle w:val="Normal"/>
+      </w:pPr>
+      <w:r>
+        <w:t>Punisher</w:t>
+      </w:r>
+    </w:p>
+    <w:p>
+      <w:pPr>
+        <w:pStyle w:val="Normal"/>
+      </w:pPr>
+    </w:p>
+    <w:p>
+      <w:pPr>
+        <w:pStyle w:val="Normal"/>
+      </w:pPr>
+    </w:p>
+    <w:p>
+      <w:pPr>
+        <w:pStyle w:val="Normal"/>
+      </w:pPr>
+      <w:r>
+        <w:t>@0x_Punisher</w:t>
+      </w:r>
+    </w:p>
+    <w:p>
+      <w:pPr>
+        <w:pStyle w:val="Normal"/>
+      </w:pPr>
+    </w:p>
+    <w:p>
+      <w:pPr>
+        <w:pStyle w:val="Normal"/>
+      </w:pPr>
+      <w:r>
+        <w:t>·</w:t>
+      </w:r>
+    </w:p>
+    <w:p>
+      <w:pPr>
+        <w:pStyle w:val="Normal"/>
+      </w:pPr>
+      <w:r>
+        <w:t>Jun 29</w:t>
+      </w:r>
+    </w:p>
+    <w:p>
+      <w:pPr>
+        <w:pStyle w:val="Normal"/>
+      </w:pPr>
+      <w:r>
+        <w:t xml:space="preserve">Heard this comment today: &gt; Prediction markets are just gambling For most people, sure. But thing that makes it a profession instead just launched. Prop firm </w:t>
+      </w:r>
+    </w:p>
+    <w:p>
+      <w:pPr>
+        <w:pStyle w:val="Normal"/>
+      </w:pPr>
+      <w:r>
+        <w:t>@FundingPredicts</w:t>
+      </w:r>
+    </w:p>
+    <w:p>
+      <w:pPr>
+        <w:pStyle w:val="Normal"/>
+      </w:pPr>
+      <w:r>
+        <w:t>is built for Polymarket traders with limited capital. The difference it creates is simple: A gambler risks their own money with no structure and no ceiling on losses. One bad run ends them. A funded trader gets capital, rules that keep them alive, and a paycheck. Here is the deal i took: &gt; Pass a 30-day evaluation &gt; Pick the biggest account size $150k &gt; Now i need to hit a 6% target inside the risk limits Clear it and the firm funds you for real. You keep 80 to 90% of profits, paid weekly. One small fee instead of risking your savings. No subscription. The firm eats the losses once you are live. Whether this is gambling or a career was never about the activity. It was about having a structure underneath it. Now there is one.</w:t>
+      </w:r>
+    </w:p>
+    <w:p>
+      <w:pPr>
+        <w:pStyle w:val="Normal"/>
+      </w:pPr>
+    </w:p>
+    <w:p>
+      <w:pPr>
+        <w:pStyle w:val="Normal"/>
+      </w:pPr>
+    </w:p>
+    <w:p>
+      <w:pPr>
+        <w:pStyle w:val="Normal"/>
+      </w:pPr>
+    </w:p>
+    <w:p>
+      <w:pPr>
+        <w:pStyle w:val="Normal"/>
+      </w:pPr>
+    </w:p>
+    <w:p>
+      <w:pPr>
+        <w:pStyle w:val="Normal"/>
+      </w:pPr>
+      <w:r>
+        <w:t>Punisher</w:t>
+      </w:r>
+    </w:p>
+    <w:p>
+      <w:pPr>
+        <w:pStyle w:val="Normal"/>
+      </w:pPr>
+    </w:p>
+    <w:p>
+      <w:pPr>
+        <w:pStyle w:val="Normal"/>
+      </w:pPr>
+    </w:p>
+    <w:p>
+      <w:pPr>
+        <w:pStyle w:val="Normal"/>
+      </w:pPr>
+      <w:r>
+        <w:t>@0x_Punisher</w:t>
+      </w:r>
+    </w:p>
+    <w:p>
+      <w:pPr>
+        <w:pStyle w:val="Normal"/>
+      </w:pPr>
+    </w:p>
+    <w:p>
+      <w:pPr>
+        <w:pStyle w:val="Normal"/>
+      </w:pPr>
+      <w:r>
+        <w:t>·</w:t>
+      </w:r>
+    </w:p>
+    <w:p>
+      <w:pPr>
+        <w:pStyle w:val="Normal"/>
+      </w:pPr>
+      <w:r>
+        <w:t>Jun 30</w:t>
+      </w:r>
+    </w:p>
+    <w:p>
+      <w:pPr>
+        <w:pStyle w:val="Normal"/>
+      </w:pPr>
+      <w:r>
+        <w:t>THIS LITTLE MISTAKE IS KILLING YOUR BOT Your bot wins 76%. Sounds great. But is that an edge, or is it just what a COIN would do on these markets? If you can't answer that, you don't actually know if your bot works, here's the test: It's called a null model, and almost nobody runs it. The idea is simple. Before you trust your bot's results, ask what pure RANDOM chance would have produced on the same markets. If a coin flip would've done just as well, your bot has no edge, no matter how good the number looks. Here's how it played out on a real bot. Someone simulated random-walk outcomes matched to the exact windows their bot traded. Pure chance would've produced about 27 losses, give or take. The bot's real number was 7. Roughly 4 times better than chance. And in 0% of the thousands of random runs did the coin flip ever do as well as the bot. THAT is how you prove an edge is real instead of luck. Not by staring at a win rate. By proving random chance couldn't have done the same thing. The same test killed another myth in passing. The losses turned out to be independent, on average 22 trades apart. Which means a losing streak is NOT your bot breaking. It's just the tail of an independent process doing exactly what statistics says it will. So stop panic-tuning after a few losses in a row. You'd be "fixing" a bot that was never broken, and usually making it worse. A streak isn't a signal. It's just what randomness looks like up close. So here's what to actually do: &gt; Run a null model before you trust any result Simulate random outcomes on your real windows and see if your bot genuinely beats them. &gt; If chance could've matched you, you have no edge yet Keep digging, don't deploy. &gt; When a losing streak hits, check if the losses are independent before you touch anything If they are, sit on your hands, the bot is fine. i built 1,000+ bots and the null model saved me from both deploying luck AND from wrecking good bots after a normal losing streak. My public wallet is a confirmation: &lt;https://polymarket.com/@0x13f0bcec1e2e60ec9acc3bee4d2da2fe9694a50f-1774334442364?via=punisher&gt; High win rate proves nothing on its own. Beating a coin flip you simulated yourself, that's proof.</w:t>
+      </w:r>
+    </w:p>
+    <w:p>
+      <w:pPr>
+        <w:pStyle w:val="Normal"/>
+      </w:pPr>
+    </w:p>
+    <w:p>
+      <w:r>
+        <w:br w:type="page"/>
+      </w:r>
+    </w:p>
+    <w:p>
+      <w:r>
+        <w:t>=== APPENDED ARTICLES (JUN 8 - JUN 15) ===</w:t>
+      </w:r>
+    </w:p>
+    <w:p>
+      <w:pPr>
+        <w:pStyle w:val="Normal"/>
+      </w:pPr>
+    </w:p>
+    <w:p>
+      <w:pPr>
+        <w:pStyle w:val="Normal"/>
+      </w:pPr>
+    </w:p>
+    <w:p>
+      <w:pPr>
+        <w:pStyle w:val="Normal"/>
+      </w:pPr>
+    </w:p>
+    <w:p>
+      <w:pPr>
+        <w:pStyle w:val="Normal"/>
+      </w:pPr>
+    </w:p>
+    <w:p>
+      <w:pPr>
+        <w:pStyle w:val="Normal"/>
+      </w:pPr>
+      <w:r>
+        <w:t>Punisher</w:t>
+      </w:r>
+    </w:p>
+    <w:p>
+      <w:pPr>
+        <w:pStyle w:val="Normal"/>
+      </w:pPr>
+    </w:p>
+    <w:p>
+      <w:pPr>
+        <w:pStyle w:val="Normal"/>
+      </w:pPr>
+    </w:p>
+    <w:p>
+      <w:pPr>
+        <w:pStyle w:val="Normal"/>
+      </w:pPr>
+      <w:r>
+        <w:t>@0x_Punisher</w:t>
+      </w:r>
+    </w:p>
+    <w:p>
+      <w:pPr>
+        <w:pStyle w:val="Normal"/>
+      </w:pPr>
+    </w:p>
+    <w:p>
+      <w:pPr>
+        <w:pStyle w:val="Normal"/>
+      </w:pPr>
+      <w:r>
+        <w:t>·</w:t>
+      </w:r>
+    </w:p>
+    <w:p>
+      <w:pPr>
+        <w:pStyle w:val="Normal"/>
+      </w:pPr>
+      <w:r>
+        <w:t>Jun 30</w:t>
+      </w:r>
+    </w:p>
+    <w:p>
+      <w:pPr>
+        <w:pStyle w:val="Normal"/>
+      </w:pPr>
+      <w:r>
+        <w:t>THIS LITTLE MISTAKE IS KILLING YOUR BOT Your bot wins 76%. Sounds great. But is that an edge, or is it just what a COIN would do on these markets? If you can't answer that, you don't actually know if your bot works, here's the test: It's called a null model, and almost nobody runs it. The idea is simple. Before you trust your bot's results, ask what pure RANDOM chance would have produced on the same markets. If a coin flip would've done just as well, your bot has no edge, no matter how good the number looks. Here's how it played out on a real bot. Someone simulated random-walk outcomes matched to the exact windows their bot traded. Pure chance would've produced about 27 losses, give or take. The bot's real number was 7. Roughly 4 times better than chance. And in 0% of the thousands of random runs did the coin flip ever do as well as the bot. THAT is how you prove an edge is real instead of luck. Not by staring at a win rate. By proving random chance couldn't have done the same thing. The same test killed another myth in passing. The losses turned out to be independent, on average 22 trades apart. Which means a losing streak is NOT your bot breaking. It's just the tail of an independent process doing exactly what statistics says it will. So stop panic-tuning after a few losses in a row. You'd be "fixing" a bot that was never broken, and usually making it worse. A streak isn't a signal. It's just what randomness looks like up close. So here's what to actually do: &gt; Run a null model before you trust any result Simulate random outcomes on your real windows and see if your bot genuinely beats them. &gt; If chance could've matched you, you have no edge yet Keep digging, don't deploy. &gt; When a losing streak hits, check if the losses are independent before you touch anything If they are, sit on your hands, the bot is fine. i built 1,000+ bots and the null model saved me from both deploying luck AND from wrecking good bots after a normal losing streak. My public wallet is a confirmation: &lt;https://polymarket.com/@0x13f0bcec1e2e60ec9acc3bee4d2da2fe9694a50f-1774334442364?via=punisher&gt; High win rate proves nothing on its own. Beating a coin flip you simulated yourself, that's proof.</w:t>
+      </w:r>
+    </w:p>
+    <w:p>
+      <w:pPr>
+        <w:pStyle w:val="Normal"/>
+      </w:pPr>
+    </w:p>
+    <w:p>
+      <w:pPr>
+        <w:pStyle w:val="Normal"/>
+      </w:pPr>
+    </w:p>
+    <w:p>
+      <w:pPr>
+        <w:pStyle w:val="Normal"/>
+      </w:pPr>
+    </w:p>
+    <w:p>
+      <w:pPr>
+        <w:pStyle w:val="Normal"/>
+      </w:pPr>
+    </w:p>
+    <w:p>
+      <w:pPr>
+        <w:pStyle w:val="Normal"/>
+      </w:pPr>
+      <w:r>
+        <w:t>Punisher</w:t>
+      </w:r>
+    </w:p>
+    <w:p>
+      <w:pPr>
+        <w:pStyle w:val="Normal"/>
+      </w:pPr>
+    </w:p>
+    <w:p>
+      <w:pPr>
+        <w:pStyle w:val="Normal"/>
+      </w:pPr>
+    </w:p>
+    <w:p>
+      <w:pPr>
+        <w:pStyle w:val="Normal"/>
+      </w:pPr>
+      <w:r>
+        <w:t>@0x_Punisher</w:t>
+      </w:r>
+    </w:p>
+    <w:p>
+      <w:pPr>
+        <w:pStyle w:val="Normal"/>
+      </w:pPr>
+    </w:p>
+    <w:p>
+      <w:pPr>
+        <w:pStyle w:val="Normal"/>
+      </w:pPr>
+      <w:r>
+        <w:t>·</w:t>
+      </w:r>
+    </w:p>
+    <w:p>
+      <w:pPr>
+        <w:pStyle w:val="Normal"/>
+      </w:pPr>
+      <w:r>
+        <w:t>Jun 30</w:t>
+      </w:r>
+    </w:p>
+    <w:p>
+      <w:pPr>
+        <w:pStyle w:val="Normal"/>
+      </w:pPr>
+      <w:r>
+        <w:t>When i started i got scammed three times. Three different guys, three different playbooks. I'm not naming them, cause the names don't matter. The playbooks matter, so here they are. Learn to spot all three: The first one sold a thread. Beautiful formatting, big confident claims, "the only guide you need." I paid, and then weeks later i found the exact same info free across a dozen public sources. He didn't know anything special. He just wrapped free knowledge in a clean layout and charged for the wrapping. &gt; Tell: if it's all structure and zero detail you can't find anywhere else, you're paying for formatting The second one had screenshots. Gorgeous PnL, green numbers everywhere, "up another 40k this week." What he never had was a wallet address you could actually open. Cause a screenshot takes 10 seconds to fake and a public on-chain history does not. &gt; Tell: no verifiable wallet, no proof. A picture is not a position. The third one ran an "exclusive" group. Pay to get in, get the "alpha the public doesn't have." The alpha was google results. Stuff he read that morning, reworded, dripped out to feel secret. &gt; Tell: if the edge was real he'd be trading it silently, not selling $100 seats to it Three scams, three lessons, all paid for in my own money so you don't have to. Once you see the three shapes, you can't unsee them. And you stop paying for any of them. This is why I post everything for FREE here. My win is your saved cash. - Best regards, Punisher</w:t>
+      </w:r>
+    </w:p>
+    <w:p>
+      <w:pPr>
+        <w:pStyle w:val="Normal"/>
+      </w:pPr>
+    </w:p>
+    <w:p>
+      <w:pPr>
+        <w:pStyle w:val="Normal"/>
+      </w:pPr>
+      <w:r>
+        <w:t>@0x_Punisher</w:t>
+      </w:r>
+    </w:p>
+    <w:p>
+      <w:pPr>
+        <w:pStyle w:val="Normal"/>
+      </w:pPr>
+    </w:p>
+    <w:p>
+      <w:pPr>
+        <w:pStyle w:val="Normal"/>
+      </w:pPr>
+    </w:p>
+    <w:p>
+      <w:pPr>
+        <w:pStyle w:val="Normal"/>
+      </w:pPr>
+    </w:p>
+    <w:p>
+      <w:pPr>
+        <w:pStyle w:val="Normal"/>
+      </w:pPr>
+      <w:r>
+        <w:t>Your bankroll is killing your bot's edge. Here's how to solve this.</w:t>
+      </w:r>
+    </w:p>
+    <w:p>
+      <w:pPr>
+        <w:pStyle w:val="Normal"/>
+      </w:pPr>
+      <w:r>
+        <w:t>Everyone on this side of CT is obsessed with finding edge.</w:t>
+      </w:r>
+    </w:p>
+    <w:p>
+      <w:pPr>
+        <w:pStyle w:val="Normal"/>
+      </w:pPr>
+      <w:r>
+        <w:t>Perfect arb.</w:t>
+      </w:r>
+    </w:p>
+    <w:p>
+      <w:pPr>
+        <w:pStyle w:val="Normal"/>
+      </w:pPr>
+      <w:r>
+        <w:t>A sweeper bot.</w:t>
+      </w:r>
+    </w:p>
+    <w:p>
+      <w:pPr>
+        <w:pStyle w:val="Normal"/>
+      </w:pPr>
+      <w:r>
+        <w:t>News latency play.</w:t>
+      </w:r>
+    </w:p>
+    <w:p>
+      <w:pPr>
+        <w:pStyle w:val="Normal"/>
+      </w:pPr>
+      <w:r>
+        <w:t>The LP farm that prints while you sleep.</w:t>
+      </w:r>
+    </w:p>
+    <w:p>
+      <w:pPr>
+        <w:pStyle w:val="Normal"/>
+      </w:pPr>
+      <w:r>
+        <w:t>I have written about all of it.</w:t>
+      </w:r>
+    </w:p>
+    <w:p>
+      <w:pPr>
+        <w:pStyle w:val="Normal"/>
+      </w:pPr>
+      <w:r>
+        <w:t>The edges are real and I stand by every one.</w:t>
+      </w:r>
+    </w:p>
+    <w:p>
+      <w:pPr>
+        <w:pStyle w:val="Normal"/>
+      </w:pPr>
+      <w:r>
+        <w:t>But here's the part almost nobody says out loud:</w:t>
+      </w:r>
+    </w:p>
+    <w:p>
+      <w:pPr>
+        <w:pStyle w:val="Normal"/>
+      </w:pPr>
+      <w:r>
+        <w:t>You can have a genuine, tested, profitable edge and still make pocket change.</w:t>
+      </w:r>
+    </w:p>
+    <w:p>
+      <w:pPr>
+        <w:pStyle w:val="Normal"/>
+      </w:pPr>
+      <w:r>
+        <w:t>Because edge does not pay you.</w:t>
+      </w:r>
+    </w:p>
+    <w:p>
+      <w:pPr>
+        <w:pStyle w:val="Normal"/>
+      </w:pPr>
+      <w:r>
+        <w:t>Edge times capital pays you.</w:t>
+      </w:r>
+    </w:p>
+    <w:p>
+      <w:pPr>
+        <w:pStyle w:val="Normal"/>
+      </w:pPr>
+      <w:r>
+        <w:t>And most skilled traders are running a real edge on a tiny account, which means they are running a Ferrari engine in a go-kart.</w:t>
+      </w:r>
+    </w:p>
+    <w:p>
+      <w:pPr>
+        <w:pStyle w:val="Normal"/>
+      </w:pPr>
+    </w:p>
+    <w:p>
+      <w:pPr>
+        <w:pStyle w:val="Normal"/>
+      </w:pPr>
+    </w:p>
+    <w:p>
+      <w:pPr>
+        <w:pStyle w:val="Normal"/>
+      </w:pPr>
+      <w:r>
+        <w:t>This is about the wall you hit after you stop losing.</w:t>
+      </w:r>
+    </w:p>
+    <w:p>
+      <w:pPr>
+        <w:pStyle w:val="Normal"/>
+      </w:pPr>
+      <w:r>
+        <w:t>The one that has nothing to do with skill.</w:t>
+      </w:r>
+    </w:p>
+    <w:p>
+      <w:pPr>
+        <w:pStyle w:val="Normal"/>
+      </w:pPr>
+      <w:r>
+        <w:t>The math nobody wants to hear</w:t>
+      </w:r>
+    </w:p>
+    <w:p>
+      <w:pPr>
+        <w:pStyle w:val="Normal"/>
+      </w:pPr>
+      <w:r>
+        <w:t>Let me show you the problem with a number.</w:t>
+      </w:r>
+    </w:p>
+    <w:p>
+      <w:pPr>
+        <w:pStyle w:val="Normal"/>
+      </w:pPr>
+      <w:r>
+        <w:t>Say you build a clean arbitrage bot.</w:t>
+      </w:r>
+    </w:p>
+    <w:p>
+      <w:pPr>
+        <w:pStyle w:val="Normal"/>
+      </w:pPr>
+      <w:r>
+        <w:t>YES and NO drift to 96 cents on the pair, you buy both, you lock 4 cents.</w:t>
+      </w:r>
+    </w:p>
+    <w:p>
+      <w:pPr>
+        <w:pStyle w:val="Normal"/>
+      </w:pPr>
+      <w:r>
+        <w:t>Risk free and beautiful.</w:t>
+      </w:r>
+    </w:p>
+    <w:p>
+      <w:pPr>
+        <w:pStyle w:val="Normal"/>
+      </w:pPr>
+      <w:r>
+        <w:t>On a $200 account, that perfect trade pays you 8 dollars.</w:t>
+      </w:r>
+    </w:p>
+    <w:p>
+      <w:pPr>
+        <w:pStyle w:val="Normal"/>
+      </w:pPr>
+      <w:r>
+        <w:t>You did everything right.</w:t>
+      </w:r>
+    </w:p>
+    <w:p>
+      <w:pPr>
+        <w:pStyle w:val="Normal"/>
+      </w:pPr>
+      <w:r>
+        <w:t>You out-coded 95% of the people on the platform.</w:t>
+      </w:r>
+    </w:p>
+    <w:p>
+      <w:pPr>
+        <w:pStyle w:val="Normal"/>
+      </w:pPr>
+      <w:r>
+        <w:t>And you made lunch money.</w:t>
+      </w:r>
+    </w:p>
+    <w:p>
+      <w:pPr>
+        <w:pStyle w:val="Normal"/>
+      </w:pPr>
+      <w:r>
+        <w:t>Now run the exact same bot on $10,000.</w:t>
+      </w:r>
+    </w:p>
+    <w:p>
+      <w:pPr>
+        <w:pStyle w:val="Normal"/>
+      </w:pPr>
+    </w:p>
+    <w:p>
+      <w:pPr>
+        <w:pStyle w:val="Normal"/>
+      </w:pPr>
+    </w:p>
+    <w:p>
+      <w:pPr>
+        <w:pStyle w:val="Normal"/>
+      </w:pPr>
+      <w:r>
+        <w:t>Same edge.</w:t>
+      </w:r>
+    </w:p>
+    <w:p>
+      <w:pPr>
+        <w:pStyle w:val="Normal"/>
+      </w:pPr>
+      <w:r>
+        <w:t>Same code.</w:t>
+      </w:r>
+    </w:p>
+    <w:p>
+      <w:pPr>
+        <w:pStyle w:val="Normal"/>
+      </w:pPr>
+      <w:r>
+        <w:t>Same risk.</w:t>
+      </w:r>
+    </w:p>
+    <w:p>
+      <w:pPr>
+        <w:pStyle w:val="Normal"/>
+      </w:pPr>
+      <w:r>
+        <w:t>It pays 4 thousand now.</w:t>
+      </w:r>
+    </w:p>
+    <w:p>
+      <w:pPr>
+        <w:pStyle w:val="Normal"/>
+      </w:pPr>
+      <w:r>
+        <w:t>Nothing about your skill changed, only the capital did.</w:t>
+      </w:r>
+    </w:p>
+    <w:p>
+      <w:pPr>
+        <w:pStyle w:val="Normal"/>
+      </w:pPr>
+      <w:r>
+        <w:t>This is the brutal truth of every edge we have ever talked about.</w:t>
+      </w:r>
+    </w:p>
+    <w:p>
+      <w:pPr>
+        <w:pStyle w:val="Normal"/>
+      </w:pPr>
+      <w:r>
+        <w:t>A sweeper collecting half a cent.</w:t>
+      </w:r>
+    </w:p>
+    <w:p>
+      <w:pPr>
+        <w:pStyle w:val="Normal"/>
+      </w:pPr>
+      <w:r>
+        <w:t>An LP farm earning daily rewards.</w:t>
+      </w:r>
+    </w:p>
+    <w:p>
+      <w:pPr>
+        <w:pStyle w:val="Normal"/>
+      </w:pPr>
+      <w:r>
+        <w:t>A news bot clearing stale orders.</w:t>
+      </w:r>
+    </w:p>
+    <w:p>
+      <w:pPr>
+        <w:pStyle w:val="Normal"/>
+      </w:pPr>
+      <w:r>
+        <w:t>All of them scale directly with the money behind them.</w:t>
+      </w:r>
+    </w:p>
+    <w:p>
+      <w:pPr>
+        <w:pStyle w:val="Normal"/>
+      </w:pPr>
+      <w:r>
+        <w:t>Small account, real edge, tiny money.</w:t>
+      </w:r>
+    </w:p>
+    <w:p>
+      <w:pPr>
+        <w:pStyle w:val="Normal"/>
+      </w:pPr>
+      <w:r>
+        <w:t>Cause the edge was never the bottleneck.</w:t>
+      </w:r>
+    </w:p>
+    <w:p>
+      <w:pPr>
+        <w:pStyle w:val="Normal"/>
+      </w:pPr>
+      <w:r>
+        <w:t>Why building a better bot stops working</w:t>
+      </w:r>
+    </w:p>
+    <w:p>
+      <w:pPr>
+        <w:pStyle w:val="Normal"/>
+      </w:pPr>
+      <w:r>
+        <w:t>So what does everyone do when the money is small?</w:t>
+      </w:r>
+    </w:p>
+    <w:p>
+      <w:pPr>
+        <w:pStyle w:val="Normal"/>
+      </w:pPr>
+      <w:r>
+        <w:t>They try to fix it with more skill.</w:t>
+      </w:r>
+    </w:p>
+    <w:p>
+      <w:pPr>
+        <w:pStyle w:val="Normal"/>
+      </w:pPr>
+      <w:r>
+        <w:t>They add a filter.</w:t>
+      </w:r>
+    </w:p>
+    <w:p>
+      <w:pPr>
+        <w:pStyle w:val="Normal"/>
+      </w:pPr>
+      <w:r>
+        <w:t>They chase lower latency.</w:t>
+      </w:r>
+    </w:p>
+    <w:p>
+      <w:pPr>
+        <w:pStyle w:val="Normal"/>
+      </w:pPr>
+      <w:r>
+        <w:t>They tune the entry.</w:t>
+      </w:r>
+    </w:p>
+    <w:p>
+      <w:pPr>
+        <w:pStyle w:val="Normal"/>
+      </w:pPr>
+      <w:r>
+        <w:t>Or even rebuild the strategy for the fourth time hoping this version finally prints real money.</w:t>
+      </w:r>
+    </w:p>
+    <w:p>
+      <w:pPr>
+        <w:pStyle w:val="Normal"/>
+      </w:pPr>
+      <w:r>
+        <w:t>I have done it and you have probably done it.</w:t>
+      </w:r>
+    </w:p>
+    <w:p>
+      <w:pPr>
+        <w:pStyle w:val="Normal"/>
+      </w:pPr>
+      <w:r>
+        <w:t>And it does not work, because you are solving the wrong problem.</w:t>
+      </w:r>
+    </w:p>
+    <w:p>
+      <w:pPr>
+        <w:pStyle w:val="Normal"/>
+      </w:pPr>
+      <w:r>
+        <w:t>A bot making $8 a trade does not become a bot making $4,000 a trade by getting smarter.</w:t>
+      </w:r>
+    </w:p>
+    <w:p>
+      <w:pPr>
+        <w:pStyle w:val="Normal"/>
+      </w:pPr>
+    </w:p>
+    <w:p>
+      <w:pPr>
+        <w:pStyle w:val="Normal"/>
+      </w:pPr>
+    </w:p>
+    <w:p>
+      <w:pPr>
+        <w:pStyle w:val="Normal"/>
+      </w:pPr>
+      <w:r>
+        <w:t>It gets there by getting bigger.</w:t>
+      </w:r>
+    </w:p>
+    <w:p>
+      <w:pPr>
+        <w:pStyle w:val="Normal"/>
+      </w:pPr>
+      <w:r>
+        <w:t>At some point the edge is good enough.</w:t>
+      </w:r>
+    </w:p>
+    <w:p>
+      <w:pPr>
+        <w:pStyle w:val="Normal"/>
+      </w:pPr>
+      <w:r>
+        <w:t>The data is clean, the latency is fine, the risk rules hold.</w:t>
+      </w:r>
+    </w:p>
+    <w:p>
+      <w:pPr>
+        <w:pStyle w:val="Normal"/>
+      </w:pPr>
+      <w:r>
+        <w:t>The bot is not broken.</w:t>
+      </w:r>
+    </w:p>
+    <w:p>
+      <w:pPr>
+        <w:pStyle w:val="Normal"/>
+      </w:pPr>
+      <w:r>
+        <w:t>It's just underfunded.</w:t>
+      </w:r>
+    </w:p>
+    <w:p>
+      <w:pPr>
+        <w:pStyle w:val="Normal"/>
+      </w:pPr>
+      <w:r>
+        <w:t>And no amount of refactoring fixes underfunded.</w:t>
+      </w:r>
+    </w:p>
+    <w:p>
+      <w:pPr>
+        <w:pStyle w:val="Normal"/>
+      </w:pPr>
+      <w:r>
+        <w:t>You can be the best PM trader in your timezone and still be capped at a few dollars a day because the account behind the skill is small.</w:t>
+      </w:r>
+    </w:p>
+    <w:p>
+      <w:pPr>
+        <w:pStyle w:val="Normal"/>
+      </w:pPr>
+      <w:r>
+        <w:t>That is the wall.</w:t>
+      </w:r>
+    </w:p>
+    <w:p>
+      <w:pPr>
+        <w:pStyle w:val="Normal"/>
+      </w:pPr>
+      <w:r>
+        <w:t>Skill gets you to it.</w:t>
+      </w:r>
+    </w:p>
+    <w:p>
+      <w:pPr>
+        <w:pStyle w:val="Normal"/>
+      </w:pPr>
+      <w:r>
+        <w:t>Skill cannot get you past it.</w:t>
+      </w:r>
+    </w:p>
+    <w:p>
+      <w:pPr>
+        <w:pStyle w:val="Normal"/>
+      </w:pPr>
+      <w:r>
+        <w:t>How to solve this right now</w:t>
+      </w:r>
+    </w:p>
+    <w:p>
+      <w:pPr>
+        <w:pStyle w:val="Normal"/>
+      </w:pPr>
+      <w:r>
+        <w:t>Here is the thing:</w:t>
+      </w:r>
+    </w:p>
+    <w:p>
+      <w:pPr>
+        <w:pStyle w:val="Normal"/>
+      </w:pPr>
+      <w:r>
+        <w:t>This exact problem was solved years ago in other markets.</w:t>
+      </w:r>
+    </w:p>
+    <w:p>
+      <w:pPr>
+        <w:pStyle w:val="Normal"/>
+      </w:pPr>
+      <w:r>
+        <w:t>A skilled forex trader with no capital used to be stuck.</w:t>
+      </w:r>
+    </w:p>
+    <w:p>
+      <w:pPr>
+        <w:pStyle w:val="Normal"/>
+      </w:pPr>
+    </w:p>
+    <w:p>
+      <w:pPr>
+        <w:pStyle w:val="Normal"/>
+      </w:pPr>
+    </w:p>
+    <w:p>
+      <w:pPr>
+        <w:pStyle w:val="Normal"/>
+      </w:pPr>
+      <w:r>
+        <w:t>Same story.</w:t>
+      </w:r>
+    </w:p>
+    <w:p>
+      <w:pPr>
+        <w:pStyle w:val="Normal"/>
+      </w:pPr>
+      <w:r>
+        <w:t>Real edge, tiny account, pennies.</w:t>
+      </w:r>
+    </w:p>
+    <w:p>
+      <w:pPr>
+        <w:pStyle w:val="Normal"/>
+      </w:pPr>
+      <w:r>
+        <w:t>Then prop firms showed up.</w:t>
+      </w:r>
+    </w:p>
+    <w:p>
+      <w:pPr>
+        <w:pStyle w:val="Normal"/>
+      </w:pPr>
+      <w:r>
+        <w:t>The deal was simple:</w:t>
+      </w:r>
+    </w:p>
+    <w:p>
+      <w:pPr>
+        <w:pStyle w:val="Normal"/>
+      </w:pPr>
+      <w:r>
+        <w:t>Prove you can trade inside strict risk rules on an evaluation.</w:t>
+      </w:r>
+    </w:p>
+    <w:p>
+      <w:pPr>
+        <w:pStyle w:val="Normal"/>
+      </w:pPr>
+      <w:r>
+        <w:t>Pass it.</w:t>
+      </w:r>
+    </w:p>
+    <w:p>
+      <w:pPr>
+        <w:pStyle w:val="Normal"/>
+      </w:pPr>
+      <w:r>
+        <w:t>Get handed real capital to trade.</w:t>
+      </w:r>
+    </w:p>
+    <w:p>
+      <w:pPr>
+        <w:pStyle w:val="Normal"/>
+      </w:pPr>
+      <w:r>
+        <w:t>Keep most of the profit.</w:t>
+      </w:r>
+    </w:p>
+    <w:p>
+      <w:pPr>
+        <w:pStyle w:val="Normal"/>
+      </w:pPr>
+      <w:r>
+        <w:t>The trader brings the skill and the firm brings the size.</w:t>
+      </w:r>
+    </w:p>
+    <w:p>
+      <w:pPr>
+        <w:pStyle w:val="Normal"/>
+      </w:pPr>
+      <w:r>
+        <w:t>It turned thousands of broke-but-skilled traders into people running serious accounts.</w:t>
+      </w:r>
+    </w:p>
+    <w:p>
+      <w:pPr>
+        <w:pStyle w:val="Normal"/>
+      </w:pPr>
+      <w:r>
+        <w:t>Crypto got the same treatment soon after.</w:t>
+      </w:r>
+    </w:p>
+    <w:p>
+      <w:pPr>
+        <w:pStyle w:val="Normal"/>
+      </w:pPr>
+      <w:r>
+        <w:t>The skill was always there.</w:t>
+      </w:r>
+    </w:p>
+    <w:p>
+      <w:pPr>
+        <w:pStyle w:val="Normal"/>
+      </w:pPr>
+      <w:r>
+        <w:t>But capital was the missing piece, and the prop model was the bridge.</w:t>
+      </w:r>
+    </w:p>
+    <w:p>
+      <w:pPr>
+        <w:pStyle w:val="Normal"/>
+      </w:pPr>
+      <w:r>
+        <w:t>Prediction markets are a skill game.</w:t>
+      </w:r>
+    </w:p>
+    <w:p>
+      <w:pPr>
+        <w:pStyle w:val="Normal"/>
+      </w:pPr>
+      <w:r>
+        <w:t>Research, probability, discipline, edge.</w:t>
+      </w:r>
+    </w:p>
+    <w:p>
+      <w:pPr>
+        <w:pStyle w:val="Normal"/>
+      </w:pPr>
+      <w:r>
+        <w:t>Everything that makes a market trader fundable.</w:t>
+      </w:r>
+    </w:p>
+    <w:p>
+      <w:pPr>
+        <w:pStyle w:val="Normal"/>
+      </w:pPr>
+      <w:r>
+        <w:t>So the obvious question was always - when does a prop firm show up for Polymarket?</w:t>
+      </w:r>
+    </w:p>
+    <w:p>
+      <w:pPr>
+        <w:pStyle w:val="Normal"/>
+      </w:pPr>
+      <w:r>
+        <w:t>The answer is NOW.</w:t>
+      </w:r>
+    </w:p>
+    <w:p>
+      <w:pPr>
+        <w:pStyle w:val="Normal"/>
+      </w:pPr>
+      <w:r>
+        <w:t>Prop firm built only for prediction markets</w:t>
+      </w:r>
+    </w:p>
+    <w:p>
+      <w:pPr>
+        <w:pStyle w:val="Normal"/>
+      </w:pPr>
+      <w:r>
+        <w:t>@FundingPredicts</w:t>
+      </w:r>
+    </w:p>
+    <w:p>
+      <w:pPr>
+        <w:pStyle w:val="Normal"/>
+      </w:pPr>
+      <w:r>
+        <w:t>launched as the first prop firm built only for prediction markets.</w:t>
+      </w:r>
+    </w:p>
+    <w:p>
+      <w:pPr>
+        <w:pStyle w:val="Normal"/>
+      </w:pPr>
+      <w:r>
+        <w:t>The shape is the same one that worked for forex.</w:t>
+      </w:r>
+    </w:p>
+    <w:p>
+      <w:pPr>
+        <w:pStyle w:val="Normal"/>
+      </w:pPr>
+      <w:r>
+        <w:t>&gt; You take a challenge</w:t>
+      </w:r>
+    </w:p>
+    <w:p>
+      <w:pPr>
+        <w:pStyle w:val="Normal"/>
+      </w:pPr>
+      <w:r>
+        <w:t>&gt; You pass an evaluation by hitting a profit target while staying inside their risk rules</w:t>
+      </w:r>
+    </w:p>
+    <w:p>
+      <w:pPr>
+        <w:pStyle w:val="Normal"/>
+      </w:pPr>
+      <w:r>
+        <w:t>&gt; You get a funded account on Polymarket</w:t>
+      </w:r>
+    </w:p>
+    <w:p>
+      <w:pPr>
+        <w:pStyle w:val="Normal"/>
+      </w:pPr>
+      <w:r>
+        <w:t>&gt; You keep up to 90% of the profit and scale the account over time</w:t>
+      </w:r>
+    </w:p>
+    <w:p>
+      <w:pPr>
+        <w:pStyle w:val="Normal"/>
+      </w:pPr>
+    </w:p>
+    <w:p>
+      <w:pPr>
+        <w:pStyle w:val="Normal"/>
+      </w:pPr>
+    </w:p>
+    <w:p>
+      <w:pPr>
+        <w:pStyle w:val="Normal"/>
+      </w:pPr>
+      <w:r>
+        <w:t>Punisher</w:t>
+      </w:r>
+    </w:p>
+    <w:p>
+      <w:pPr>
+        <w:pStyle w:val="Normal"/>
+      </w:pPr>
+      <w:r>
+        <w:t>@0x_Punisher</w:t>
+      </w:r>
+    </w:p>
+    <w:p>
+      <w:pPr>
+        <w:pStyle w:val="Normal"/>
+      </w:pPr>
+      <w:r>
+        <w:t>·</w:t>
+      </w:r>
+    </w:p>
+    <w:p>
+      <w:pPr>
+        <w:pStyle w:val="Normal"/>
+      </w:pPr>
+      <w:r>
+        <w:t>Jun 29</w:t>
+      </w:r>
+    </w:p>
+    <w:p>
+      <w:pPr>
+        <w:pStyle w:val="Normal"/>
+      </w:pPr>
+      <w:r>
+        <w:t xml:space="preserve">Heard this comment today: &gt; Prediction markets are just gambling For most people, sure. But thing that makes it a profession instead just launched. Prop firm </w:t>
+      </w:r>
+    </w:p>
+    <w:p>
+      <w:pPr>
+        <w:pStyle w:val="Normal"/>
+      </w:pPr>
+      <w:r>
+        <w:t>@FundingPredicts</w:t>
+      </w:r>
+    </w:p>
+    <w:p>
+      <w:pPr>
+        <w:pStyle w:val="Normal"/>
+      </w:pPr>
+      <w:r>
+        <w:t>is built for Polymarket traders with limited capital. The difference it creates is simple: A</w:t>
+      </w:r>
+    </w:p>
+    <w:p>
+      <w:pPr>
+        <w:pStyle w:val="Normal"/>
+      </w:pPr>
+      <w:r>
+        <w:t>Show more</w:t>
+      </w:r>
+    </w:p>
+    <w:p>
+      <w:pPr>
+        <w:pStyle w:val="Normal"/>
+      </w:pPr>
+      <w:r>
+        <w:t>0:01 / 0:25</w:t>
+      </w:r>
+    </w:p>
+    <w:p>
+      <w:pPr>
+        <w:pStyle w:val="Normal"/>
+      </w:pPr>
+      <w:r>
+        <w:t>Important part: buying a challenge guarantees nothing.</w:t>
+      </w:r>
+    </w:p>
+    <w:p>
+      <w:pPr>
+        <w:pStyle w:val="Normal"/>
+      </w:pPr>
+      <w:r>
+        <w:t>You have to actually pass and have an edge.</w:t>
+      </w:r>
+    </w:p>
+    <w:p>
+      <w:pPr>
+        <w:pStyle w:val="Normal"/>
+      </w:pPr>
+      <w:r>
+        <w:t>It tests whether you have real edge and real risk discipline.</w:t>
+      </w:r>
+    </w:p>
+    <w:p>
+      <w:pPr>
+        <w:pStyle w:val="Normal"/>
+      </w:pPr>
+      <w:r>
+        <w:t>If you do not, you don't get funded.</w:t>
+      </w:r>
+    </w:p>
+    <w:p>
+      <w:pPr>
+        <w:pStyle w:val="Normal"/>
+      </w:pPr>
+      <w:r>
+        <w:t>That's the whole point of an evaluation.</w:t>
+      </w:r>
+    </w:p>
+    <w:p>
+      <w:pPr>
+        <w:pStyle w:val="Normal"/>
+      </w:pPr>
+      <w:r>
+        <w:t>They built their own terminal for it too.</w:t>
+      </w:r>
+    </w:p>
+    <w:p>
+      <w:pPr>
+        <w:pStyle w:val="Normal"/>
+      </w:pPr>
+      <w:r>
+        <w:t>Sub-second data, stop loss and take profit, live charts, a proper risk engine.</w:t>
+      </w:r>
+    </w:p>
+    <w:p>
+      <w:pPr>
+        <w:pStyle w:val="Normal"/>
+      </w:pPr>
+      <w:r>
+        <w:t>Stuff Polymarket does not give you natively.</w:t>
+      </w:r>
+    </w:p>
+    <w:p>
+      <w:pPr>
+        <w:pStyle w:val="Normal"/>
+      </w:pPr>
+      <w:r>
+        <w:t>Their beta did 200k+ trades and over $100M in volume, with $1.4M in funded accounts awarded.</w:t>
+      </w:r>
+    </w:p>
+    <w:p>
+      <w:pPr>
+        <w:pStyle w:val="Normal"/>
+      </w:pPr>
+      <w:r>
+        <w:t xml:space="preserve">They are also an official Polymarket Builders Program member and partnered with </w:t>
+      </w:r>
+    </w:p>
+    <w:p>
+      <w:pPr>
+        <w:pStyle w:val="Normal"/>
+      </w:pPr>
+      <w:r>
+        <w:t>@MyFundedFutures</w:t>
+      </w:r>
+    </w:p>
+    <w:p>
+      <w:pPr>
+        <w:pStyle w:val="Normal"/>
+      </w:pPr>
+      <w:r>
+        <w:t>, a top-5 traditional prop firm.</w:t>
+      </w:r>
+    </w:p>
+    <w:p>
+      <w:pPr>
+        <w:pStyle w:val="Normal"/>
+      </w:pPr>
+      <w:r>
+        <w:t>Who this actually makes sense for</w:t>
+      </w:r>
+    </w:p>
+    <w:p>
+      <w:pPr>
+        <w:pStyle w:val="Normal"/>
+      </w:pPr>
+      <w:r>
+        <w:t>Let's be honest about who this is for, because it's not everyone.</w:t>
+      </w:r>
+    </w:p>
+    <w:p>
+      <w:pPr>
+        <w:pStyle w:val="Normal"/>
+      </w:pPr>
+      <w:r>
+        <w:t>If you do not have an edge yet, this is your shortcut.</w:t>
+      </w:r>
+    </w:p>
+    <w:p>
+      <w:pPr>
+        <w:pStyle w:val="Normal"/>
+      </w:pPr>
+      <w:r>
+        <w:t>The evaluation is a filter, but not a gift.</w:t>
+      </w:r>
+    </w:p>
+    <w:p>
+      <w:pPr>
+        <w:pStyle w:val="Normal"/>
+      </w:pPr>
+      <w:r>
+        <w:t>Trading someone else's capital without real discipline just means failing the challenge and losing the fee.</w:t>
+      </w:r>
+    </w:p>
+    <w:p>
+      <w:pPr>
+        <w:pStyle w:val="Normal"/>
+      </w:pPr>
+      <w:r>
+        <w:t>Build your edge first.</w:t>
+      </w:r>
+    </w:p>
+    <w:p>
+      <w:pPr>
+        <w:pStyle w:val="Normal"/>
+      </w:pPr>
+      <w:r>
+        <w:t>But if you are the person i have been writing for all this time, then this is the piece you have been missing.</w:t>
+      </w:r>
+    </w:p>
+    <w:p>
+      <w:pPr>
+        <w:pStyle w:val="Normal"/>
+      </w:pPr>
+      <w:r>
+        <w:t>(the one who actually built an arb bot, ran the backtest, fixed the dirty data, found a regime that prints)</w:t>
+      </w:r>
+    </w:p>
+    <w:p>
+      <w:pPr>
+        <w:pStyle w:val="Normal"/>
+      </w:pPr>
+      <w:r>
+        <w:t>You already proved you can trade.</w:t>
+      </w:r>
+    </w:p>
+    <w:p>
+      <w:pPr>
+        <w:pStyle w:val="Normal"/>
+      </w:pPr>
+      <w:r>
+        <w:t>You just couldn't prove it at size, because the size was never yours.</w:t>
+      </w:r>
+    </w:p>
+    <w:p>
+      <w:pPr>
+        <w:pStyle w:val="Normal"/>
+      </w:pPr>
+      <w:r>
+        <w:t>Register here and get $100k for trading quick: &lt;</w:t>
+      </w:r>
+    </w:p>
+    <w:p>
+      <w:pPr>
+        <w:pStyle w:val="Normal"/>
+      </w:pPr>
+      <w:r>
+        <w:t>https://www.fundingpredicts.com/purchase?ref=PUNISHER</w:t>
+      </w:r>
+    </w:p>
+    <w:p>
+      <w:pPr>
+        <w:pStyle w:val="Normal"/>
+      </w:pPr>
+      <w:r>
+        <w:t>&gt; My link gives you a 200% bonus.</w:t>
+      </w:r>
+    </w:p>
+    <w:p>
+      <w:pPr>
+        <w:pStyle w:val="Normal"/>
+      </w:pPr>
+    </w:p>
+    <w:p>
+      <w:pPr>
+        <w:pStyle w:val="Normal"/>
+      </w:pPr>
+    </w:p>
+    <w:p>
+      <w:pPr>
+        <w:pStyle w:val="Normal"/>
+      </w:pPr>
+      <w:r>
+        <w:t>A funded account is the difference between your edge earning $8 and your edge earning real money.</w:t>
+      </w:r>
+    </w:p>
+    <w:p>
+      <w:pPr>
+        <w:pStyle w:val="Normal"/>
+      </w:pPr>
+      <w:r>
+        <w:t>Same skill, same trades.</w:t>
+      </w:r>
+    </w:p>
+    <w:p>
+      <w:pPr>
+        <w:pStyle w:val="Normal"/>
+      </w:pPr>
+      <w:r>
+        <w:t>A different number of zeros on the result.</w:t>
+      </w:r>
+    </w:p>
+    <w:p>
+      <w:pPr>
+        <w:pStyle w:val="Normal"/>
+      </w:pPr>
+      <w:r>
+        <w:t>Traders who win the next year are not going to be the smartest ones.</w:t>
+      </w:r>
+    </w:p>
+    <w:p>
+      <w:pPr>
+        <w:pStyle w:val="Normal"/>
+      </w:pPr>
+      <w:r>
+        <w:t>They're gonna to be the skilled ones who finally got their edge onto enough capital to matter.</w:t>
+      </w:r>
+    </w:p>
+    <w:p>
+      <w:pPr>
+        <w:pStyle w:val="Normal"/>
+      </w:pPr>
+      <w:r>
+        <w:t>Good luck!</w:t>
+      </w:r>
+    </w:p>
+    <w:p>
+      <w:pPr>
+        <w:pStyle w:val="Normal"/>
+      </w:pPr>
+      <w:r>
+        <w:t>Want to publish your o</w:t>
+      </w:r>
+    </w:p>
+    <w:p>
+      <w:pPr>
+        <w:pStyle w:val="Normal"/>
+      </w:pPr>
+    </w:p>
+    <w:p>
+      <w:pPr>
+        <w:pStyle w:val="Normal"/>
+      </w:pPr>
+    </w:p>
+    <w:p>
+      <w:pPr>
+        <w:pStyle w:val="Normal"/>
+      </w:pPr>
+    </w:p>
+    <w:p>
+      <w:pPr>
+        <w:pStyle w:val="Normal"/>
+      </w:pPr>
+    </w:p>
+    <w:p>
+      <w:pPr>
+        <w:pStyle w:val="Normal"/>
+      </w:pPr>
+      <w:r>
+        <w:t>Punisher</w:t>
+      </w:r>
+    </w:p>
+    <w:p>
+      <w:pPr>
+        <w:pStyle w:val="Normal"/>
+      </w:pPr>
+    </w:p>
+    <w:p>
+      <w:pPr>
+        <w:pStyle w:val="Normal"/>
+      </w:pPr>
+    </w:p>
+    <w:p>
+      <w:pPr>
+        <w:pStyle w:val="Normal"/>
+      </w:pPr>
+      <w:r>
+        <w:t>@0x_Punisher</w:t>
+      </w:r>
+    </w:p>
+    <w:p>
+      <w:pPr>
+        <w:pStyle w:val="Normal"/>
+      </w:pPr>
+    </w:p>
+    <w:p>
+      <w:pPr>
+        <w:pStyle w:val="Normal"/>
+      </w:pPr>
+      <w:r>
+        <w:t>·</w:t>
+      </w:r>
+    </w:p>
+    <w:p>
+      <w:pPr>
+        <w:pStyle w:val="Normal"/>
+      </w:pPr>
+      <w:r>
+        <w:t>Jul 1</w:t>
+      </w:r>
+    </w:p>
+    <w:p>
+      <w:pPr>
+        <w:pStyle w:val="Normal"/>
+      </w:pPr>
+      <w:r>
+        <w:t xml:space="preserve">The smartest trade on prediction markets now is not even a market. It is the challenge fee at </w:t>
+      </w:r>
+    </w:p>
+    <w:p>
+      <w:pPr>
+        <w:pStyle w:val="Normal"/>
+      </w:pPr>
+      <w:r>
+        <w:t>@FundingPredicts</w:t>
+      </w:r>
+    </w:p>
+    <w:p>
+      <w:pPr>
+        <w:pStyle w:val="Normal"/>
+      </w:pPr>
+      <w:r>
+        <w:t>. This is the fastest way to get funded with $150k for Polymarket trading. Think about what you are actually buying. For a one-time fee, you get a shot at trading $150k of someone else's capital and keeping up to 90% of the profit. Tiny fixed cost in. Six figures of buying power out. That's the most asymmetric setup in trading. Your downside is capped at the fee. Your upside is access to capital you could never build alone. Run the other path for a second. To trade $150k of your own money, you have to save $150k first. For most people that is years, if it ever happens at all. Or you pay a small fee, pass a 30-day evaluation, and trade that size next month. One route costs you years. The other costs you less than a night out. This is the first prop firm built for prediction markets. Pass the eval, get funded, collect payouts every 7 days. The fee is not a cost. It's the cheapest call option on your own skill you will ever buy. Think about that.</w:t>
+      </w:r>
+    </w:p>
+    <w:p>
+      <w:pPr>
+        <w:pStyle w:val="Normal"/>
+      </w:pPr>
+    </w:p>
+    <w:p>
+      <w:pPr>
+        <w:pStyle w:val="Normal"/>
+      </w:pPr>
+      <w:r>
+        <w:t>Punisher</w:t>
+      </w:r>
+    </w:p>
+    <w:p>
+      <w:pPr>
+        <w:pStyle w:val="Normal"/>
+      </w:pPr>
+    </w:p>
+    <w:p>
+      <w:pPr>
+        <w:pStyle w:val="Normal"/>
+      </w:pPr>
+    </w:p>
+    <w:p>
+      <w:pPr>
+        <w:pStyle w:val="Normal"/>
+      </w:pPr>
+      <w:r>
+        <w:t>@0x_Punisher</w:t>
+      </w:r>
+    </w:p>
+    <w:p>
+      <w:pPr>
+        <w:pStyle w:val="Normal"/>
+      </w:pPr>
+    </w:p>
+    <w:p>
+      <w:pPr>
+        <w:pStyle w:val="Normal"/>
+      </w:pPr>
+      <w:r>
+        <w:t>·</w:t>
+      </w:r>
+    </w:p>
+    <w:p>
+      <w:pPr>
+        <w:pStyle w:val="Normal"/>
+      </w:pPr>
+      <w:r>
+        <w:t>Jul 2</w:t>
+      </w:r>
+    </w:p>
+    <w:p>
+      <w:pPr>
+        <w:pStyle w:val="Normal"/>
+      </w:pPr>
+      <w:r>
+        <w:t>MY NEW BOT LOST $873 TODAY BECAUSE OF ONE MISTAKE It bot won between 84 and 98% in almost every price zone. Except ONE. And that single zone quietly drained the whole account while everything else was fine. Here's the band that's bleeding you and why: I broke down my bot's trades by the exact price it actually filled at. The picture is brutal and clear. &gt; below 0.60: 54% &gt; 0.60 to 0.70: 52% &gt; 0.75 to 0.80: 84% &gt; 0.85 to 0.90: 98% &gt; 0.90+: 93% Look at that 0.60 to 0.70 band. 52%, a pure coin flip, while every other zone was printing 80s and 90s. That one band, the cheap fills, accounted for almost the entire deficit. Everything else basically broke even or won. One price zone was the whole problem. Here's the lesson that flips how you think about entries. A cheap fill FEELS like a win. You paid less, so you got a better deal, right? Wrong. A fill far below your target usually means you bought into a coin flip, not a bargain. The price was cheap BECAUSE the outcome was genuinely uncertain. The market priced it at a coin flip on purpose, and you walked right into it feeling clever. This is the entry-price gospel with a real distribution behind it. Win rate isn't one number across your whole bot. It's completely different at every price you pay. Your bot might be a genius at 0.85 and a degenerate gambler at 0.63, and your blended stats hide it. So here's what to actually do: &gt; Break your own trades down by real fill price, not decision price. &gt; Find your dead zone, the band where your win rate collapses to a coin flip. &gt; Then just refuse to trade it. Block that one band and you often turn a flat account into a profitable one without touching the strategy at all. A cheap entry isn't a discount. Sometimes it's just the market telling you it's a coin flip, and you're not listening. If you struggle with your bot, go through the article below. You'll prolly get an answer to almost every question you have.</w:t>
+      </w:r>
+    </w:p>
+    <w:p>
+      <w:pPr>
+        <w:pStyle w:val="Normal"/>
+      </w:pPr>
+    </w:p>
+    <w:p>
+      <w:pPr>
+        <w:pStyle w:val="Normal"/>
+      </w:pPr>
+    </w:p>
+    <w:p>
+      <w:pPr>
+        <w:pStyle w:val="Normal"/>
+      </w:pPr>
+    </w:p>
+    <w:p>
+      <w:pPr>
+        <w:pStyle w:val="Normal"/>
+      </w:pPr>
+    </w:p>
+    <w:p>
+      <w:pPr>
+        <w:pStyle w:val="Normal"/>
+      </w:pPr>
+      <w:r>
+        <w:t>Punisher</w:t>
+      </w:r>
+    </w:p>
+    <w:p>
+      <w:pPr>
+        <w:pStyle w:val="Normal"/>
+      </w:pPr>
+    </w:p>
+    <w:p>
+      <w:pPr>
+        <w:pStyle w:val="Normal"/>
+      </w:pPr>
+    </w:p>
+    <w:p>
+      <w:pPr>
+        <w:pStyle w:val="Normal"/>
+      </w:pPr>
+      <w:r>
+        <w:t>@0x_Punisher</w:t>
+      </w:r>
+    </w:p>
+    <w:p>
+      <w:pPr>
+        <w:pStyle w:val="Normal"/>
+      </w:pPr>
+    </w:p>
+    <w:p>
+      <w:pPr>
+        <w:pStyle w:val="Normal"/>
+      </w:pPr>
+      <w:r>
+        <w:t>·</w:t>
+      </w:r>
+    </w:p>
+    <w:p>
+      <w:pPr>
+        <w:pStyle w:val="Normal"/>
+      </w:pPr>
+      <w:r>
+        <w:t>Jul 2</w:t>
+      </w:r>
+    </w:p>
+    <w:p>
+      <w:pPr>
+        <w:pStyle w:val="Normal"/>
+      </w:pPr>
+      <w:r>
+        <w:t>My new bot lost almost $1,000 in a single day once. I posted it here as usual. On purpose. And for me it matters more than any win i've ever shown. Here's why: Scammers only ever show you green. Win after win after win, a perfect highlight reel with no bad days in it. And that perfection is exactly the tell. Nobody's bot only wins. Nobody's. A real trading record has ugly days in it, the bleed, the bad deploy, the bot that broke at 3am. So when someone's history is ALL wins, you're not looking at a great trader. You're looking at a faked reel with the losses cropped out. That's why i show mine. The $1,000 day. The week that went flat. The bot that looked perfect and bled anyway. Not because I enjoy posting losses. Because the losses are the PROOF. They're how you know the wins next to them are real and not photoshopped. A wallet that shows its scars is a wallet you can trust. A reel that only shows trophies is a reel someone built to sell you something. That's mine: &lt;https://polymarket.com/@0x13f0bcec1e2e60ec9acc3bee4d2da2fe9694a50f-1774334442364?via=punisher&gt; The good and the ugly, all of it public. If someone only shows you their wins, they're not proving they're good. They're proving they're hiding the rest.</w:t>
+      </w:r>
+    </w:p>
+    <w:p>
+      <w:pPr>
+        <w:pStyle w:val="Normal"/>
+      </w:pPr>
+    </w:p>
+    <w:p>
+      <w:pPr>
+        <w:pStyle w:val="Normal"/>
+      </w:pPr>
+    </w:p>
+    <w:p>
+      <w:pPr>
+        <w:pStyle w:val="Normal"/>
+      </w:pPr>
+    </w:p>
+    <w:p>
+      <w:pPr>
+        <w:pStyle w:val="Normal"/>
+      </w:pPr>
+    </w:p>
+    <w:p>
+      <w:pPr>
+        <w:pStyle w:val="Normal"/>
+      </w:pPr>
+      <w:r>
+        <w:t>Punisher</w:t>
+      </w:r>
+    </w:p>
+    <w:p>
+      <w:pPr>
+        <w:pStyle w:val="Normal"/>
+      </w:pPr>
+    </w:p>
+    <w:p>
+      <w:pPr>
+        <w:pStyle w:val="Normal"/>
+      </w:pPr>
+    </w:p>
+    <w:p>
+      <w:pPr>
+        <w:pStyle w:val="Normal"/>
+      </w:pPr>
+      <w:r>
+        <w:t>@0x_Punisher</w:t>
+      </w:r>
+    </w:p>
+    <w:p>
+      <w:pPr>
+        <w:pStyle w:val="Normal"/>
+      </w:pPr>
+    </w:p>
+    <w:p>
+      <w:pPr>
+        <w:pStyle w:val="Normal"/>
+      </w:pPr>
+      <w:r>
+        <w:t>·</w:t>
+      </w:r>
+    </w:p>
+    <w:p>
+      <w:pPr>
+        <w:pStyle w:val="Normal"/>
+      </w:pPr>
+      <w:r>
+        <w:t>Jul 3</w:t>
+      </w:r>
+    </w:p>
+    <w:p>
+      <w:pPr>
+        <w:pStyle w:val="Normal"/>
+      </w:pPr>
+      <w:r>
+        <w:t>Don't believe if AI backtest shows you 75% win rate. This might be the biggest lie you hear. I deployed mine and lost over a thousand in day one. Now it's sitting at $193k PnL. Here is the reason your backtest lied to you: It tested you alone against a list of old prices. But the market is not a solo game against history. It is a room full of other players and your simulation had none of them in it. Sit with what that actually leaves out. No other bot grabbing the fill a step before you. No gap between your signal firing and your order actually landing. No adverse selection. The ugly truth that when you rest a bid, you get filled most often right as the market turns against you. No slippage from a thin book at the exact second you needed to get in. The AI just drew a clean line from entry to resolution and stamped it a win. Real markets do not move in clean lines. They are 50 bots fighting for one fill, a queue that pays whoever got there first, and a book that reprices every millisecond your order is still in flight. The fix is not complicated. Stop trusting AI to backtest anything that has other players in it. Record your own tick data. Every tick, full book depth, real fills, real slippage. Then test against what the book truly looked like the moment your bot would have fired. Not against some tidy closing price. That 75% on AI is usually 53 to 57% on real data. Still worth trading. But you need the true number before you risk money on the fake one. A backtest lies because it is alone in the room so put the other players back in. Full guide + my public wallet in the article below.</w:t>
+      </w:r>
+    </w:p>
+    <w:p>
+      <w:pPr>
+        <w:pStyle w:val="Normal"/>
+      </w:pPr>
+    </w:p>
+    <w:p>
+      <w:pPr>
+        <w:pStyle w:val="Normal"/>
+      </w:pPr>
+    </w:p>
+    <w:p>
+      <w:pPr>
+        <w:pStyle w:val="Normal"/>
+      </w:pPr>
+    </w:p>
+    <w:p>
+      <w:pPr>
+        <w:pStyle w:val="Normal"/>
+      </w:pPr>
+    </w:p>
+    <w:p>
+      <w:pPr>
+        <w:pStyle w:val="Normal"/>
+      </w:pPr>
+      <w:r>
+        <w:t>Punisher</w:t>
+      </w:r>
+    </w:p>
+    <w:p>
+      <w:pPr>
+        <w:pStyle w:val="Normal"/>
+      </w:pPr>
+    </w:p>
+    <w:p>
+      <w:pPr>
+        <w:pStyle w:val="Normal"/>
+      </w:pPr>
+    </w:p>
+    <w:p>
+      <w:pPr>
+        <w:pStyle w:val="Normal"/>
+      </w:pPr>
+      <w:r>
+        <w:t>@0x_Punisher</w:t>
+      </w:r>
+    </w:p>
+    <w:p>
+      <w:pPr>
+        <w:pStyle w:val="Normal"/>
+      </w:pPr>
+    </w:p>
+    <w:p>
+      <w:pPr>
+        <w:pStyle w:val="Normal"/>
+      </w:pPr>
+      <w:r>
+        <w:t>·</w:t>
+      </w:r>
+    </w:p>
+    <w:p>
+      <w:pPr>
+        <w:pStyle w:val="Normal"/>
+      </w:pPr>
+      <w:r>
+        <w:t>Jul 3</w:t>
+      </w:r>
+    </w:p>
+    <w:p>
+      <w:pPr>
+        <w:pStyle w:val="Normal"/>
+      </w:pPr>
+      <w:r>
+        <w:t>Your bot shows a loss? It actually WON that trade. The money just never landed in your wallet and your stats can't tell the difference. Here's the silent trap quietly lying about your win rate: This one is wild and almost nobody knows to check for it. On Polymarket, a</w:t>
+      </w:r>
+    </w:p>
+    <w:p>
+      <w:pPr>
+        <w:pStyle w:val="Normal"/>
+      </w:pPr>
+      <w:r>
+        <w:t>Show more</w:t>
+      </w:r>
+    </w:p>
+    <w:p>
+      <w:pPr>
+        <w:pStyle w:val="Normal"/>
+      </w:pPr>
+    </w:p>
+    <w:p>
+      <w:pPr>
+        <w:pStyle w:val="Normal"/>
+      </w:pPr>
+    </w:p>
+    <w:p>
+      <w:pPr>
+        <w:pStyle w:val="Normal"/>
+      </w:pPr>
+      <w:r>
+        <w:t>Quote</w:t>
+      </w:r>
+    </w:p>
+    <w:p>
+      <w:pPr>
+        <w:pStyle w:val="Normal"/>
+      </w:pPr>
+      <w:r>
+        <w:t>Punisher</w:t>
+      </w:r>
+    </w:p>
+    <w:p>
+      <w:pPr>
+        <w:pStyle w:val="Normal"/>
+      </w:pPr>
+      <w:r>
+        <w:t>@0x_Punisher</w:t>
+      </w:r>
+    </w:p>
+    <w:p>
+      <w:pPr>
+        <w:pStyle w:val="Normal"/>
+      </w:pPr>
+      <w:r>
+        <w:t>·</w:t>
+      </w:r>
+    </w:p>
+    <w:p>
+      <w:pPr>
+        <w:pStyle w:val="Normal"/>
+      </w:pPr>
+      <w:r>
+        <w:t>Jun 27</w:t>
+      </w:r>
+    </w:p>
+    <w:p>
+      <w:pPr>
+        <w:pStyle w:val="Normal"/>
+      </w:pPr>
+      <w:r>
+        <w:t>One bug that makes your backtest lie to you. Fix this and your bot will print.</w:t>
+      </w:r>
+    </w:p>
+    <w:p>
+      <w:pPr>
+        <w:pStyle w:val="Normal"/>
+      </w:pPr>
+      <w:r>
+        <w:t>When i started vibe coding my first bot, i was stuck for some time because of one small problem. Now i see that's a common issue among prediction market devs. This article will help you if your...</w:t>
+      </w:r>
+    </w:p>
+    <w:p>
+      <w:pPr>
+        <w:pStyle w:val="Normal"/>
+      </w:pPr>
+    </w:p>
+    <w:p>
+      <w:pPr>
+        <w:pStyle w:val="Normal"/>
+      </w:pPr>
+    </w:p>
+    <w:p>
+      <w:pPr>
+        <w:pStyle w:val="Normal"/>
+      </w:pPr>
+    </w:p>
+    <w:p>
+      <w:pPr>
+        <w:pStyle w:val="Normal"/>
+      </w:pPr>
+      <w:r>
+        <w:t>Punisher</w:t>
+      </w:r>
+    </w:p>
+    <w:p>
+      <w:pPr>
+        <w:pStyle w:val="Normal"/>
+      </w:pPr>
+    </w:p>
+    <w:p>
+      <w:pPr>
+        <w:pStyle w:val="Normal"/>
+      </w:pPr>
+    </w:p>
+    <w:p>
+      <w:pPr>
+        <w:pStyle w:val="Normal"/>
+      </w:pPr>
+      <w:r>
+        <w:t>@0x_Punisher</w:t>
+      </w:r>
+    </w:p>
+    <w:p>
+      <w:pPr>
+        <w:pStyle w:val="Normal"/>
+      </w:pPr>
+    </w:p>
+    <w:p>
+      <w:pPr>
+        <w:pStyle w:val="Normal"/>
+      </w:pPr>
+      <w:r>
+        <w:t>·</w:t>
+      </w:r>
+    </w:p>
+    <w:p>
+      <w:pPr>
+        <w:pStyle w:val="Normal"/>
+      </w:pPr>
+      <w:r>
+        <w:t>Jul 3</w:t>
+      </w:r>
+    </w:p>
+    <w:p>
+      <w:pPr>
+        <w:pStyle w:val="Normal"/>
+      </w:pPr>
+      <w:r>
+        <w:t>Your bot shows a loss? It actually WON that trade. The money just never landed in your wallet and your stats can't tell the difference. Here's the silent trap quietly lying about your win rate: This one is wild and almost nobody knows to check for it. On Polymarket, a winning position doesn't always pay you automatically. You often have to claim it, and claiming costs gas, the little bit of native token every on-chain action needs. Now here's where it breaks: One day a wallet ran out of gas. The positions had genuinely WON by the price feed. But the claim couldn't go through, cause there was nothing left to pay the gas with. The log said it plainly: redeem, WIN, immediately followed by insufficient funds for gas. And here's the insidious part. A win that never gets claimed never produces a Redeem on chain. And "no Redeem" is the exact same thing your stats read as a LOSS. So the bot quietly logged a pile of wins as losses, purely because it couldn't afford the gas to collect them. When those windows got re-examined, several of them had ended firmly on the winning side. Real wins. Counted as losses, only because the gas tank was empty. Think about what that does to you. Your win rate looks worse than it is. You start tearing apart a strategy that was actually working. You hunt for a bug in your logic when the only bug was an empty gas tank. My bot was NOT working until i fixed it. Now it prints passively: &lt;https://polymarket.com/@0x13f0bcec1e2e60ec9acc3bee4d2da2fe9694a50f-1774334442364?via=punisher&gt; The fix is stupidly simple and nobody mentions it: &gt; Keep your gas topped up, always Set a floor on your native token balance and refill before it runs dry. &gt; Track failed claims separately from real losses A win that didn't redeem is a gas problem, NOT a trading problem, so don't let it pollute your win rate. &gt; Retry stuck claims The day that wallet got topped up, a dozen stuck claims cleared and the "losses" turned back into the wins they always were. Before you blame your strategy, check your gas. Some of your worst losses might be wins you just couldn't afford to collect. Sharing another trap that kills most bots in my next post!</w:t>
+      </w:r>
+    </w:p>
+    <w:p>
+      <w:pPr>
+        <w:pStyle w:val="Normal"/>
+      </w:pPr>
+    </w:p>
+    <w:p>
+      <w:pPr>
+        <w:pStyle w:val="Normal"/>
+      </w:pPr>
+      <w:r>
+        <w:t>Punisher</w:t>
+      </w:r>
+    </w:p>
+    <w:p>
+      <w:pPr>
+        <w:pStyle w:val="Normal"/>
+      </w:pPr>
+    </w:p>
+    <w:p>
+      <w:pPr>
+        <w:pStyle w:val="Normal"/>
+      </w:pPr>
+    </w:p>
+    <w:p>
+      <w:pPr>
+        <w:pStyle w:val="Normal"/>
+      </w:pPr>
+      <w:r>
+        <w:t>@0x_Punisher</w:t>
+      </w:r>
+    </w:p>
+    <w:p>
+      <w:pPr>
+        <w:pStyle w:val="Normal"/>
+      </w:pPr>
+    </w:p>
+    <w:p>
+      <w:pPr>
+        <w:pStyle w:val="Normal"/>
+      </w:pPr>
+      <w:r>
+        <w:t>·</w:t>
+      </w:r>
+    </w:p>
+    <w:p>
+      <w:pPr>
+        <w:pStyle w:val="Normal"/>
+      </w:pPr>
+      <w:r>
+        <w:t>Jul 3</w:t>
+      </w:r>
+    </w:p>
+    <w:p>
+      <w:pPr>
+        <w:pStyle w:val="Normal"/>
+      </w:pPr>
+      <w:r>
+        <w:t>Almost $200k PnL hit. This is a huge milestone for me. And you. I started from 0 and documented my every move here. Hope my guides helped you with your bots. As soon as I hit $500k, you won't hear from me again. Attaching a full build below. Use it while it's still public.</w:t>
+      </w:r>
+    </w:p>
+    <w:p>
+      <w:pPr>
+        <w:pStyle w:val="Normal"/>
+      </w:pPr>
+    </w:p>
+    <w:p>
+      <w:pPr>
+        <w:pStyle w:val="Normal"/>
+      </w:pPr>
+    </w:p>
+    <w:p>
+      <w:pPr>
+        <w:pStyle w:val="Normal"/>
+      </w:pPr>
+    </w:p>
+    <w:p>
+      <w:pPr>
+        <w:pStyle w:val="Normal"/>
+      </w:pPr>
+    </w:p>
+    <w:p>
+      <w:pPr>
+        <w:pStyle w:val="Normal"/>
+      </w:pPr>
+      <w:r>
+        <w:t>Punisher</w:t>
+      </w:r>
+    </w:p>
+    <w:p>
+      <w:pPr>
+        <w:pStyle w:val="Normal"/>
+      </w:pPr>
+    </w:p>
+    <w:p>
+      <w:pPr>
+        <w:pStyle w:val="Normal"/>
+      </w:pPr>
+    </w:p>
+    <w:p>
+      <w:pPr>
+        <w:pStyle w:val="Normal"/>
+      </w:pPr>
+      <w:r>
+        <w:t>@0x_Punisher</w:t>
+      </w:r>
+    </w:p>
+    <w:p>
+      <w:pPr>
+        <w:pStyle w:val="Normal"/>
+      </w:pPr>
+    </w:p>
+    <w:p>
+      <w:pPr>
+        <w:pStyle w:val="Normal"/>
+      </w:pPr>
+      <w:r>
+        <w:t>·</w:t>
+      </w:r>
+    </w:p>
+    <w:p>
+      <w:pPr>
+        <w:pStyle w:val="Normal"/>
+      </w:pPr>
+      <w:r>
+        <w:t>Jul 3</w:t>
+      </w:r>
+    </w:p>
+    <w:p>
+      <w:pPr>
+        <w:pStyle w:val="Normal"/>
+      </w:pPr>
+      <w:r>
+        <w:t>IF YOUR BOT IS LOSING: Every single loss had the EXACT same shape. Price spikes hard, the bot jumps in chasing it, then price snaps right back and kills the trade. I bought the top of the move and the move died. Here's the trap that's eating momentum bots alive: Someone plotted every losing trade their bot ever made, oriented the same way. The shape repeated with almost boring consistency. Price breaks away from the strike fast. That's the momentum surge, the exact thing the bot is built to chase. The bot enters on that spike. Then the price mean-reverts, straight back through the strike, and the position dies. Buy the top of the impulse. Watch the impulse die. Every loss, the same story. Now here's the part that should mess with your head. They plotted the WINNERS the same way. The winners start with the identical spike. Same break, same surge, same momentum the bot loves. You literally cannot tell a future winner from a future loser at the moment you have to decide. They look exactly the same when you enter. One keeps running, one snaps back, and nothing visible at entry tells you which is which. This is why chasing the spike is a trap. You're not reading anything. You're betting that a momentum burst keeps going, when half the time the burst IS the top. You bought the loudest moment of the move, which is exactly when it's most likely to reverse. My bot proves it. It was bleeding before i realised what the real problem was. Now it already hit $30k PnL: &lt;https://polymarket.com/@0x13f0bcec1e2e60ec9acc3bee4d2da2fe9694a50f-1774334442364?via=punisher&gt; So what do you do with this? You stop being a momentum chaser and start being a reader. &gt; A spike is not a signal, it's just noise that's loud right now. &gt; Don't enter ON the impulse, cause the impulse is where reversals are born. &gt; Build entries around something that's actually DECIDED, not something that's merely moving fast. A bot that chases spikes is guessing which surge survives. A bot that waits for a fact isn't guessing at all. The spike that pulls you in is the same spike that kills you. Stop chasing the move and wait for the answer. Prepared a new guide that will answer alsmost every issue you had. Wait for tomorrow.</w:t>
+      </w:r>
+    </w:p>
+    <w:p>
+      <w:pPr>
+        <w:pStyle w:val="Normal"/>
+      </w:pPr>
+    </w:p>
+    <w:p>
+      <w:r>
+        <w:br w:type="page"/>
+      </w:r>
+    </w:p>
+    <w:p>
+      <w:r>
+        <w:t>=== APPENDED ARTICLES (JUN 8 - JUN 15) ===</w:t>
+      </w:r>
+    </w:p>
+    <w:p>
+      <w:pPr>
+        <w:pStyle w:val="Normal"/>
+      </w:pPr>
+    </w:p>
+    <w:p>
+      <w:pPr>
+        <w:pStyle w:val="Normal"/>
+      </w:pPr>
+    </w:p>
+    <w:p>
+      <w:pPr>
+        <w:pStyle w:val="Normal"/>
+      </w:pPr>
+    </w:p>
+    <w:p>
+      <w:pPr>
+        <w:pStyle w:val="Normal"/>
+      </w:pPr>
+    </w:p>
+    <w:p>
+      <w:pPr>
+        <w:pStyle w:val="Normal"/>
+      </w:pPr>
+      <w:r>
+        <w:t>Punisher</w:t>
+      </w:r>
+    </w:p>
+    <w:p>
+      <w:pPr>
+        <w:pStyle w:val="Normal"/>
+      </w:pPr>
+    </w:p>
+    <w:p>
+      <w:pPr>
+        <w:pStyle w:val="Normal"/>
+      </w:pPr>
+    </w:p>
+    <w:p>
+      <w:pPr>
+        <w:pStyle w:val="Normal"/>
+      </w:pPr>
+      <w:r>
+        <w:t>@0x_Punisher</w:t>
+      </w:r>
+    </w:p>
+    <w:p>
+      <w:pPr>
+        <w:pStyle w:val="Normal"/>
+      </w:pPr>
+    </w:p>
+    <w:p>
+      <w:pPr>
+        <w:pStyle w:val="Normal"/>
+      </w:pPr>
+      <w:r>
+        <w:t>·</w:t>
+      </w:r>
+    </w:p>
+    <w:p>
+      <w:pPr>
+        <w:pStyle w:val="Normal"/>
+      </w:pPr>
+      <w:r>
+        <w:t>Jul 4</w:t>
+      </w:r>
+    </w:p>
+    <w:p>
+      <w:pPr>
+        <w:pStyle w:val="Normal"/>
+      </w:pPr>
+      <w:r>
+        <w:t>FOR US BOT DEVS: The speed war is already over and you LOST it. Colocated Asian market makers are hitting sub-10ms round trips to the CLOB. You're sitting at 80-120ms minimum just from geography. That gap is NOT closeable with better code, it's a physics problem. But here's what the fast money can't be bothered with: News and earnings markets stay mispriced for whole minutes after the number drops. FOMC, CPI, jobs reports... The book is full of wrong-priced shares for 8 to 10 seconds on average after resolution is obvious. Earnings markets sometimes stay broken past the 5-minute mark. You don't need 6ms to step into a 10-second window. You need to be watching the right slow market at the right moment, that's literally it. The colocated bots own the first 2 seconds and the liquid crypto markets. They don't bother with CPI markets sitting at 40c on a side that just resolved YES. That's yours. Ireland or Montreal VPS, clean event-driven connection, pre-staged orders ready to fire the instant the number hits. That's the whole setup. I stopped fighting the latency war on 5m BTC and pointed the same bot at slow news markets. My public wallet ($35k PnL): &lt;https://polymarket.com/@0x13f0bcec1e2e60ec9acc3bee4d2da2fe9694a50f-1774334442364?via=punisher&gt; Stop trying to win the race they've already won. Find the race nobody else is running.</w:t>
+      </w:r>
+    </w:p>
+    <w:p>
+      <w:pPr>
+        <w:pStyle w:val="Normal"/>
+      </w:pPr>
+    </w:p>
+    <w:p>
+      <w:pPr>
+        <w:pStyle w:val="Normal"/>
+      </w:pPr>
+    </w:p>
+    <w:p>
+      <w:pPr>
+        <w:pStyle w:val="Normal"/>
+      </w:pPr>
+    </w:p>
+    <w:p>
+      <w:pPr>
+        <w:pStyle w:val="Normal"/>
+      </w:pPr>
+    </w:p>
+    <w:p>
+      <w:pPr>
+        <w:pStyle w:val="Normal"/>
+      </w:pPr>
+      <w:r>
+        <w:t>Punisher</w:t>
+      </w:r>
+    </w:p>
+    <w:p>
+      <w:pPr>
+        <w:pStyle w:val="Normal"/>
+      </w:pPr>
+    </w:p>
+    <w:p>
+      <w:pPr>
+        <w:pStyle w:val="Normal"/>
+      </w:pPr>
+    </w:p>
+    <w:p>
+      <w:pPr>
+        <w:pStyle w:val="Normal"/>
+      </w:pPr>
+      <w:r>
+        <w:t>@0x_Punisher</w:t>
+      </w:r>
+    </w:p>
+    <w:p>
+      <w:pPr>
+        <w:pStyle w:val="Normal"/>
+      </w:pPr>
+    </w:p>
+    <w:p>
+      <w:pPr>
+        <w:pStyle w:val="Normal"/>
+      </w:pPr>
+      <w:r>
+        <w:t>·</w:t>
+      </w:r>
+    </w:p>
+    <w:p>
+      <w:pPr>
+        <w:pStyle w:val="Normal"/>
+      </w:pPr>
+      <w:r>
+        <w:t>Jul 4</w:t>
+      </w:r>
+    </w:p>
+    <w:p>
+      <w:pPr>
+        <w:pStyle w:val="Normal"/>
+      </w:pPr>
+      <w:r>
+        <w:t>IF YOUR BOTS ACTS LIKE THIS, I KNOW HOW TO FIX IT: Works fine in testing. Then live, at the moment a fill matters, it just FREEZES for a second. Misses the trade, comes back like nothing happened. I had the same problem. But today my bot hit $33k PnL: &lt;https://polymarket.com/@0x13f0bcec1e2e60ec9acc3bee4d2da2fe9694a50f-1774334442364?via=punisher&gt; Here's the trap hiding in how you built it: The cause is almost always the same. You built your bot on threads instead of async. And in Python, threads don't give you what you think they do. Python has a thing called the GIL that means your threads aren't really running at the same time. So when one part of your bot makes a slow call, waiting on an HTTP response, waiting on the network, the whole thing can stall behind it. Now picture that at the worst possible second. Your websocket is streaming price, your bot needs to read a tick and fire an order RIGHT NOW. But it's blocked, stuck waiting on some other slow call that hasn't returned yet. The fill window passes while your bot is frozen solid. It unfreezes a second later, totally unaware it just missed everything. This pairs with the silent websocket problem in the ugliest way. A blocked bot stops reading data, so now your feed is going stale AND your bot is frozen, at the same time, at the moment it matters most. The fix is to build it right from the start. &gt; Use asyncio, not threads, for everything IO Reading the websocket, hitting the API, placing orders, these are all waiting-on-the-network jobs, and async handles them without one blocking the others. &gt; Watch for the classic AI mistake AI constantly mixes things up here, it'll put an await inside a plain function, or forget to await something, and you get that "coroutine was never awaited" warning. That warning is not noise. It means a piece of your bot isn't actually running when you think it is. &gt; Never let one slow call block the hot path The path from tick to order has to stay clear, no slow operation allowed to sit in front of it. A bot that pauses for one second pauses at the only second that mattered. Build it async, keep the hot path clear.</w:t>
+      </w:r>
+    </w:p>
+    <w:p>
+      <w:pPr>
+        <w:pStyle w:val="Normal"/>
+      </w:pPr>
+    </w:p>
+    <w:p>
+      <w:pPr>
+        <w:pStyle w:val="Normal"/>
+      </w:pPr>
+    </w:p>
+    <w:p>
+      <w:pPr>
+        <w:pStyle w:val="Normal"/>
+      </w:pPr>
+    </w:p>
+    <w:p>
+      <w:pPr>
+        <w:pStyle w:val="Normal"/>
+      </w:pPr>
+    </w:p>
+    <w:p>
+      <w:pPr>
+        <w:pStyle w:val="Normal"/>
+      </w:pPr>
+      <w:r>
+        <w:t>Punisher</w:t>
+      </w:r>
+    </w:p>
+    <w:p>
+      <w:pPr>
+        <w:pStyle w:val="Normal"/>
+      </w:pPr>
+    </w:p>
+    <w:p>
+      <w:pPr>
+        <w:pStyle w:val="Normal"/>
+      </w:pPr>
+    </w:p>
+    <w:p>
+      <w:pPr>
+        <w:pStyle w:val="Normal"/>
+      </w:pPr>
+      <w:r>
+        <w:t>@0x_Punisher</w:t>
+      </w:r>
+    </w:p>
+    <w:p>
+      <w:pPr>
+        <w:pStyle w:val="Normal"/>
+      </w:pPr>
+    </w:p>
+    <w:p>
+      <w:pPr>
+        <w:pStyle w:val="Normal"/>
+      </w:pPr>
+      <w:r>
+        <w:t>·</w:t>
+      </w:r>
+    </w:p>
+    <w:p>
+      <w:pPr>
+        <w:pStyle w:val="Normal"/>
+      </w:pPr>
+      <w:r>
+        <w:t>Jul 5</w:t>
+      </w:r>
+    </w:p>
+    <w:p>
+      <w:pPr>
+        <w:pStyle w:val="Normal"/>
+      </w:pPr>
+      <w:r>
+        <w:t>Ever notice every printing wallet trades at 1c or 99c, almost never at 50c? That's not a coincidence. There's a fee formula that PROVES the middle of the book is a trap: Start with EV. EV = (p × b) − (1 − p) − fee That fee term is the killer, cause the fee is quadratic. It's tiny near the edges of the book and BRUTAL in the middle. At 1c or 99c, the fee is almost nothing, so it barely touches your EV. At 50c, the fee is at its maximum, and it eats straight through a thin directional edge. So run the math and it falls out on its own. Strategies at the extremes keep almost all their EV. Strategies in the middle hand most of it back in fees. This is WHY the durable edges cluster at the edges of the book. &gt; Sweepers buying decided outcomes at 99c &gt; Underdog value at a few cents &gt; Anything near 1c or 99c where the fee term nearly vanishes The 50c directional coin flip isn't just a coin flip. It's a coin flip taxed at the worst possible rate. I stopped trading the middle once the fee math made the edges obvious. Now my public wallet is sitting at $35k PnL only because i pay almost 0 fees. Proofs: &lt;https://polymarket.com/@0x13f0bcec1e2e60ec9acc3bee4d2da2fe9694a50f-1774334442364?via=punisher&gt; The book has a tax map. Just trade where the fee disappears, not where it peaks. Attaching a full sweeper bot build below.</w:t>
+      </w:r>
+    </w:p>
+    <w:p>
+      <w:pPr>
+        <w:pStyle w:val="Normal"/>
+      </w:pPr>
+    </w:p>
+    <w:p>
+      <w:pPr>
+        <w:pStyle w:val="Normal"/>
+      </w:pPr>
+    </w:p>
+    <w:p>
+      <w:pPr>
+        <w:pStyle w:val="Normal"/>
+      </w:pPr>
+      <w:r>
+        <w:t xml:space="preserve">THIS MISTAKE KILLS 97% OF POLYMARKET BOTS: You set a price floor so your bot never overpays for a coin flip. It filled WAY below your floor anyway. You didn't break anything. You just don't know how limit orders actually work. Here's the trap that turns your favorites into coin flips: First, the mechanism that bleeds you. Your bot checks the price at the moment it decides, say 0.71. That passes your floor, looks great, fire. But the order executes against the live book, and the book is thin. So it fills lower, down at 0.63. And 0.63 is not a favorite anymore. At 0.63 you're basically at a coin flip, which is exactly why that cheap-fill zone wins way less and quietly sinks the whole account. Now here's the part that took the longest to understand. You CANNOT enforce a price floor with a buy limit order. Ever. A limit on a BUY is a ceiling, not a floor. It means "pay no MORE than X." So a limit set at 0.71 will happily fill you at 0.63, because 0.63 is less than 0.71, and cheaper looks like a better deal to the order. The exact thing you were trying to prevent, your order treats as a win. Your floor was structurally impossible the whole time, just from how limit orders work. And it gets worse, cause this is adverse selection in disguise. You get those cheap fills exactly when the side is about to flip against you. The book hands you a bargain precisely when it's becoming a coin flip. My bot was NOT working until i fixed it. Now it prints DAILY: &lt;https://polymarket.com/@0x13f0bcec1e2e60ec9acc3bee4d2da2fe9694a50f-1774334442364?via=punisher&gt; The fix is a single guard, right before the order goes out: &gt; Read the live best ask, the actual price you're about to pay. &gt; If that price is below your floor, skip the trade entirely. Don't try to enforce it with the limit price, that's the trap. Enforce it with a hard check that reads the real fill price and bails if it's too cheap. Your bot already handles a skipped trade fine, so a skip costs you nothing. A bad cheap fill costs you the whole edge. A limit buy protects you from paying too much. Nothing protects you from paying too LITTLE except a guard you build yourself. </w:t>
+      </w:r>
+    </w:p>
+    <w:p>
+      <w:pPr>
+        <w:pStyle w:val="Normal"/>
+      </w:pPr>
+    </w:p>
+    <w:p>
+      <w:pPr>
+        <w:pStyle w:val="Normal"/>
+      </w:pPr>
+    </w:p>
+    <w:p>
+      <w:pPr>
+        <w:pStyle w:val="Normal"/>
+      </w:pPr>
+    </w:p>
+    <w:p>
+      <w:pPr>
+        <w:pStyle w:val="Normal"/>
+      </w:pPr>
+    </w:p>
+    <w:p>
+      <w:pPr>
+        <w:pStyle w:val="Normal"/>
+      </w:pPr>
+      <w:r>
+        <w:t>Punisher</w:t>
+      </w:r>
+    </w:p>
+    <w:p>
+      <w:pPr>
+        <w:pStyle w:val="Normal"/>
+      </w:pPr>
+    </w:p>
+    <w:p>
+      <w:pPr>
+        <w:pStyle w:val="Normal"/>
+      </w:pPr>
+    </w:p>
+    <w:p>
+      <w:pPr>
+        <w:pStyle w:val="Normal"/>
+      </w:pPr>
+      <w:r>
+        <w:t>@0x_Punisher</w:t>
+      </w:r>
+    </w:p>
+    <w:p>
+      <w:pPr>
+        <w:pStyle w:val="Normal"/>
+      </w:pPr>
+    </w:p>
+    <w:p>
+      <w:pPr>
+        <w:pStyle w:val="Normal"/>
+      </w:pPr>
+      <w:r>
+        <w:t>·</w:t>
+      </w:r>
+    </w:p>
+    <w:p>
+      <w:pPr>
+        <w:pStyle w:val="Normal"/>
+      </w:pPr>
+      <w:r>
+        <w:t>Jul 5</w:t>
+      </w:r>
+    </w:p>
+    <w:p>
+      <w:pPr>
+        <w:pStyle w:val="Normal"/>
+      </w:pPr>
+      <w:r>
+        <w:t>Smth happened in the last 2 years that nobody is talking about loudly enough. For the first time in history, a 23 year old with a $300 laptop and wifi has access to the exact same tools as a senior quant at a hedge fund. Same AI. Same APIs. Same data. Same open source libraries. The only thing the quant has that you don't is the salary and the office. The actual building tools are identical. Think about what that means. Every advantage that used to come from expensive education, expensive infrastructure, expensive teams - it's flattened. A kid in a small town with no connections can now build something that competes with professional setups. I know because i am that kid. 6 months in, running bots, public wallets, no degree, no team. This window is NOT going to stay open forever. Big money always figures out how to rebuild the walls eventually. Right now the walls are down and almost nobody is walking through. Use it while it's open.</w:t>
+      </w:r>
+    </w:p>
+    <w:p>
+      <w:pPr>
+        <w:pStyle w:val="Normal"/>
+      </w:pPr>
+    </w:p>
+    <w:p>
+      <w:pPr>
+        <w:pStyle w:val="Normal"/>
+      </w:pPr>
+    </w:p>
+    <w:p>
+      <w:pPr>
+        <w:pStyle w:val="Normal"/>
+      </w:pPr>
+    </w:p>
+    <w:p>
+      <w:pPr>
+        <w:pStyle w:val="Normal"/>
+      </w:pPr>
+    </w:p>
+    <w:p>
+      <w:pPr>
+        <w:pStyle w:val="Normal"/>
+      </w:pPr>
+      <w:r>
+        <w:t>Punisher</w:t>
+      </w:r>
+    </w:p>
+    <w:p>
+      <w:pPr>
+        <w:pStyle w:val="Normal"/>
+      </w:pPr>
+    </w:p>
+    <w:p>
+      <w:pPr>
+        <w:pStyle w:val="Normal"/>
+      </w:pPr>
+    </w:p>
+    <w:p>
+      <w:pPr>
+        <w:pStyle w:val="Normal"/>
+      </w:pPr>
+      <w:r>
+        <w:t>@0x_Punisher</w:t>
+      </w:r>
+    </w:p>
+    <w:p>
+      <w:pPr>
+        <w:pStyle w:val="Normal"/>
+      </w:pPr>
+    </w:p>
+    <w:p>
+      <w:pPr>
+        <w:pStyle w:val="Normal"/>
+      </w:pPr>
+      <w:r>
+        <w:t>·</w:t>
+      </w:r>
+    </w:p>
+    <w:p>
+      <w:pPr>
+        <w:pStyle w:val="Normal"/>
+      </w:pPr>
+      <w:r>
+        <w:t>Jul 6</w:t>
+      </w:r>
+    </w:p>
+    <w:p>
+      <w:pPr>
+        <w:pStyle w:val="Normal"/>
+      </w:pPr>
+      <w:r>
+        <w:t>AI will build you a Polymarket bot in an hour. Then it will quietly make you poor over the next month. You won't even see how. Here are the 4 places your bot betrays you: &gt; Backtest is a fantasy Ask AI to backtest and it does one thing: Looks at your entry price, looks at the resolution price, draws a line between them. "81% win rate, you're a genius." No fill rates. No order book depth. No other bots taking your spot. Your real number is 20 points lower and you deploy on the fake one. Here's what to do instead: Open this tool: &lt;http://polyhistorical.com/?ref=punisher&gt; Pick your subscription type (i use Pro) and backtest any strategy here. They collected all the data you need to receive the most accurate result. Tick data, snapshots, resolved markets and resolutions. &gt; It overfits and calls it alpha AI is a ruthless optimist. Give it data and it finds tiny loophole pockets to drive a train through. "Skip 17c up bets on Tuesdays for +38% ROI." All bs that dies the second it touches a live market. Bots that survive use 1 or 2 signals. Not 9 filters stacked on a coincidence. &gt; Same input, different output Trading needs determinism. Same input must always give the same output. LLMs don't work like that - ask twice, get two answers. A bot that sometimes does something different is not a strategy. It's uncontrolled risk wearing a strategy costume. &gt; It drags you into complexity AI loves to add hedging, rebalancing, merging, cross-window arb, five signals. It sounds smart and feels productive. None of the top bots do any of that. Every layer you add is one more thing that breaks at 3am while you sleep. So should you stop using AI? No, use it. Just stop trusting it with the parts that matter. &gt; Let it write the plumbing &gt; Never let it near your edge or your backtest &gt; Force it to use TOML files, it kills almost all the drift. &gt; More than 2 signals? AI tricked you so rip them out. I've built 1,000+ bots already. The ones that print are the dumbest ones (the ones I let AI touch the least). Take my sweeper bot as example: &lt;http://polymarket.com/@0x13f0bcec1e2e60ec9acc3bee4d2da2fe9694a50f-1774334442364?via=punisher&gt; AI will hand you a bot but it will never hand you an edge. That part is still on you.</w:t>
+      </w:r>
+    </w:p>
+    <w:p>
+      <w:pPr>
+        <w:pStyle w:val="Normal"/>
+      </w:pPr>
+    </w:p>
+    <w:p>
+      <w:pPr>
+        <w:pStyle w:val="Normal"/>
+      </w:pPr>
+      <w:r>
+        <w:br/>
+        <w:t>Punisher</w:t>
+      </w:r>
+    </w:p>
+    <w:p>
+      <w:pPr>
+        <w:pStyle w:val="Normal"/>
+      </w:pPr>
+    </w:p>
+    <w:p>
+      <w:pPr>
+        <w:pStyle w:val="Normal"/>
+      </w:pPr>
+    </w:p>
+    <w:p>
+      <w:pPr>
+        <w:pStyle w:val="Normal"/>
+      </w:pPr>
+      <w:r>
+        <w:t>@0x_Punisher</w:t>
+      </w:r>
+    </w:p>
+    <w:p>
+      <w:pPr>
+        <w:pStyle w:val="Normal"/>
+      </w:pPr>
+    </w:p>
+    <w:p>
+      <w:pPr>
+        <w:pStyle w:val="Normal"/>
+      </w:pPr>
+      <w:r>
+        <w:t>·</w:t>
+      </w:r>
+    </w:p>
+    <w:p>
+      <w:pPr>
+        <w:pStyle w:val="Normal"/>
+      </w:pPr>
+      <w:r>
+        <w:t>Jul 6</w:t>
+      </w:r>
+    </w:p>
+    <w:p>
+      <w:pPr>
+        <w:pStyle w:val="Normal"/>
+      </w:pPr>
+      <w:r>
+        <w:t>POLYMARKET BUILDERS PAY ATTENTION Not posting this twice. Preparing something for devs who actually build. I wanna build the best community of developers. Wait for the next post. Consider this an official announcement.</w:t>
+      </w:r>
+    </w:p>
+    <w:p>
+      <w:pPr>
+        <w:pStyle w:val="Normal"/>
+      </w:pPr>
+    </w:p>
+    <w:p>
+      <w:pPr>
+        <w:pStyle w:val="Normal"/>
+      </w:pPr>
+    </w:p>
+    <w:p>
+      <w:pPr>
+        <w:pStyle w:val="Normal"/>
+      </w:pPr>
+    </w:p>
+    <w:p>
+      <w:pPr>
+        <w:pStyle w:val="Normal"/>
+      </w:pPr>
+    </w:p>
+    <w:p>
+      <w:pPr>
+        <w:pStyle w:val="Normal"/>
+      </w:pPr>
+      <w:r>
+        <w:t>Punisher</w:t>
+      </w:r>
+    </w:p>
+    <w:p>
+      <w:pPr>
+        <w:pStyle w:val="Normal"/>
+      </w:pPr>
+    </w:p>
+    <w:p>
+      <w:pPr>
+        <w:pStyle w:val="Normal"/>
+      </w:pPr>
+    </w:p>
+    <w:p>
+      <w:pPr>
+        <w:pStyle w:val="Normal"/>
+      </w:pPr>
+      <w:r>
+        <w:t>@0x_Punisher</w:t>
+      </w:r>
+    </w:p>
+    <w:p>
+      <w:pPr>
+        <w:pStyle w:val="Normal"/>
+      </w:pPr>
+    </w:p>
+    <w:p>
+      <w:pPr>
+        <w:pStyle w:val="Normal"/>
+      </w:pPr>
+      <w:r>
+        <w:t>·</w:t>
+      </w:r>
+    </w:p>
+    <w:p>
+      <w:pPr>
+        <w:pStyle w:val="Normal"/>
+      </w:pPr>
+      <w:r>
+        <w:t>Jul 7</w:t>
+      </w:r>
+    </w:p>
+    <w:p>
+      <w:pPr>
+        <w:pStyle w:val="Normal"/>
+      </w:pPr>
+      <w:r>
+        <w:t xml:space="preserve">THIS MISTAKE IS WHY YOUR BOT BLEEDING Your backtest shows 80% win rate and your live bot is losing... You think it's latency, or fills, or bad luck. It's NONE of those. Your backtest is cheating. I had the same problem with my bot: &lt;https://polymarket.com/@0x13f0bcec1e2e60ec9acc3bee4d2da2fe9694a50f-1774334442364?via=punisher&gt; Now it's sitting at $32k PnL. Here's the bug hiding in almost every AI backtest: It's called look-ahead bias. In plain words: your strategy used information that did not exist yet at the moment it made the decision. It saw the future, scored itself a genius, and handed you a fantasy. This happens constantly. Especially when you let AI build the backtest, cause AI writes the happy path and never checks the timeline. Here's the rule that kills it: At the exact moment your strategy makes a decision, it can only use data that was actually available at that exact moment. Nothing from later. Not one candle. Now here's exactly how the future sneaks in, so you can hunt it in your own code: &gt; Future candle data Your signal at 9:00 quietly reads the 9:05 candle to confirm itself. Of course it looks profitable, it already knows the answer. &gt; Same-day close leaking in You're trading the open but your features use the day's closing price. That close hasn't happened yet when you trade. &gt; Global normalization You scaled your whole dataset using the min and max of the ENTIRE history. That includes future values, so every early prediction is secretly informed by data from months later. &gt; Centered rolling windows A centered moving average uses bars from BOTH sides of the current point. Half of those bars are in the future, the average is contaminated. &gt; Leaked labels The thing you're trying to predict accidentally slips into your features. The model isn't predicting, it's reading the answer key. Any single one of these turns a coin flip into a fake 80% bot. And the cruelest part is the backtest looks gorgeous right up until real money hits it. Then reality, which does NOT know the future, eats you alive. So before you trust any backtest, audit it with one question: At this exact decision point, would my bot really have known this? If the answer is no even once, your edge was never real. It was just future data wearing a costume. Now comes the best part: </w:t>
+      </w:r>
+    </w:p>
+    <w:p>
+      <w:pPr>
+        <w:pStyle w:val="Normal"/>
+      </w:pPr>
+      <w:r>
+        <w:t>@PolyHistorical</w:t>
+      </w:r>
+    </w:p>
+    <w:p>
+      <w:pPr>
+        <w:pStyle w:val="Normal"/>
+      </w:pPr>
+      <w:r>
+        <w:t>is backtesting your strategy for you. Go here: &lt;http://polyhistorical.com/?ref=punisher&gt; Pick any subscription type (i use Pro) and test everything here. This is what i do before launching any Polymarket bot. And their accuracy is too impressive to ignore. In next post i'll show exactly how to run a proper backtest step by step so don't miss it.</w:t>
+      </w:r>
+    </w:p>
+    <w:p>
+      <w:pPr>
+        <w:pStyle w:val="Normal"/>
+      </w:pPr>
+    </w:p>
+    <w:p>
+      <w:pPr>
+        <w:pStyle w:val="Normal"/>
+      </w:pPr>
+    </w:p>
+    <w:p>
+      <w:pPr>
+        <w:pStyle w:val="Normal"/>
+      </w:pPr>
+    </w:p>
+    <w:p>
+      <w:pPr>
+        <w:pStyle w:val="Normal"/>
+      </w:pPr>
+    </w:p>
+    <w:p>
+      <w:pPr>
+        <w:pStyle w:val="Normal"/>
+      </w:pPr>
+      <w:r>
+        <w:t>Punisher</w:t>
+      </w:r>
+    </w:p>
+    <w:p>
+      <w:pPr>
+        <w:pStyle w:val="Normal"/>
+      </w:pPr>
+    </w:p>
+    <w:p>
+      <w:pPr>
+        <w:pStyle w:val="Normal"/>
+      </w:pPr>
+    </w:p>
+    <w:p>
+      <w:pPr>
+        <w:pStyle w:val="Normal"/>
+      </w:pPr>
+      <w:r>
+        <w:t>@0x_Punisher</w:t>
+      </w:r>
+    </w:p>
+    <w:p>
+      <w:pPr>
+        <w:pStyle w:val="Normal"/>
+      </w:pPr>
+    </w:p>
+    <w:p>
+      <w:pPr>
+        <w:pStyle w:val="Normal"/>
+      </w:pPr>
+      <w:r>
+        <w:t>·</w:t>
+      </w:r>
+    </w:p>
+    <w:p>
+      <w:pPr>
+        <w:pStyle w:val="Normal"/>
+      </w:pPr>
+      <w:r>
+        <w:t>Jul 7</w:t>
+      </w:r>
+    </w:p>
+    <w:p>
+      <w:pPr>
+        <w:pStyle w:val="Normal"/>
+      </w:pPr>
+      <w:r>
+        <w:t>I told you how to manufacture liquidity from nothing. Now here's the part 2 that nobody warns you about. That trick has a hidden cost, and it bites exactly when you're already wrong. Here's the trap inside your own liquidity-manufacturing setup: Quick recap on the trick. The book is empty, you want UP at 60c. You split $1 into an UP and a DOWN share, then list the DOWN side at 40c. If the DOWN fills, you're left holding UP at an effective 60c, manufactured from nothing. Clean, right? Here's the question almost nobody asks. WHEN does that DOWN order actually fill? Your manufactured sell isn't filling randomly. It fills the moment someone is willing to buy DOWN. And people rush to buy DOWN when they think DOWN is about to win. So your DOWN sells exactly when the market is starting to lean against UP. Read that again. The fill that completes your manufactured UP position arrives precisely when UP is becoming the wrong side. That's adverse selection, and it's hiding inside the trick i taught you. You don't get filled when UP is cheap and obvious. You get filled when the smart money is leaning the other way and happy to take the side you're dumping. The manufacture worked. The timing is what's quietly against you. This is the same reason easy fills should scare you everywhere on this platform. If your resting order fills instantly, ask WHY someone was so eager to take it. Usually it's because they know something your bot doesn't, or saw it a half second sooner. So here's how you actually use the split trick without getting picked off: &gt; Only manufacture when you have a real signal behind the entry, not just because the book is empty. &gt; Never list your unwanted side at the midpoint, that's where adverse selection is worst. &gt; Track your manufactured fills separately, and if they win way less than your normal entries, the selection is eating you. Manufacturing a position is easy. Manufacturing it without becoming someone's exit liquidity is the actual skill. Leaving a full build guide below this post. Wait for part 3, preparing smth you'd never think of.</w:t>
+      </w:r>
+    </w:p>
+    <w:p>
+      <w:pPr>
+        <w:pStyle w:val="Normal"/>
+      </w:pPr>
+    </w:p>
+    <w:p>
+      <w:pPr>
+        <w:pStyle w:val="Normal"/>
+      </w:pPr>
+    </w:p>
+    <w:p>
+      <w:pPr>
+        <w:pStyle w:val="Normal"/>
+      </w:pPr>
+    </w:p>
+    <w:p>
+      <w:pPr>
+        <w:pStyle w:val="Normal"/>
+      </w:pPr>
+    </w:p>
+    <w:p>
+      <w:pPr>
+        <w:pStyle w:val="Normal"/>
+      </w:pPr>
+      <w:r>
+        <w:t>Punisher</w:t>
+      </w:r>
+    </w:p>
+    <w:p>
+      <w:pPr>
+        <w:pStyle w:val="Normal"/>
+      </w:pPr>
+    </w:p>
+    <w:p>
+      <w:pPr>
+        <w:pStyle w:val="Normal"/>
+      </w:pPr>
+    </w:p>
+    <w:p>
+      <w:pPr>
+        <w:pStyle w:val="Normal"/>
+      </w:pPr>
+      <w:r>
+        <w:t>@0x_Punisher</w:t>
+      </w:r>
+    </w:p>
+    <w:p>
+      <w:pPr>
+        <w:pStyle w:val="Normal"/>
+      </w:pPr>
+    </w:p>
+    <w:p>
+      <w:pPr>
+        <w:pStyle w:val="Normal"/>
+      </w:pPr>
+      <w:r>
+        <w:t>·</w:t>
+      </w:r>
+    </w:p>
+    <w:p>
+      <w:pPr>
+        <w:pStyle w:val="Normal"/>
+      </w:pPr>
+      <w:r>
+        <w:t>Jul 8</w:t>
+      </w:r>
+    </w:p>
+    <w:p>
+      <w:pPr>
+        <w:pStyle w:val="Normal"/>
+      </w:pPr>
+      <w:r>
+        <w:t>BILLION-DOLLAR FIRMS GATEKEEP THIS BEHIND $100K/YEAR PAYWALLS These 10 open-source repos do the same job for $0. No subscription, no seat license, no sales call. Just clone and run. I dug through every one so you don't have to. Save this before it's still under the radar: 1. TradingAgents A full AI trading desk on your machine. Analyst, researcher, trader and risk-manager agents debate before any call is made. Built by TauricResearch. ~80k stars. repo - https://github.com/TauricResearch/TradingAgents 2. OpenClaw The fastest repo to ever hit 100k stars. A self-hosted personal AI agent that lives inside WhatsApp, Telegram, Signal and Discord. Your agent, your machine, your data. repo - https://github.com/steipete/openclaw 3. OpenHands Autonomous AI software engineer. Writes code, runs tests, fixes bugs, opens PRs in a sandbox. 72% on SWE-Bench, at or above the paid alternatives. Formerly OpenDevin. ~70k stars. repo - https://github.com/All-Hands-AI/OpenHands 4. Vibe-Trading Your personal trading agent from HKUDS. Backtesting, research autopilot, paper trading across Binance, OKX, Alpaca and more, with hard risk gates. repo - https://github.com/HKUDS/Vibe-Trading 5. FinceptTerminal A Bloomberg alternative with no browser and nothing slow. Dozens of AI agents reasoning like real analysts, 100+ data connectors. Bloomberg charges $24k a year. repo - https://github.com/Fincept-Corporation/FinceptTerminal 6. AI-Trader Fully automated, agent-native trading platform. Now includes Polymarket paper trading with real market data and auto-settlement. Built by HKUDS. ~14k stars. repo - https://github.com/HKUDS/AI-Trader 7. Jan An open-source ChatGPT alternative that runs 100% offline on your own computer. No cloud, no API bill, nothing leaves your machine. ~40k stars. repo - https://github.com/menloresearch/jan 8. Ollama Run the latest open models locally with one command. The backbone of the entire local-AI movement. ~139k stars. repo - https://github.com/ollama/ollama 9. Open WebUI A polished, self-hosted chat frontend for your local models. Commercial-grade UI, plugs straight into Ollama. Full control, zero fees. ~142k stars. repo - https://github.com/open-webui/open-webui 10. n8n Fair-code workflow automation with native AI and 400+ integrations. Self-host the whole thing and stop renting Zapier. repo - https://github.com/n8n-io/n8n Ten repos and zero dollars spent. All real, all yours to run today. Bookmark it, star the ones you use and just build.</w:t>
+      </w:r>
+    </w:p>
+    <w:p>
+      <w:pPr>
+        <w:pStyle w:val="Normal"/>
+      </w:pPr>
+    </w:p>
+    <w:p>
+      <w:pPr>
+        <w:pStyle w:val="Normal"/>
+      </w:pPr>
+    </w:p>
+    <w:p>
+      <w:pPr>
+        <w:pStyle w:val="Normal"/>
+      </w:pPr>
+    </w:p>
+    <w:p>
+      <w:pPr>
+        <w:pStyle w:val="Normal"/>
+      </w:pPr>
+    </w:p>
+    <w:p>
+      <w:pPr>
+        <w:pStyle w:val="Normal"/>
+      </w:pPr>
+      <w:r>
+        <w:t>Punisher</w:t>
+      </w:r>
+    </w:p>
+    <w:p>
+      <w:pPr>
+        <w:pStyle w:val="Normal"/>
+      </w:pPr>
+    </w:p>
+    <w:p>
+      <w:pPr>
+        <w:pStyle w:val="Normal"/>
+      </w:pPr>
+    </w:p>
+    <w:p>
+      <w:pPr>
+        <w:pStyle w:val="Normal"/>
+      </w:pPr>
+      <w:r>
+        <w:t>@0x_Punisher</w:t>
+      </w:r>
+    </w:p>
+    <w:p>
+      <w:pPr>
+        <w:pStyle w:val="Normal"/>
+      </w:pPr>
+    </w:p>
+    <w:p>
+      <w:pPr>
+        <w:pStyle w:val="Normal"/>
+      </w:pPr>
+      <w:r>
+        <w:t>·</w:t>
+      </w:r>
+    </w:p>
+    <w:p>
+      <w:pPr>
+        <w:pStyle w:val="Normal"/>
+      </w:pPr>
+      <w:r>
+        <w:t>Jul 9</w:t>
+      </w:r>
+    </w:p>
+    <w:p>
+      <w:pPr>
+        <w:pStyle w:val="Normal"/>
+      </w:pPr>
+      <w:r>
+        <w:t>I KNOW WHY YOUR BOT IS LOSING. Same setup is why my bot was losing before. Today it hit $33k PnL: &lt;https://polymarket.com/@0x13f0bcec1e2e60ec9acc3bee4d2da2fe9694a50f-1774334442364?via=punisher&gt; Your bot ran fine for 10 minutes. Then it died on something it could've caught in the first SECOND. Wrong key, no allowance, empty balance, broken alerts. Here's the pre-flight check almost nobody builds: The mistake is letting your bot start trading before it's confirmed it can actually trade. It fires up, looks healthy, runs for ten minutes, then hits its first real order and dies on a problem that existed before it ever started. A bad API key. No USDC allowance set. Wrong wallet. Notifications that were never wired up. All of it was knowable at second one. So you build a startup gate that refuses to run until everything checks out. &gt; Validate your credentials before anything else Hit the API with a test call on boot, confirm the keys actually work, and refuse to start if they don't. &gt; Confirm balance and allowance up front Check the funder has USDC and the exchange has spending approval BEFORE the first window, not in the middle of one. &gt; Test your alerts on startup Fire a test message to your Telegram or Discord so you know you'll actually hear about it when something breaks. &gt; Fail loud and fail now If any check fails, stop cold and tell you exactly what's wrong. Failing in the first second with a clear message beats failing in ten minutes with a cryptic one. This is the front-end bookend of a safe bot. A startup check that refuses to run when you're not ready, and a kill switch that shuts it down when things go bad. Together they mean your bot only ever trades inside the window where it's actually safe to. A good bot doesn't just know when to stop. It knows when it was never ready to start. Go through the article below and i guarantee you'll find mistakes your bot is repeating daily.</w:t>
+      </w:r>
+    </w:p>
+    <w:p>
+      <w:pPr>
+        <w:pStyle w:val="Normal"/>
+      </w:pPr>
+    </w:p>
     <w:sectPr>
       <w:pgSz w:w="11906" w:h="16838"/>
       <w:pgMar w:top="1440" w:right="1440" w:bottom="1440" w:left="1440" w:header="708" w:footer="708" w:gutter="0"/>
